--- a/docs/cn/design/02_基本设计书_签名信息与比对.docx
+++ b/docs/cn/design/02_基本设计书_签名信息与比对.docx
@@ -342,7 +342,7 @@
         <w:rPr>
           <w:rFonts w:ascii="Microsoft YaHei" w:eastAsia="Microsoft YaHei" w:hAnsi="Microsoft YaHei"/>
         </w:rPr>
-        <w:t xml:space="preserve">承接的决定如下表。</w:t>
+        <w:t xml:space="preserve">承接的决定如下表。设计计划书的决定、待调查、未决的文字依第13章 1.2“从设计计划书的决定到概要设计书、基本设计的对应”与概要设计书的去向表（本章不转载，只载编号与项目划分中发现的遗漏）。</w:t>
       </w:r>
     </w:p>
     <w:tbl>
@@ -358,9 +358,9 @@
         </w:tblBorders>
       </w:tblPr>
       <w:tblGrid>
-        <w:gridCol w:w="977"/>
-        <w:gridCol w:w="2411"/>
-        <w:gridCol w:w="6250"/>
+        <w:gridCol w:w="897"/>
+        <w:gridCol w:w="2654"/>
+        <w:gridCol w:w="6087"/>
       </w:tblGrid>
       <w:tr>
         <w:trPr>
@@ -369,7 +369,7 @@
         </w:trPr>
         <w:tc>
           <w:tcPr>
-            <w:tcW w:type="dxa" w:w="977"/>
+            <w:tcW w:type="dxa" w:w="897"/>
             <w:tcBorders>
               <w:top w:val="single" w:color="A6B8D0" w:sz="4"/>
               <w:left w:val="single" w:color="A6B8D0" w:sz="4"/>
@@ -404,7 +404,7 @@
         </w:tc>
         <w:tc>
           <w:tcPr>
-            <w:tcW w:type="dxa" w:w="2411"/>
+            <w:tcW w:type="dxa" w:w="2654"/>
             <w:tcBorders>
               <w:top w:val="single" w:color="A6B8D0" w:sz="4"/>
               <w:left w:val="single" w:color="A6B8D0" w:sz="4"/>
@@ -439,7 +439,7 @@
         </w:tc>
         <w:tc>
           <w:tcPr>
-            <w:tcW w:type="dxa" w:w="6250"/>
+            <w:tcW w:type="dxa" w:w="6087"/>
             <w:tcBorders>
               <w:top w:val="single" w:color="A6B8D0" w:sz="4"/>
               <w:left w:val="single" w:color="A6B8D0" w:sz="4"/>
@@ -480,103 +480,103 @@
         </w:trPr>
         <w:tc>
           <w:tcPr>
-            <w:tcW w:type="dxa" w:w="977"/>
-            <w:tcBorders>
-              <w:top w:val="single" w:color="A6B8D0" w:sz="4"/>
-              <w:left w:val="single" w:color="A6B8D0" w:sz="4"/>
-              <w:bottom w:val="single" w:color="A6B8D0" w:sz="4"/>
-              <w:right w:val="single" w:color="A6B8D0" w:sz="4"/>
-            </w:tcBorders>
-            <w:tcMar>
-              <w:top w:type="dxa" w:w="50"/>
-              <w:left w:type="dxa" w:w="90"/>
-              <w:bottom w:type="dxa" w:w="50"/>
-              <w:right w:type="dxa" w:w="90"/>
-            </w:tcMar>
-          </w:tcPr>
-          <w:p>
-            <w:pPr>
-              <w:keepNext/>
-              <w:keepLines/>
-              <w:spacing w:after="0" w:before="0" w:line="280"/>
-            </w:pPr>
-            <w:r>
-              <w:rPr>
-                <w:rFonts w:ascii="Microsoft YaHei" w:eastAsia="Microsoft YaHei" w:hAnsi="Microsoft YaHei"/>
-                <w:b w:val="false"/>
-                <w:bCs w:val="false"/>
-                <w:sz w:val="18"/>
-                <w:szCs w:val="18"/>
-              </w:rPr>
-              <w:t xml:space="preserve">D-3-1</w:t>
-            </w:r>
-          </w:p>
-        </w:tc>
-        <w:tc>
-          <w:tcPr>
-            <w:tcW w:type="dxa" w:w="2411"/>
-            <w:tcBorders>
-              <w:top w:val="single" w:color="A6B8D0" w:sz="4"/>
-              <w:left w:val="single" w:color="A6B8D0" w:sz="4"/>
-              <w:bottom w:val="single" w:color="A6B8D0" w:sz="4"/>
-              <w:right w:val="single" w:color="A6B8D0" w:sz="4"/>
-            </w:tcBorders>
-            <w:tcMar>
-              <w:top w:type="dxa" w:w="50"/>
-              <w:left w:type="dxa" w:w="90"/>
-              <w:bottom w:type="dxa" w:w="50"/>
-              <w:right w:type="dxa" w:w="90"/>
-            </w:tcMar>
-          </w:tcPr>
-          <w:p>
-            <w:pPr>
-              <w:keepNext/>
-              <w:keepLines/>
-              <w:spacing w:after="0" w:before="0" w:line="280"/>
-            </w:pPr>
-            <w:r>
-              <w:rPr>
-                <w:rFonts w:ascii="Microsoft YaHei" w:eastAsia="Microsoft YaHei" w:hAnsi="Microsoft YaHei"/>
-                <w:b w:val="false"/>
-                <w:bCs w:val="false"/>
-                <w:sz w:val="18"/>
-                <w:szCs w:val="18"/>
-              </w:rPr>
-              <w:t xml:space="preserve">决定</w:t>
-            </w:r>
-          </w:p>
-        </w:tc>
-        <w:tc>
-          <w:tcPr>
-            <w:tcW w:type="dxa" w:w="6250"/>
-            <w:tcBorders>
-              <w:top w:val="single" w:color="A6B8D0" w:sz="4"/>
-              <w:left w:val="single" w:color="A6B8D0" w:sz="4"/>
-              <w:bottom w:val="single" w:color="A6B8D0" w:sz="4"/>
-              <w:right w:val="single" w:color="A6B8D0" w:sz="4"/>
-            </w:tcBorders>
-            <w:tcMar>
-              <w:top w:type="dxa" w:w="50"/>
-              <w:left w:type="dxa" w:w="90"/>
-              <w:bottom w:type="dxa" w:w="50"/>
-              <w:right w:type="dxa" w:w="90"/>
-            </w:tcMar>
-          </w:tcPr>
-          <w:p>
-            <w:pPr>
-              <w:keepNext/>
-              <w:keepLines/>
-              <w:spacing w:after="0" w:before="0" w:line="280"/>
-            </w:pPr>
-            <w:r>
-              <w:rPr>
-                <w:rFonts w:ascii="Microsoft YaHei" w:eastAsia="Microsoft YaHei" w:hAnsi="Microsoft YaHei"/>
-                <w:b w:val="false"/>
-                <w:bCs w:val="false"/>
-                <w:sz w:val="18"/>
-                <w:szCs w:val="18"/>
-              </w:rPr>
-              <w:t xml:space="preserve">使用者为图片的权利人（Coser及摄影师），以及经其中任一方授权者</w:t>
+            <w:tcW w:type="dxa" w:w="897"/>
+            <w:tcBorders>
+              <w:top w:val="single" w:color="A6B8D0" w:sz="4"/>
+              <w:left w:val="single" w:color="A6B8D0" w:sz="4"/>
+              <w:bottom w:val="single" w:color="A6B8D0" w:sz="4"/>
+              <w:right w:val="single" w:color="A6B8D0" w:sz="4"/>
+            </w:tcBorders>
+            <w:tcMar>
+              <w:top w:type="dxa" w:w="50"/>
+              <w:left w:type="dxa" w:w="90"/>
+              <w:bottom w:type="dxa" w:w="50"/>
+              <w:right w:type="dxa" w:w="90"/>
+            </w:tcMar>
+          </w:tcPr>
+          <w:p>
+            <w:pPr>
+              <w:keepNext/>
+              <w:keepLines/>
+              <w:spacing w:after="0" w:before="0" w:line="280"/>
+            </w:pPr>
+            <w:r>
+              <w:rPr>
+                <w:rFonts w:ascii="Microsoft YaHei" w:eastAsia="Microsoft YaHei" w:hAnsi="Microsoft YaHei"/>
+                <w:b w:val="false"/>
+                <w:bCs w:val="false"/>
+                <w:sz w:val="18"/>
+                <w:szCs w:val="18"/>
+              </w:rPr>
+              <w:t xml:space="preserve">A-4</w:t>
+            </w:r>
+          </w:p>
+        </w:tc>
+        <w:tc>
+          <w:tcPr>
+            <w:tcW w:type="dxa" w:w="2654"/>
+            <w:tcBorders>
+              <w:top w:val="single" w:color="A6B8D0" w:sz="4"/>
+              <w:left w:val="single" w:color="A6B8D0" w:sz="4"/>
+              <w:bottom w:val="single" w:color="A6B8D0" w:sz="4"/>
+              <w:right w:val="single" w:color="A6B8D0" w:sz="4"/>
+            </w:tcBorders>
+            <w:tcMar>
+              <w:top w:type="dxa" w:w="50"/>
+              <w:left w:type="dxa" w:w="90"/>
+              <w:bottom w:type="dxa" w:w="50"/>
+              <w:right w:type="dxa" w:w="90"/>
+            </w:tcMar>
+          </w:tcPr>
+          <w:p>
+            <w:pPr>
+              <w:keepNext/>
+              <w:keepLines/>
+              <w:spacing w:after="0" w:before="0" w:line="280"/>
+            </w:pPr>
+            <w:r>
+              <w:rPr>
+                <w:rFonts w:ascii="Microsoft YaHei" w:eastAsia="Microsoft YaHei" w:hAnsi="Microsoft YaHei"/>
+                <w:b w:val="false"/>
+                <w:bCs w:val="false"/>
+                <w:sz w:val="18"/>
+                <w:szCs w:val="18"/>
+              </w:rPr>
+              <w:t xml:space="preserve">项目划分中发现的遗漏</w:t>
+            </w:r>
+          </w:p>
+        </w:tc>
+        <w:tc>
+          <w:tcPr>
+            <w:tcW w:type="dxa" w:w="6087"/>
+            <w:tcBorders>
+              <w:top w:val="single" w:color="A6B8D0" w:sz="4"/>
+              <w:left w:val="single" w:color="A6B8D0" w:sz="4"/>
+              <w:bottom w:val="single" w:color="A6B8D0" w:sz="4"/>
+              <w:right w:val="single" w:color="A6B8D0" w:sz="4"/>
+            </w:tcBorders>
+            <w:tcMar>
+              <w:top w:type="dxa" w:w="50"/>
+              <w:left w:type="dxa" w:w="90"/>
+              <w:bottom w:type="dxa" w:w="50"/>
+              <w:right w:type="dxa" w:w="90"/>
+            </w:tcMar>
+          </w:tcPr>
+          <w:p>
+            <w:pPr>
+              <w:keepNext/>
+              <w:keepLines/>
+              <w:spacing w:after="0" w:before="0" w:line="280"/>
+            </w:pPr>
+            <w:r>
+              <w:rPr>
+                <w:rFonts w:ascii="Microsoft YaHei" w:eastAsia="Microsoft YaHei" w:hAnsi="Microsoft YaHei"/>
+                <w:b w:val="false"/>
+                <w:bCs w:val="false"/>
+                <w:sz w:val="18"/>
+                <w:szCs w:val="18"/>
+              </w:rPr>
+              <w:t xml:space="preserve">错误登记的订正，以及被冒充的真正权利人的救济</w:t>
             </w:r>
           </w:p>
         </w:tc>
@@ -588,103 +588,103 @@
         </w:trPr>
         <w:tc>
           <w:tcPr>
-            <w:tcW w:type="dxa" w:w="977"/>
-            <w:tcBorders>
-              <w:top w:val="single" w:color="A6B8D0" w:sz="4"/>
-              <w:left w:val="single" w:color="A6B8D0" w:sz="4"/>
-              <w:bottom w:val="single" w:color="A6B8D0" w:sz="4"/>
-              <w:right w:val="single" w:color="A6B8D0" w:sz="4"/>
-            </w:tcBorders>
-            <w:tcMar>
-              <w:top w:type="dxa" w:w="50"/>
-              <w:left w:type="dxa" w:w="90"/>
-              <w:bottom w:type="dxa" w:w="50"/>
-              <w:right w:type="dxa" w:w="90"/>
-            </w:tcMar>
-          </w:tcPr>
-          <w:p>
-            <w:pPr>
-              <w:keepNext/>
-              <w:keepLines/>
-              <w:spacing w:after="0" w:before="0" w:line="280"/>
-            </w:pPr>
-            <w:r>
-              <w:rPr>
-                <w:rFonts w:ascii="Microsoft YaHei" w:eastAsia="Microsoft YaHei" w:hAnsi="Microsoft YaHei"/>
-                <w:b w:val="false"/>
-                <w:bCs w:val="false"/>
-                <w:sz w:val="18"/>
-                <w:szCs w:val="18"/>
-              </w:rPr>
-              <w:t xml:space="preserve">D-3-6</w:t>
-            </w:r>
-          </w:p>
-        </w:tc>
-        <w:tc>
-          <w:tcPr>
-            <w:tcW w:type="dxa" w:w="2411"/>
-            <w:tcBorders>
-              <w:top w:val="single" w:color="A6B8D0" w:sz="4"/>
-              <w:left w:val="single" w:color="A6B8D0" w:sz="4"/>
-              <w:bottom w:val="single" w:color="A6B8D0" w:sz="4"/>
-              <w:right w:val="single" w:color="A6B8D0" w:sz="4"/>
-            </w:tcBorders>
-            <w:tcMar>
-              <w:top w:type="dxa" w:w="50"/>
-              <w:left w:type="dxa" w:w="90"/>
-              <w:bottom w:type="dxa" w:w="50"/>
-              <w:right w:type="dxa" w:w="90"/>
-            </w:tcMar>
-          </w:tcPr>
-          <w:p>
-            <w:pPr>
-              <w:keepNext/>
-              <w:keepLines/>
-              <w:spacing w:after="0" w:before="0" w:line="280"/>
-            </w:pPr>
-            <w:r>
-              <w:rPr>
-                <w:rFonts w:ascii="Microsoft YaHei" w:eastAsia="Microsoft YaHei" w:hAnsi="Microsoft YaHei"/>
-                <w:b w:val="false"/>
-                <w:bCs w:val="false"/>
-                <w:sz w:val="18"/>
-                <w:szCs w:val="18"/>
-              </w:rPr>
-              <w:t xml:space="preserve">决定</w:t>
-            </w:r>
-          </w:p>
-        </w:tc>
-        <w:tc>
-          <w:tcPr>
-            <w:tcW w:type="dxa" w:w="6250"/>
-            <w:tcBorders>
-              <w:top w:val="single" w:color="A6B8D0" w:sz="4"/>
-              <w:left w:val="single" w:color="A6B8D0" w:sz="4"/>
-              <w:bottom w:val="single" w:color="A6B8D0" w:sz="4"/>
-              <w:right w:val="single" w:color="A6B8D0" w:sz="4"/>
-            </w:tcBorders>
-            <w:tcMar>
-              <w:top w:type="dxa" w:w="50"/>
-              <w:left w:type="dxa" w:w="90"/>
-              <w:bottom w:type="dxa" w:w="50"/>
-              <w:right w:type="dxa" w:w="90"/>
-            </w:tcMar>
-          </w:tcPr>
-          <w:p>
-            <w:pPr>
-              <w:keepNext/>
-              <w:keepLines/>
-              <w:spacing w:after="0" w:before="0" w:line="280"/>
-            </w:pPr>
-            <w:r>
-              <w:rPr>
-                <w:rFonts w:ascii="Microsoft YaHei" w:eastAsia="Microsoft YaHei" w:hAnsi="Microsoft YaHei"/>
-                <w:b w:val="false"/>
-                <w:bCs w:val="false"/>
-                <w:sz w:val="18"/>
-                <w:szCs w:val="18"/>
-              </w:rPr>
-              <w:t xml:space="preserve">以无法排除冒充权利人者为前提，在第5章中规定比对的处理方式</w:t>
+            <w:tcW w:type="dxa" w:w="897"/>
+            <w:tcBorders>
+              <w:top w:val="single" w:color="A6B8D0" w:sz="4"/>
+              <w:left w:val="single" w:color="A6B8D0" w:sz="4"/>
+              <w:bottom w:val="single" w:color="A6B8D0" w:sz="4"/>
+              <w:right w:val="single" w:color="A6B8D0" w:sz="4"/>
+            </w:tcBorders>
+            <w:tcMar>
+              <w:top w:type="dxa" w:w="50"/>
+              <w:left w:type="dxa" w:w="90"/>
+              <w:bottom w:type="dxa" w:w="50"/>
+              <w:right w:type="dxa" w:w="90"/>
+            </w:tcMar>
+          </w:tcPr>
+          <w:p>
+            <w:pPr>
+              <w:keepNext/>
+              <w:keepLines/>
+              <w:spacing w:after="0" w:before="0" w:line="280"/>
+            </w:pPr>
+            <w:r>
+              <w:rPr>
+                <w:rFonts w:ascii="Microsoft YaHei" w:eastAsia="Microsoft YaHei" w:hAnsi="Microsoft YaHei"/>
+                <w:b w:val="false"/>
+                <w:bCs w:val="false"/>
+                <w:sz w:val="18"/>
+                <w:szCs w:val="18"/>
+              </w:rPr>
+              <w:t xml:space="preserve">A-7</w:t>
+            </w:r>
+          </w:p>
+        </w:tc>
+        <w:tc>
+          <w:tcPr>
+            <w:tcW w:type="dxa" w:w="2654"/>
+            <w:tcBorders>
+              <w:top w:val="single" w:color="A6B8D0" w:sz="4"/>
+              <w:left w:val="single" w:color="A6B8D0" w:sz="4"/>
+              <w:bottom w:val="single" w:color="A6B8D0" w:sz="4"/>
+              <w:right w:val="single" w:color="A6B8D0" w:sz="4"/>
+            </w:tcBorders>
+            <w:tcMar>
+              <w:top w:type="dxa" w:w="50"/>
+              <w:left w:type="dxa" w:w="90"/>
+              <w:bottom w:type="dxa" w:w="50"/>
+              <w:right w:type="dxa" w:w="90"/>
+            </w:tcMar>
+          </w:tcPr>
+          <w:p>
+            <w:pPr>
+              <w:keepNext/>
+              <w:keepLines/>
+              <w:spacing w:after="0" w:before="0" w:line="280"/>
+            </w:pPr>
+            <w:r>
+              <w:rPr>
+                <w:rFonts w:ascii="Microsoft YaHei" w:eastAsia="Microsoft YaHei" w:hAnsi="Microsoft YaHei"/>
+                <w:b w:val="false"/>
+                <w:bCs w:val="false"/>
+                <w:sz w:val="18"/>
+                <w:szCs w:val="18"/>
+              </w:rPr>
+              <w:t xml:space="preserve">项目划分中发现的遗漏</w:t>
+            </w:r>
+          </w:p>
+        </w:tc>
+        <w:tc>
+          <w:tcPr>
+            <w:tcW w:type="dxa" w:w="6087"/>
+            <w:tcBorders>
+              <w:top w:val="single" w:color="A6B8D0" w:sz="4"/>
+              <w:left w:val="single" w:color="A6B8D0" w:sz="4"/>
+              <w:bottom w:val="single" w:color="A6B8D0" w:sz="4"/>
+              <w:right w:val="single" w:color="A6B8D0" w:sz="4"/>
+            </w:tcBorders>
+            <w:tcMar>
+              <w:top w:type="dxa" w:w="50"/>
+              <w:left w:type="dxa" w:w="90"/>
+              <w:bottom w:type="dxa" w:w="50"/>
+              <w:right w:type="dxa" w:w="90"/>
+            </w:tcMar>
+          </w:tcPr>
+          <w:p>
+            <w:pPr>
+              <w:keepNext/>
+              <w:keepLines/>
+              <w:spacing w:after="0" w:before="0" w:line="280"/>
+            </w:pPr>
+            <w:r>
+              <w:rPr>
+                <w:rFonts w:ascii="Microsoft YaHei" w:eastAsia="Microsoft YaHei" w:hAnsi="Microsoft YaHei"/>
+                <w:b w:val="false"/>
+                <w:bCs w:val="false"/>
+                <w:sz w:val="18"/>
+                <w:szCs w:val="18"/>
+              </w:rPr>
+              <w:t xml:space="preserve">使用者身份确认信息的处理（第2版决定不进行身份确认，前提已不存在）</w:t>
             </w:r>
           </w:p>
         </w:tc>
@@ -696,921 +696,57 @@
         </w:trPr>
         <w:tc>
           <w:tcPr>
-            <w:tcW w:type="dxa" w:w="977"/>
-            <w:tcBorders>
-              <w:top w:val="single" w:color="A6B8D0" w:sz="4"/>
-              <w:left w:val="single" w:color="A6B8D0" w:sz="4"/>
-              <w:bottom w:val="single" w:color="A6B8D0" w:sz="4"/>
-              <w:right w:val="single" w:color="A6B8D0" w:sz="4"/>
-            </w:tcBorders>
-            <w:tcMar>
-              <w:top w:type="dxa" w:w="50"/>
-              <w:left w:type="dxa" w:w="90"/>
-              <w:bottom w:type="dxa" w:w="50"/>
-              <w:right w:type="dxa" w:w="90"/>
-            </w:tcMar>
-          </w:tcPr>
-          <w:p>
-            <w:pPr>
-              <w:keepNext/>
-              <w:keepLines/>
-              <w:spacing w:after="0" w:before="0" w:line="280"/>
-            </w:pPr>
-            <w:r>
-              <w:rPr>
-                <w:rFonts w:ascii="Microsoft YaHei" w:eastAsia="Microsoft YaHei" w:hAnsi="Microsoft YaHei"/>
-                <w:b w:val="false"/>
-                <w:bCs w:val="false"/>
-                <w:sz w:val="18"/>
-                <w:szCs w:val="18"/>
-              </w:rPr>
-              <w:t xml:space="preserve">D-5-1</w:t>
-            </w:r>
-          </w:p>
-        </w:tc>
-        <w:tc>
-          <w:tcPr>
-            <w:tcW w:type="dxa" w:w="2411"/>
-            <w:tcBorders>
-              <w:top w:val="single" w:color="A6B8D0" w:sz="4"/>
-              <w:left w:val="single" w:color="A6B8D0" w:sz="4"/>
-              <w:bottom w:val="single" w:color="A6B8D0" w:sz="4"/>
-              <w:right w:val="single" w:color="A6B8D0" w:sz="4"/>
-            </w:tcBorders>
-            <w:tcMar>
-              <w:top w:type="dxa" w:w="50"/>
-              <w:left w:type="dxa" w:w="90"/>
-              <w:bottom w:type="dxa" w:w="50"/>
-              <w:right w:type="dxa" w:w="90"/>
-            </w:tcMar>
-          </w:tcPr>
-          <w:p>
-            <w:pPr>
-              <w:keepNext/>
-              <w:keepLines/>
-              <w:spacing w:after="0" w:before="0" w:line="280"/>
-            </w:pPr>
-            <w:r>
-              <w:rPr>
-                <w:rFonts w:ascii="Microsoft YaHei" w:eastAsia="Microsoft YaHei" w:hAnsi="Microsoft YaHei"/>
-                <w:b w:val="false"/>
-                <w:bCs w:val="false"/>
-                <w:sz w:val="18"/>
-                <w:szCs w:val="18"/>
-              </w:rPr>
-              <w:t xml:space="preserve">决定</w:t>
-            </w:r>
-          </w:p>
-        </w:tc>
-        <w:tc>
-          <w:tcPr>
-            <w:tcW w:type="dxa" w:w="6250"/>
-            <w:tcBorders>
-              <w:top w:val="single" w:color="A6B8D0" w:sz="4"/>
-              <w:left w:val="single" w:color="A6B8D0" w:sz="4"/>
-              <w:bottom w:val="single" w:color="A6B8D0" w:sz="4"/>
-              <w:right w:val="single" w:color="A6B8D0" w:sz="4"/>
-            </w:tcBorders>
-            <w:tcMar>
-              <w:top w:type="dxa" w:w="50"/>
-              <w:left w:type="dxa" w:w="90"/>
-              <w:bottom w:type="dxa" w:w="50"/>
-              <w:right w:type="dxa" w:w="90"/>
-            </w:tcMar>
-          </w:tcPr>
-          <w:p>
-            <w:pPr>
-              <w:keepNext/>
-              <w:keepLines/>
-              <w:spacing w:after="0" w:before="0" w:line="280"/>
-            </w:pPr>
-            <w:r>
-              <w:rPr>
-                <w:rFonts w:ascii="Microsoft YaHei" w:eastAsia="Microsoft YaHei" w:hAnsi="Microsoft YaHei"/>
-                <w:b w:val="false"/>
-                <w:bCs w:val="false"/>
-                <w:sz w:val="18"/>
-                <w:szCs w:val="18"/>
-              </w:rPr>
-              <w:t xml:space="preserve">本系统不确认使用者，不收集使用者的信息。使用本系统不要求登记</w:t>
-            </w:r>
-          </w:p>
-        </w:tc>
-      </w:tr>
-      <w:tr>
-        <w:trPr>
-          <w:cantSplit/>
-          <w:tblHeader w:val="off"/>
-        </w:trPr>
-        <w:tc>
-          <w:tcPr>
-            <w:tcW w:type="dxa" w:w="977"/>
-            <w:tcBorders>
-              <w:top w:val="single" w:color="A6B8D0" w:sz="4"/>
-              <w:left w:val="single" w:color="A6B8D0" w:sz="4"/>
-              <w:bottom w:val="single" w:color="A6B8D0" w:sz="4"/>
-              <w:right w:val="single" w:color="A6B8D0" w:sz="4"/>
-            </w:tcBorders>
-            <w:tcMar>
-              <w:top w:type="dxa" w:w="50"/>
-              <w:left w:type="dxa" w:w="90"/>
-              <w:bottom w:type="dxa" w:w="50"/>
-              <w:right w:type="dxa" w:w="90"/>
-            </w:tcMar>
-          </w:tcPr>
-          <w:p>
-            <w:pPr>
-              <w:keepNext/>
-              <w:keepLines/>
-              <w:spacing w:after="0" w:before="0" w:line="280"/>
-            </w:pPr>
-            <w:r>
-              <w:rPr>
-                <w:rFonts w:ascii="Microsoft YaHei" w:eastAsia="Microsoft YaHei" w:hAnsi="Microsoft YaHei"/>
-                <w:b w:val="false"/>
-                <w:bCs w:val="false"/>
-                <w:sz w:val="18"/>
-                <w:szCs w:val="18"/>
-              </w:rPr>
-              <w:t xml:space="preserve">D-5-2</w:t>
-            </w:r>
-          </w:p>
-        </w:tc>
-        <w:tc>
-          <w:tcPr>
-            <w:tcW w:type="dxa" w:w="2411"/>
-            <w:tcBorders>
-              <w:top w:val="single" w:color="A6B8D0" w:sz="4"/>
-              <w:left w:val="single" w:color="A6B8D0" w:sz="4"/>
-              <w:bottom w:val="single" w:color="A6B8D0" w:sz="4"/>
-              <w:right w:val="single" w:color="A6B8D0" w:sz="4"/>
-            </w:tcBorders>
-            <w:tcMar>
-              <w:top w:type="dxa" w:w="50"/>
-              <w:left w:type="dxa" w:w="90"/>
-              <w:bottom w:type="dxa" w:w="50"/>
-              <w:right w:type="dxa" w:w="90"/>
-            </w:tcMar>
-          </w:tcPr>
-          <w:p>
-            <w:pPr>
-              <w:keepNext/>
-              <w:keepLines/>
-              <w:spacing w:after="0" w:before="0" w:line="280"/>
-            </w:pPr>
-            <w:r>
-              <w:rPr>
-                <w:rFonts w:ascii="Microsoft YaHei" w:eastAsia="Microsoft YaHei" w:hAnsi="Microsoft YaHei"/>
-                <w:b w:val="false"/>
-                <w:bCs w:val="false"/>
-                <w:sz w:val="18"/>
-                <w:szCs w:val="18"/>
-              </w:rPr>
-              <w:t xml:space="preserve">决定</w:t>
-            </w:r>
-          </w:p>
-        </w:tc>
-        <w:tc>
-          <w:tcPr>
-            <w:tcW w:type="dxa" w:w="6250"/>
-            <w:tcBorders>
-              <w:top w:val="single" w:color="A6B8D0" w:sz="4"/>
-              <w:left w:val="single" w:color="A6B8D0" w:sz="4"/>
-              <w:bottom w:val="single" w:color="A6B8D0" w:sz="4"/>
-              <w:right w:val="single" w:color="A6B8D0" w:sz="4"/>
-            </w:tcBorders>
-            <w:tcMar>
-              <w:top w:type="dxa" w:w="50"/>
-              <w:left w:type="dxa" w:w="90"/>
-              <w:bottom w:type="dxa" w:w="50"/>
-              <w:right w:type="dxa" w:w="90"/>
-            </w:tcMar>
-          </w:tcPr>
-          <w:p>
-            <w:pPr>
-              <w:keepNext/>
-              <w:keepLines/>
-              <w:spacing w:after="0" w:before="0" w:line="280"/>
-            </w:pPr>
-            <w:r>
-              <w:rPr>
-                <w:rFonts w:ascii="Microsoft YaHei" w:eastAsia="Microsoft YaHei" w:hAnsi="Microsoft YaHei"/>
-                <w:b w:val="false"/>
-                <w:bCs w:val="false"/>
-                <w:sz w:val="18"/>
-                <w:szCs w:val="18"/>
-              </w:rPr>
-              <w:t xml:space="preserve">C2PA签名的证书，根据使用者输入的信息在客户端应用内生成。不需要认证机构</w:t>
-            </w:r>
-          </w:p>
-        </w:tc>
-      </w:tr>
-      <w:tr>
-        <w:trPr>
-          <w:cantSplit/>
-          <w:tblHeader w:val="off"/>
-        </w:trPr>
-        <w:tc>
-          <w:tcPr>
-            <w:tcW w:type="dxa" w:w="977"/>
-            <w:tcBorders>
-              <w:top w:val="single" w:color="A6B8D0" w:sz="4"/>
-              <w:left w:val="single" w:color="A6B8D0" w:sz="4"/>
-              <w:bottom w:val="single" w:color="A6B8D0" w:sz="4"/>
-              <w:right w:val="single" w:color="A6B8D0" w:sz="4"/>
-            </w:tcBorders>
-            <w:tcMar>
-              <w:top w:type="dxa" w:w="50"/>
-              <w:left w:type="dxa" w:w="90"/>
-              <w:bottom w:type="dxa" w:w="50"/>
-              <w:right w:type="dxa" w:w="90"/>
-            </w:tcMar>
-          </w:tcPr>
-          <w:p>
-            <w:pPr>
-              <w:keepNext/>
-              <w:keepLines/>
-              <w:spacing w:after="0" w:before="0" w:line="280"/>
-            </w:pPr>
-            <w:r>
-              <w:rPr>
-                <w:rFonts w:ascii="Microsoft YaHei" w:eastAsia="Microsoft YaHei" w:hAnsi="Microsoft YaHei"/>
-                <w:b w:val="false"/>
-                <w:bCs w:val="false"/>
-                <w:sz w:val="18"/>
-                <w:szCs w:val="18"/>
-              </w:rPr>
-              <w:t xml:space="preserve">D-5-3</w:t>
-            </w:r>
-          </w:p>
-        </w:tc>
-        <w:tc>
-          <w:tcPr>
-            <w:tcW w:type="dxa" w:w="2411"/>
-            <w:tcBorders>
-              <w:top w:val="single" w:color="A6B8D0" w:sz="4"/>
-              <w:left w:val="single" w:color="A6B8D0" w:sz="4"/>
-              <w:bottom w:val="single" w:color="A6B8D0" w:sz="4"/>
-              <w:right w:val="single" w:color="A6B8D0" w:sz="4"/>
-            </w:tcBorders>
-            <w:tcMar>
-              <w:top w:type="dxa" w:w="50"/>
-              <w:left w:type="dxa" w:w="90"/>
-              <w:bottom w:type="dxa" w:w="50"/>
-              <w:right w:type="dxa" w:w="90"/>
-            </w:tcMar>
-          </w:tcPr>
-          <w:p>
-            <w:pPr>
-              <w:keepNext/>
-              <w:keepLines/>
-              <w:spacing w:after="0" w:before="0" w:line="280"/>
-            </w:pPr>
-            <w:r>
-              <w:rPr>
-                <w:rFonts w:ascii="Microsoft YaHei" w:eastAsia="Microsoft YaHei" w:hAnsi="Microsoft YaHei"/>
-                <w:b w:val="false"/>
-                <w:bCs w:val="false"/>
-                <w:sz w:val="18"/>
-                <w:szCs w:val="18"/>
-              </w:rPr>
-              <w:t xml:space="preserve">决定</w:t>
-            </w:r>
-          </w:p>
-        </w:tc>
-        <w:tc>
-          <w:tcPr>
-            <w:tcW w:type="dxa" w:w="6250"/>
-            <w:tcBorders>
-              <w:top w:val="single" w:color="A6B8D0" w:sz="4"/>
-              <w:left w:val="single" w:color="A6B8D0" w:sz="4"/>
-              <w:bottom w:val="single" w:color="A6B8D0" w:sz="4"/>
-              <w:right w:val="single" w:color="A6B8D0" w:sz="4"/>
-            </w:tcBorders>
-            <w:tcMar>
-              <w:top w:type="dxa" w:w="50"/>
-              <w:left w:type="dxa" w:w="90"/>
-              <w:bottom w:type="dxa" w:w="50"/>
-              <w:right w:type="dxa" w:w="90"/>
-            </w:tcMar>
-          </w:tcPr>
-          <w:p>
-            <w:pPr>
-              <w:keepNext/>
-              <w:keepLines/>
-              <w:spacing w:after="0" w:before="0" w:line="280"/>
-            </w:pPr>
-            <w:r>
-              <w:rPr>
-                <w:rFonts w:ascii="Microsoft YaHei" w:eastAsia="Microsoft YaHei" w:hAnsi="Microsoft YaHei"/>
-                <w:b w:val="false"/>
-                <w:bCs w:val="false"/>
-                <w:sz w:val="18"/>
-                <w:szCs w:val="18"/>
-              </w:rPr>
-              <w:t xml:space="preserve">冒充权利人者的行为（抢先签名、替换签名及反向申请）视为无法防止，提示比对的线索。不作判定</w:t>
-            </w:r>
-          </w:p>
-        </w:tc>
-      </w:tr>
-      <w:tr>
-        <w:trPr>
-          <w:cantSplit/>
-          <w:tblHeader w:val="off"/>
-        </w:trPr>
-        <w:tc>
-          <w:tcPr>
-            <w:tcW w:type="dxa" w:w="977"/>
-            <w:tcBorders>
-              <w:top w:val="single" w:color="A6B8D0" w:sz="4"/>
-              <w:left w:val="single" w:color="A6B8D0" w:sz="4"/>
-              <w:bottom w:val="single" w:color="A6B8D0" w:sz="4"/>
-              <w:right w:val="single" w:color="A6B8D0" w:sz="4"/>
-            </w:tcBorders>
-            <w:tcMar>
-              <w:top w:type="dxa" w:w="50"/>
-              <w:left w:type="dxa" w:w="90"/>
-              <w:bottom w:type="dxa" w:w="50"/>
-              <w:right w:type="dxa" w:w="90"/>
-            </w:tcMar>
-          </w:tcPr>
-          <w:p>
-            <w:pPr>
-              <w:keepNext/>
-              <w:keepLines/>
-              <w:spacing w:after="0" w:before="0" w:line="280"/>
-            </w:pPr>
-            <w:r>
-              <w:rPr>
-                <w:rFonts w:ascii="Microsoft YaHei" w:eastAsia="Microsoft YaHei" w:hAnsi="Microsoft YaHei"/>
-                <w:b w:val="false"/>
-                <w:bCs w:val="false"/>
-                <w:sz w:val="18"/>
-                <w:szCs w:val="18"/>
-              </w:rPr>
-              <w:t xml:space="preserve">D-5-4</w:t>
-            </w:r>
-          </w:p>
-        </w:tc>
-        <w:tc>
-          <w:tcPr>
-            <w:tcW w:type="dxa" w:w="2411"/>
-            <w:tcBorders>
-              <w:top w:val="single" w:color="A6B8D0" w:sz="4"/>
-              <w:left w:val="single" w:color="A6B8D0" w:sz="4"/>
-              <w:bottom w:val="single" w:color="A6B8D0" w:sz="4"/>
-              <w:right w:val="single" w:color="A6B8D0" w:sz="4"/>
-            </w:tcBorders>
-            <w:tcMar>
-              <w:top w:type="dxa" w:w="50"/>
-              <w:left w:type="dxa" w:w="90"/>
-              <w:bottom w:type="dxa" w:w="50"/>
-              <w:right w:type="dxa" w:w="90"/>
-            </w:tcMar>
-          </w:tcPr>
-          <w:p>
-            <w:pPr>
-              <w:keepNext/>
-              <w:keepLines/>
-              <w:spacing w:after="0" w:before="0" w:line="280"/>
-            </w:pPr>
-            <w:r>
-              <w:rPr>
-                <w:rFonts w:ascii="Microsoft YaHei" w:eastAsia="Microsoft YaHei" w:hAnsi="Microsoft YaHei"/>
-                <w:b w:val="false"/>
-                <w:bCs w:val="false"/>
-                <w:sz w:val="18"/>
-                <w:szCs w:val="18"/>
-              </w:rPr>
-              <w:t xml:space="preserve">决定</w:t>
-            </w:r>
-          </w:p>
-        </w:tc>
-        <w:tc>
-          <w:tcPr>
-            <w:tcW w:type="dxa" w:w="6250"/>
-            <w:tcBorders>
-              <w:top w:val="single" w:color="A6B8D0" w:sz="4"/>
-              <w:left w:val="single" w:color="A6B8D0" w:sz="4"/>
-              <w:bottom w:val="single" w:color="A6B8D0" w:sz="4"/>
-              <w:right w:val="single" w:color="A6B8D0" w:sz="4"/>
-            </w:tcBorders>
-            <w:tcMar>
-              <w:top w:type="dxa" w:w="50"/>
-              <w:left w:type="dxa" w:w="90"/>
-              <w:bottom w:type="dxa" w:w="50"/>
-              <w:right w:type="dxa" w:w="90"/>
-            </w:tcMar>
-          </w:tcPr>
-          <w:p>
-            <w:pPr>
-              <w:keepNext/>
-              <w:keepLines/>
-              <w:spacing w:after="0" w:before="0" w:line="280"/>
-            </w:pPr>
-            <w:r>
-              <w:rPr>
-                <w:rFonts w:ascii="Microsoft YaHei" w:eastAsia="Microsoft YaHei" w:hAnsi="Microsoft YaHei"/>
-                <w:b w:val="false"/>
-                <w:bCs w:val="false"/>
-                <w:sz w:val="18"/>
-                <w:szCs w:val="18"/>
-              </w:rPr>
-              <w:t xml:space="preserve">将本人性与权利性区分处理</w:t>
-            </w:r>
-          </w:p>
-        </w:tc>
-      </w:tr>
-      <w:tr>
-        <w:trPr>
-          <w:cantSplit/>
-          <w:tblHeader w:val="off"/>
-        </w:trPr>
-        <w:tc>
-          <w:tcPr>
-            <w:tcW w:type="dxa" w:w="977"/>
-            <w:tcBorders>
-              <w:top w:val="single" w:color="A6B8D0" w:sz="4"/>
-              <w:left w:val="single" w:color="A6B8D0" w:sz="4"/>
-              <w:bottom w:val="single" w:color="A6B8D0" w:sz="4"/>
-              <w:right w:val="single" w:color="A6B8D0" w:sz="4"/>
-            </w:tcBorders>
-            <w:tcMar>
-              <w:top w:type="dxa" w:w="50"/>
-              <w:left w:type="dxa" w:w="90"/>
-              <w:bottom w:type="dxa" w:w="50"/>
-              <w:right w:type="dxa" w:w="90"/>
-            </w:tcMar>
-          </w:tcPr>
-          <w:p>
-            <w:pPr>
-              <w:keepNext/>
-              <w:keepLines/>
-              <w:spacing w:after="0" w:before="0" w:line="280"/>
-            </w:pPr>
-            <w:r>
-              <w:rPr>
-                <w:rFonts w:ascii="Microsoft YaHei" w:eastAsia="Microsoft YaHei" w:hAnsi="Microsoft YaHei"/>
-                <w:b w:val="false"/>
-                <w:bCs w:val="false"/>
-                <w:sz w:val="18"/>
-                <w:szCs w:val="18"/>
-              </w:rPr>
-              <w:t xml:space="preserve">D-5-5</w:t>
-            </w:r>
-          </w:p>
-        </w:tc>
-        <w:tc>
-          <w:tcPr>
-            <w:tcW w:type="dxa" w:w="2411"/>
-            <w:tcBorders>
-              <w:top w:val="single" w:color="A6B8D0" w:sz="4"/>
-              <w:left w:val="single" w:color="A6B8D0" w:sz="4"/>
-              <w:bottom w:val="single" w:color="A6B8D0" w:sz="4"/>
-              <w:right w:val="single" w:color="A6B8D0" w:sz="4"/>
-            </w:tcBorders>
-            <w:tcMar>
-              <w:top w:type="dxa" w:w="50"/>
-              <w:left w:type="dxa" w:w="90"/>
-              <w:bottom w:type="dxa" w:w="50"/>
-              <w:right w:type="dxa" w:w="90"/>
-            </w:tcMar>
-          </w:tcPr>
-          <w:p>
-            <w:pPr>
-              <w:keepNext/>
-              <w:keepLines/>
-              <w:spacing w:after="0" w:before="0" w:line="280"/>
-            </w:pPr>
-            <w:r>
-              <w:rPr>
-                <w:rFonts w:ascii="Microsoft YaHei" w:eastAsia="Microsoft YaHei" w:hAnsi="Microsoft YaHei"/>
-                <w:b w:val="false"/>
-                <w:bCs w:val="false"/>
-                <w:sz w:val="18"/>
-                <w:szCs w:val="18"/>
-              </w:rPr>
-              <w:t xml:space="preserve">决定</w:t>
-            </w:r>
-          </w:p>
-        </w:tc>
-        <w:tc>
-          <w:tcPr>
-            <w:tcW w:type="dxa" w:w="6250"/>
-            <w:tcBorders>
-              <w:top w:val="single" w:color="A6B8D0" w:sz="4"/>
-              <w:left w:val="single" w:color="A6B8D0" w:sz="4"/>
-              <w:bottom w:val="single" w:color="A6B8D0" w:sz="4"/>
-              <w:right w:val="single" w:color="A6B8D0" w:sz="4"/>
-            </w:tcBorders>
-            <w:tcMar>
-              <w:top w:type="dxa" w:w="50"/>
-              <w:left w:type="dxa" w:w="90"/>
-              <w:bottom w:type="dxa" w:w="50"/>
-              <w:right w:type="dxa" w:w="90"/>
-            </w:tcMar>
-          </w:tcPr>
-          <w:p>
-            <w:pPr>
-              <w:keepNext/>
-              <w:keepLines/>
-              <w:spacing w:after="0" w:before="0" w:line="280"/>
-            </w:pPr>
-            <w:r>
-              <w:rPr>
-                <w:rFonts w:ascii="Microsoft YaHei" w:eastAsia="Microsoft YaHei" w:hAnsi="Microsoft YaHei"/>
-                <w:b w:val="false"/>
-                <w:bCs w:val="false"/>
-                <w:sz w:val="18"/>
-                <w:szCs w:val="18"/>
-              </w:rPr>
-              <w:t xml:space="preserve">本系统提供比对的手段，但不代为进行比对</w:t>
-            </w:r>
-          </w:p>
-        </w:tc>
-      </w:tr>
-      <w:tr>
-        <w:trPr>
-          <w:cantSplit/>
-          <w:tblHeader w:val="off"/>
-        </w:trPr>
-        <w:tc>
-          <w:tcPr>
-            <w:tcW w:type="dxa" w:w="977"/>
-            <w:tcBorders>
-              <w:top w:val="single" w:color="A6B8D0" w:sz="4"/>
-              <w:left w:val="single" w:color="A6B8D0" w:sz="4"/>
-              <w:bottom w:val="single" w:color="A6B8D0" w:sz="4"/>
-              <w:right w:val="single" w:color="A6B8D0" w:sz="4"/>
-            </w:tcBorders>
-            <w:tcMar>
-              <w:top w:type="dxa" w:w="50"/>
-              <w:left w:type="dxa" w:w="90"/>
-              <w:bottom w:type="dxa" w:w="50"/>
-              <w:right w:type="dxa" w:w="90"/>
-            </w:tcMar>
-          </w:tcPr>
-          <w:p>
-            <w:pPr>
-              <w:keepNext/>
-              <w:keepLines/>
-              <w:spacing w:after="0" w:before="0" w:line="280"/>
-            </w:pPr>
-            <w:r>
-              <w:rPr>
-                <w:rFonts w:ascii="Microsoft YaHei" w:eastAsia="Microsoft YaHei" w:hAnsi="Microsoft YaHei"/>
-                <w:b w:val="false"/>
-                <w:bCs w:val="false"/>
-                <w:sz w:val="18"/>
-                <w:szCs w:val="18"/>
-              </w:rPr>
-              <w:t xml:space="preserve">I-01</w:t>
-            </w:r>
-          </w:p>
-        </w:tc>
-        <w:tc>
-          <w:tcPr>
-            <w:tcW w:type="dxa" w:w="2411"/>
-            <w:tcBorders>
-              <w:top w:val="single" w:color="A6B8D0" w:sz="4"/>
-              <w:left w:val="single" w:color="A6B8D0" w:sz="4"/>
-              <w:bottom w:val="single" w:color="A6B8D0" w:sz="4"/>
-              <w:right w:val="single" w:color="A6B8D0" w:sz="4"/>
-            </w:tcBorders>
-            <w:tcMar>
-              <w:top w:type="dxa" w:w="50"/>
-              <w:left w:type="dxa" w:w="90"/>
-              <w:bottom w:type="dxa" w:w="50"/>
-              <w:right w:type="dxa" w:w="90"/>
-            </w:tcMar>
-          </w:tcPr>
-          <w:p>
-            <w:pPr>
-              <w:keepNext/>
-              <w:keepLines/>
-              <w:spacing w:after="0" w:before="0" w:line="280"/>
-            </w:pPr>
-            <w:r>
-              <w:rPr>
-                <w:rFonts w:ascii="Microsoft YaHei" w:eastAsia="Microsoft YaHei" w:hAnsi="Microsoft YaHei"/>
-                <w:b w:val="false"/>
-                <w:bCs w:val="false"/>
-                <w:sz w:val="18"/>
-                <w:szCs w:val="18"/>
-              </w:rPr>
-              <w:t xml:space="preserve">待调查</w:t>
-            </w:r>
-          </w:p>
-        </w:tc>
-        <w:tc>
-          <w:tcPr>
-            <w:tcW w:type="dxa" w:w="6250"/>
-            <w:tcBorders>
-              <w:top w:val="single" w:color="A6B8D0" w:sz="4"/>
-              <w:left w:val="single" w:color="A6B8D0" w:sz="4"/>
-              <w:bottom w:val="single" w:color="A6B8D0" w:sz="4"/>
-              <w:right w:val="single" w:color="A6B8D0" w:sz="4"/>
-            </w:tcBorders>
-            <w:tcMar>
-              <w:top w:type="dxa" w:w="50"/>
-              <w:left w:type="dxa" w:w="90"/>
-              <w:bottom w:type="dxa" w:w="50"/>
-              <w:right w:type="dxa" w:w="90"/>
-            </w:tcMar>
-          </w:tcPr>
-          <w:p>
-            <w:pPr>
-              <w:keepNext/>
-              <w:keepLines/>
-              <w:spacing w:after="0" w:before="0" w:line="280"/>
-            </w:pPr>
-            <w:r>
-              <w:rPr>
-                <w:rFonts w:ascii="Microsoft YaHei" w:eastAsia="Microsoft YaHei" w:hAnsi="Microsoft YaHei"/>
-                <w:b w:val="false"/>
-                <w:bCs w:val="false"/>
-                <w:sz w:val="18"/>
-                <w:szCs w:val="18"/>
-              </w:rPr>
-              <w:t xml:space="preserve">C2PA签名用证书</w:t>
-            </w:r>
-          </w:p>
-        </w:tc>
-      </w:tr>
-      <w:tr>
-        <w:trPr>
-          <w:cantSplit/>
-          <w:tblHeader w:val="off"/>
-        </w:trPr>
-        <w:tc>
-          <w:tcPr>
-            <w:tcW w:type="dxa" w:w="977"/>
-            <w:tcBorders>
-              <w:top w:val="single" w:color="A6B8D0" w:sz="4"/>
-              <w:left w:val="single" w:color="A6B8D0" w:sz="4"/>
-              <w:bottom w:val="single" w:color="A6B8D0" w:sz="4"/>
-              <w:right w:val="single" w:color="A6B8D0" w:sz="4"/>
-            </w:tcBorders>
-            <w:tcMar>
-              <w:top w:type="dxa" w:w="50"/>
-              <w:left w:type="dxa" w:w="90"/>
-              <w:bottom w:type="dxa" w:w="50"/>
-              <w:right w:type="dxa" w:w="90"/>
-            </w:tcMar>
-          </w:tcPr>
-          <w:p>
-            <w:pPr>
-              <w:keepNext/>
-              <w:keepLines/>
-              <w:spacing w:after="0" w:before="0" w:line="280"/>
-            </w:pPr>
-            <w:r>
-              <w:rPr>
-                <w:rFonts w:ascii="Microsoft YaHei" w:eastAsia="Microsoft YaHei" w:hAnsi="Microsoft YaHei"/>
-                <w:b w:val="false"/>
-                <w:bCs w:val="false"/>
-                <w:sz w:val="18"/>
-                <w:szCs w:val="18"/>
-              </w:rPr>
-              <w:t xml:space="preserve">I-02</w:t>
-            </w:r>
-          </w:p>
-        </w:tc>
-        <w:tc>
-          <w:tcPr>
-            <w:tcW w:type="dxa" w:w="2411"/>
-            <w:tcBorders>
-              <w:top w:val="single" w:color="A6B8D0" w:sz="4"/>
-              <w:left w:val="single" w:color="A6B8D0" w:sz="4"/>
-              <w:bottom w:val="single" w:color="A6B8D0" w:sz="4"/>
-              <w:right w:val="single" w:color="A6B8D0" w:sz="4"/>
-            </w:tcBorders>
-            <w:tcMar>
-              <w:top w:type="dxa" w:w="50"/>
-              <w:left w:type="dxa" w:w="90"/>
-              <w:bottom w:type="dxa" w:w="50"/>
-              <w:right w:type="dxa" w:w="90"/>
-            </w:tcMar>
-          </w:tcPr>
-          <w:p>
-            <w:pPr>
-              <w:keepNext/>
-              <w:keepLines/>
-              <w:spacing w:after="0" w:before="0" w:line="280"/>
-            </w:pPr>
-            <w:r>
-              <w:rPr>
-                <w:rFonts w:ascii="Microsoft YaHei" w:eastAsia="Microsoft YaHei" w:hAnsi="Microsoft YaHei"/>
-                <w:b w:val="false"/>
-                <w:bCs w:val="false"/>
-                <w:sz w:val="18"/>
-                <w:szCs w:val="18"/>
-              </w:rPr>
-              <w:t xml:space="preserve">待调查</w:t>
-            </w:r>
-          </w:p>
-        </w:tc>
-        <w:tc>
-          <w:tcPr>
-            <w:tcW w:type="dxa" w:w="6250"/>
-            <w:tcBorders>
-              <w:top w:val="single" w:color="A6B8D0" w:sz="4"/>
-              <w:left w:val="single" w:color="A6B8D0" w:sz="4"/>
-              <w:bottom w:val="single" w:color="A6B8D0" w:sz="4"/>
-              <w:right w:val="single" w:color="A6B8D0" w:sz="4"/>
-            </w:tcBorders>
-            <w:tcMar>
-              <w:top w:type="dxa" w:w="50"/>
-              <w:left w:type="dxa" w:w="90"/>
-              <w:bottom w:type="dxa" w:w="50"/>
-              <w:right w:type="dxa" w:w="90"/>
-            </w:tcMar>
-          </w:tcPr>
-          <w:p>
-            <w:pPr>
-              <w:keepNext/>
-              <w:keepLines/>
-              <w:spacing w:after="0" w:before="0" w:line="280"/>
-            </w:pPr>
-            <w:r>
-              <w:rPr>
-                <w:rFonts w:ascii="Microsoft YaHei" w:eastAsia="Microsoft YaHei" w:hAnsi="Microsoft YaHei"/>
-                <w:b w:val="false"/>
-                <w:bCs w:val="false"/>
-                <w:sz w:val="18"/>
-                <w:szCs w:val="18"/>
-              </w:rPr>
-              <w:t xml:space="preserve">声明所在账号与签名密钥的比对</w:t>
-            </w:r>
-          </w:p>
-        </w:tc>
-      </w:tr>
-      <w:tr>
-        <w:trPr>
-          <w:cantSplit/>
-          <w:tblHeader w:val="off"/>
-        </w:trPr>
-        <w:tc>
-          <w:tcPr>
-            <w:tcW w:type="dxa" w:w="977"/>
-            <w:tcBorders>
-              <w:top w:val="single" w:color="A6B8D0" w:sz="4"/>
-              <w:left w:val="single" w:color="A6B8D0" w:sz="4"/>
-              <w:bottom w:val="single" w:color="A6B8D0" w:sz="4"/>
-              <w:right w:val="single" w:color="A6B8D0" w:sz="4"/>
-            </w:tcBorders>
-            <w:tcMar>
-              <w:top w:type="dxa" w:w="50"/>
-              <w:left w:type="dxa" w:w="90"/>
-              <w:bottom w:type="dxa" w:w="50"/>
-              <w:right w:type="dxa" w:w="90"/>
-            </w:tcMar>
-          </w:tcPr>
-          <w:p>
-            <w:pPr>
-              <w:keepNext/>
-              <w:keepLines/>
-              <w:spacing w:after="0" w:before="0" w:line="280"/>
-            </w:pPr>
-            <w:r>
-              <w:rPr>
-                <w:rFonts w:ascii="Microsoft YaHei" w:eastAsia="Microsoft YaHei" w:hAnsi="Microsoft YaHei"/>
-                <w:b w:val="false"/>
-                <w:bCs w:val="false"/>
-                <w:sz w:val="18"/>
-                <w:szCs w:val="18"/>
-              </w:rPr>
-              <w:t xml:space="preserve">O-01</w:t>
-            </w:r>
-          </w:p>
-        </w:tc>
-        <w:tc>
-          <w:tcPr>
-            <w:tcW w:type="dxa" w:w="2411"/>
-            <w:tcBorders>
-              <w:top w:val="single" w:color="A6B8D0" w:sz="4"/>
-              <w:left w:val="single" w:color="A6B8D0" w:sz="4"/>
-              <w:bottom w:val="single" w:color="A6B8D0" w:sz="4"/>
-              <w:right w:val="single" w:color="A6B8D0" w:sz="4"/>
-            </w:tcBorders>
-            <w:tcMar>
-              <w:top w:type="dxa" w:w="50"/>
-              <w:left w:type="dxa" w:w="90"/>
-              <w:bottom w:type="dxa" w:w="50"/>
-              <w:right w:type="dxa" w:w="90"/>
-            </w:tcMar>
-          </w:tcPr>
-          <w:p>
-            <w:pPr>
-              <w:keepNext/>
-              <w:keepLines/>
-              <w:spacing w:after="0" w:before="0" w:line="280"/>
-            </w:pPr>
-            <w:r>
-              <w:rPr>
-                <w:rFonts w:ascii="Microsoft YaHei" w:eastAsia="Microsoft YaHei" w:hAnsi="Microsoft YaHei"/>
-                <w:b w:val="false"/>
-                <w:bCs w:val="false"/>
-                <w:sz w:val="18"/>
-                <w:szCs w:val="18"/>
-              </w:rPr>
-              <w:t xml:space="preserve">未决（在基本设计 第2章 4“比对的手段与线索”中决定）</w:t>
-            </w:r>
-          </w:p>
-        </w:tc>
-        <w:tc>
-          <w:tcPr>
-            <w:tcW w:type="dxa" w:w="6250"/>
-            <w:tcBorders>
-              <w:top w:val="single" w:color="A6B8D0" w:sz="4"/>
-              <w:left w:val="single" w:color="A6B8D0" w:sz="4"/>
-              <w:bottom w:val="single" w:color="A6B8D0" w:sz="4"/>
-              <w:right w:val="single" w:color="A6B8D0" w:sz="4"/>
-            </w:tcBorders>
-            <w:tcMar>
-              <w:top w:type="dxa" w:w="50"/>
-              <w:left w:type="dxa" w:w="90"/>
-              <w:bottom w:type="dxa" w:w="50"/>
-              <w:right w:type="dxa" w:w="90"/>
-            </w:tcMar>
-          </w:tcPr>
-          <w:p>
-            <w:pPr>
-              <w:keepNext/>
-              <w:keepLines/>
-              <w:spacing w:after="0" w:before="0" w:line="280"/>
-            </w:pPr>
-            <w:r>
-              <w:rPr>
-                <w:rFonts w:ascii="Microsoft YaHei" w:eastAsia="Microsoft YaHei" w:hAnsi="Microsoft YaHei"/>
-                <w:b w:val="false"/>
-                <w:bCs w:val="false"/>
-                <w:sz w:val="18"/>
-                <w:szCs w:val="18"/>
-              </w:rPr>
-              <w:t xml:space="preserve">比对线索的提示方式</w:t>
-            </w:r>
-          </w:p>
-        </w:tc>
-      </w:tr>
-      <w:tr>
-        <w:trPr>
-          <w:cantSplit/>
-          <w:tblHeader w:val="off"/>
-        </w:trPr>
-        <w:tc>
-          <w:tcPr>
-            <w:tcW w:type="dxa" w:w="977"/>
-            <w:tcBorders>
-              <w:top w:val="single" w:color="A6B8D0" w:sz="4"/>
-              <w:left w:val="single" w:color="A6B8D0" w:sz="4"/>
-              <w:bottom w:val="single" w:color="A6B8D0" w:sz="4"/>
-              <w:right w:val="single" w:color="A6B8D0" w:sz="4"/>
-            </w:tcBorders>
-            <w:tcMar>
-              <w:top w:type="dxa" w:w="50"/>
-              <w:left w:type="dxa" w:w="90"/>
-              <w:bottom w:type="dxa" w:w="50"/>
-              <w:right w:type="dxa" w:w="90"/>
-            </w:tcMar>
-          </w:tcPr>
-          <w:p>
-            <w:pPr>
-              <w:keepNext/>
-              <w:keepLines/>
-              <w:spacing w:after="0" w:before="0" w:line="280"/>
-            </w:pPr>
-            <w:r>
-              <w:rPr>
-                <w:rFonts w:ascii="Microsoft YaHei" w:eastAsia="Microsoft YaHei" w:hAnsi="Microsoft YaHei"/>
-                <w:b w:val="false"/>
-                <w:bCs w:val="false"/>
-                <w:sz w:val="18"/>
-                <w:szCs w:val="18"/>
-              </w:rPr>
-              <w:t xml:space="preserve">A-4</w:t>
-            </w:r>
-          </w:p>
-        </w:tc>
-        <w:tc>
-          <w:tcPr>
-            <w:tcW w:type="dxa" w:w="2411"/>
-            <w:tcBorders>
-              <w:top w:val="single" w:color="A6B8D0" w:sz="4"/>
-              <w:left w:val="single" w:color="A6B8D0" w:sz="4"/>
-              <w:bottom w:val="single" w:color="A6B8D0" w:sz="4"/>
-              <w:right w:val="single" w:color="A6B8D0" w:sz="4"/>
-            </w:tcBorders>
-            <w:tcMar>
-              <w:top w:type="dxa" w:w="50"/>
-              <w:left w:type="dxa" w:w="90"/>
-              <w:bottom w:type="dxa" w:w="50"/>
-              <w:right w:type="dxa" w:w="90"/>
-            </w:tcMar>
-          </w:tcPr>
-          <w:p>
-            <w:pPr>
-              <w:keepNext/>
+            <w:tcW w:type="dxa" w:w="897"/>
+            <w:tcBorders>
+              <w:top w:val="single" w:color="A6B8D0" w:sz="4"/>
+              <w:left w:val="single" w:color="A6B8D0" w:sz="4"/>
+              <w:bottom w:val="single" w:color="A6B8D0" w:sz="4"/>
+              <w:right w:val="single" w:color="A6B8D0" w:sz="4"/>
+            </w:tcBorders>
+            <w:tcMar>
+              <w:top w:type="dxa" w:w="50"/>
+              <w:left w:type="dxa" w:w="90"/>
+              <w:bottom w:type="dxa" w:w="50"/>
+              <w:right w:type="dxa" w:w="90"/>
+            </w:tcMar>
+          </w:tcPr>
+          <w:p>
+            <w:pPr>
+              <w:keepNext w:val="false"/>
+              <w:keepLines/>
+              <w:spacing w:after="0" w:before="0" w:line="280"/>
+            </w:pPr>
+            <w:r>
+              <w:rPr>
+                <w:rFonts w:ascii="Microsoft YaHei" w:eastAsia="Microsoft YaHei" w:hAnsi="Microsoft YaHei"/>
+                <w:b w:val="false"/>
+                <w:bCs w:val="false"/>
+                <w:sz w:val="18"/>
+                <w:szCs w:val="18"/>
+              </w:rPr>
+              <w:t xml:space="preserve">A-15</w:t>
+            </w:r>
+          </w:p>
+        </w:tc>
+        <w:tc>
+          <w:tcPr>
+            <w:tcW w:type="dxa" w:w="2654"/>
+            <w:tcBorders>
+              <w:top w:val="single" w:color="A6B8D0" w:sz="4"/>
+              <w:left w:val="single" w:color="A6B8D0" w:sz="4"/>
+              <w:bottom w:val="single" w:color="A6B8D0" w:sz="4"/>
+              <w:right w:val="single" w:color="A6B8D0" w:sz="4"/>
+            </w:tcBorders>
+            <w:tcMar>
+              <w:top w:type="dxa" w:w="50"/>
+              <w:left w:type="dxa" w:w="90"/>
+              <w:bottom w:type="dxa" w:w="50"/>
+              <w:right w:type="dxa" w:w="90"/>
+            </w:tcMar>
+          </w:tcPr>
+          <w:p>
+            <w:pPr>
+              <w:keepNext w:val="false"/>
               <w:keepLines/>
               <w:spacing w:after="0" w:before="0" w:line="280"/>
             </w:pPr>
@@ -1628,223 +764,7 @@
         </w:tc>
         <w:tc>
           <w:tcPr>
-            <w:tcW w:type="dxa" w:w="6250"/>
-            <w:tcBorders>
-              <w:top w:val="single" w:color="A6B8D0" w:sz="4"/>
-              <w:left w:val="single" w:color="A6B8D0" w:sz="4"/>
-              <w:bottom w:val="single" w:color="A6B8D0" w:sz="4"/>
-              <w:right w:val="single" w:color="A6B8D0" w:sz="4"/>
-            </w:tcBorders>
-            <w:tcMar>
-              <w:top w:type="dxa" w:w="50"/>
-              <w:left w:type="dxa" w:w="90"/>
-              <w:bottom w:type="dxa" w:w="50"/>
-              <w:right w:type="dxa" w:w="90"/>
-            </w:tcMar>
-          </w:tcPr>
-          <w:p>
-            <w:pPr>
-              <w:keepNext/>
-              <w:keepLines/>
-              <w:spacing w:after="0" w:before="0" w:line="280"/>
-            </w:pPr>
-            <w:r>
-              <w:rPr>
-                <w:rFonts w:ascii="Microsoft YaHei" w:eastAsia="Microsoft YaHei" w:hAnsi="Microsoft YaHei"/>
-                <w:b w:val="false"/>
-                <w:bCs w:val="false"/>
-                <w:sz w:val="18"/>
-                <w:szCs w:val="18"/>
-              </w:rPr>
-              <w:t xml:space="preserve">错误登记的订正，以及被冒充的真正权利人的救济</w:t>
-            </w:r>
-          </w:p>
-        </w:tc>
-      </w:tr>
-      <w:tr>
-        <w:trPr>
-          <w:cantSplit/>
-          <w:tblHeader w:val="off"/>
-        </w:trPr>
-        <w:tc>
-          <w:tcPr>
-            <w:tcW w:type="dxa" w:w="977"/>
-            <w:tcBorders>
-              <w:top w:val="single" w:color="A6B8D0" w:sz="4"/>
-              <w:left w:val="single" w:color="A6B8D0" w:sz="4"/>
-              <w:bottom w:val="single" w:color="A6B8D0" w:sz="4"/>
-              <w:right w:val="single" w:color="A6B8D0" w:sz="4"/>
-            </w:tcBorders>
-            <w:tcMar>
-              <w:top w:type="dxa" w:w="50"/>
-              <w:left w:type="dxa" w:w="90"/>
-              <w:bottom w:type="dxa" w:w="50"/>
-              <w:right w:type="dxa" w:w="90"/>
-            </w:tcMar>
-          </w:tcPr>
-          <w:p>
-            <w:pPr>
-              <w:keepNext/>
-              <w:keepLines/>
-              <w:spacing w:after="0" w:before="0" w:line="280"/>
-            </w:pPr>
-            <w:r>
-              <w:rPr>
-                <w:rFonts w:ascii="Microsoft YaHei" w:eastAsia="Microsoft YaHei" w:hAnsi="Microsoft YaHei"/>
-                <w:b w:val="false"/>
-                <w:bCs w:val="false"/>
-                <w:sz w:val="18"/>
-                <w:szCs w:val="18"/>
-              </w:rPr>
-              <w:t xml:space="preserve">A-7</w:t>
-            </w:r>
-          </w:p>
-        </w:tc>
-        <w:tc>
-          <w:tcPr>
-            <w:tcW w:type="dxa" w:w="2411"/>
-            <w:tcBorders>
-              <w:top w:val="single" w:color="A6B8D0" w:sz="4"/>
-              <w:left w:val="single" w:color="A6B8D0" w:sz="4"/>
-              <w:bottom w:val="single" w:color="A6B8D0" w:sz="4"/>
-              <w:right w:val="single" w:color="A6B8D0" w:sz="4"/>
-            </w:tcBorders>
-            <w:tcMar>
-              <w:top w:type="dxa" w:w="50"/>
-              <w:left w:type="dxa" w:w="90"/>
-              <w:bottom w:type="dxa" w:w="50"/>
-              <w:right w:type="dxa" w:w="90"/>
-            </w:tcMar>
-          </w:tcPr>
-          <w:p>
-            <w:pPr>
-              <w:keepNext/>
-              <w:keepLines/>
-              <w:spacing w:after="0" w:before="0" w:line="280"/>
-            </w:pPr>
-            <w:r>
-              <w:rPr>
-                <w:rFonts w:ascii="Microsoft YaHei" w:eastAsia="Microsoft YaHei" w:hAnsi="Microsoft YaHei"/>
-                <w:b w:val="false"/>
-                <w:bCs w:val="false"/>
-                <w:sz w:val="18"/>
-                <w:szCs w:val="18"/>
-              </w:rPr>
-              <w:t xml:space="preserve">项目划分中发现的遗漏</w:t>
-            </w:r>
-          </w:p>
-        </w:tc>
-        <w:tc>
-          <w:tcPr>
-            <w:tcW w:type="dxa" w:w="6250"/>
-            <w:tcBorders>
-              <w:top w:val="single" w:color="A6B8D0" w:sz="4"/>
-              <w:left w:val="single" w:color="A6B8D0" w:sz="4"/>
-              <w:bottom w:val="single" w:color="A6B8D0" w:sz="4"/>
-              <w:right w:val="single" w:color="A6B8D0" w:sz="4"/>
-            </w:tcBorders>
-            <w:tcMar>
-              <w:top w:type="dxa" w:w="50"/>
-              <w:left w:type="dxa" w:w="90"/>
-              <w:bottom w:type="dxa" w:w="50"/>
-              <w:right w:type="dxa" w:w="90"/>
-            </w:tcMar>
-          </w:tcPr>
-          <w:p>
-            <w:pPr>
-              <w:keepNext/>
-              <w:keepLines/>
-              <w:spacing w:after="0" w:before="0" w:line="280"/>
-            </w:pPr>
-            <w:r>
-              <w:rPr>
-                <w:rFonts w:ascii="Microsoft YaHei" w:eastAsia="Microsoft YaHei" w:hAnsi="Microsoft YaHei"/>
-                <w:b w:val="false"/>
-                <w:bCs w:val="false"/>
-                <w:sz w:val="18"/>
-                <w:szCs w:val="18"/>
-              </w:rPr>
-              <w:t xml:space="preserve">使用者身份确认信息的处理（第2版决定不进行身份确认，前提已不存在）</w:t>
-            </w:r>
-          </w:p>
-        </w:tc>
-      </w:tr>
-      <w:tr>
-        <w:trPr>
-          <w:cantSplit/>
-          <w:tblHeader w:val="off"/>
-        </w:trPr>
-        <w:tc>
-          <w:tcPr>
-            <w:tcW w:type="dxa" w:w="977"/>
-            <w:tcBorders>
-              <w:top w:val="single" w:color="A6B8D0" w:sz="4"/>
-              <w:left w:val="single" w:color="A6B8D0" w:sz="4"/>
-              <w:bottom w:val="single" w:color="A6B8D0" w:sz="4"/>
-              <w:right w:val="single" w:color="A6B8D0" w:sz="4"/>
-            </w:tcBorders>
-            <w:tcMar>
-              <w:top w:type="dxa" w:w="50"/>
-              <w:left w:type="dxa" w:w="90"/>
-              <w:bottom w:type="dxa" w:w="50"/>
-              <w:right w:type="dxa" w:w="90"/>
-            </w:tcMar>
-          </w:tcPr>
-          <w:p>
-            <w:pPr>
-              <w:keepNext w:val="false"/>
-              <w:keepLines/>
-              <w:spacing w:after="0" w:before="0" w:line="280"/>
-            </w:pPr>
-            <w:r>
-              <w:rPr>
-                <w:rFonts w:ascii="Microsoft YaHei" w:eastAsia="Microsoft YaHei" w:hAnsi="Microsoft YaHei"/>
-                <w:b w:val="false"/>
-                <w:bCs w:val="false"/>
-                <w:sz w:val="18"/>
-                <w:szCs w:val="18"/>
-              </w:rPr>
-              <w:t xml:space="preserve">A-15</w:t>
-            </w:r>
-          </w:p>
-        </w:tc>
-        <w:tc>
-          <w:tcPr>
-            <w:tcW w:type="dxa" w:w="2411"/>
-            <w:tcBorders>
-              <w:top w:val="single" w:color="A6B8D0" w:sz="4"/>
-              <w:left w:val="single" w:color="A6B8D0" w:sz="4"/>
-              <w:bottom w:val="single" w:color="A6B8D0" w:sz="4"/>
-              <w:right w:val="single" w:color="A6B8D0" w:sz="4"/>
-            </w:tcBorders>
-            <w:tcMar>
-              <w:top w:type="dxa" w:w="50"/>
-              <w:left w:type="dxa" w:w="90"/>
-              <w:bottom w:type="dxa" w:w="50"/>
-              <w:right w:type="dxa" w:w="90"/>
-            </w:tcMar>
-          </w:tcPr>
-          <w:p>
-            <w:pPr>
-              <w:keepNext w:val="false"/>
-              <w:keepLines/>
-              <w:spacing w:after="0" w:before="0" w:line="280"/>
-            </w:pPr>
-            <w:r>
-              <w:rPr>
-                <w:rFonts w:ascii="Microsoft YaHei" w:eastAsia="Microsoft YaHei" w:hAnsi="Microsoft YaHei"/>
-                <w:b w:val="false"/>
-                <w:bCs w:val="false"/>
-                <w:sz w:val="18"/>
-                <w:szCs w:val="18"/>
-              </w:rPr>
-              <w:t xml:space="preserve">项目划分中发现的遗漏</w:t>
-            </w:r>
-          </w:p>
-        </w:tc>
-        <w:tc>
-          <w:tcPr>
-            <w:tcW w:type="dxa" w:w="6250"/>
+            <w:tcW w:type="dxa" w:w="6087"/>
             <w:tcBorders>
               <w:top w:val="single" w:color="A6B8D0" w:sz="4"/>
               <w:left w:val="single" w:color="A6B8D0" w:sz="4"/>
@@ -3607,7 +2527,7 @@
                 <w:sz w:val="18"/>
                 <w:szCs w:val="18"/>
               </w:rPr>
-              <w:t xml:space="preserve">个人根证书的有效期为生成后40年，对生成后超过20年的个人根证书停止C2PA签名并要求重新生成。签名用证书的期限与发行它的个人根证书的期限相同。重新生成前的个人根证书作为“过去的个人根证书”留在终端，用于核验自己的旧输出、旧声明码与旧记录（3.6）。由此，任何图片的C2PA签名，自签名起至少20年内在一般的验证器中显示为有效</w:t>
+              <w:t xml:space="preserve">个人根证书的有效期，从固定的起点（2020-01-01）起，到首次取得可信时间戳之日的40年后为止（在此之前到2060年为止。取得可信时间戳时以同一密钥延长），不依赖终端的时钟（2026-09-30 NRSD的要求）。对生成后超过20年的个人根证书停止C2PA签名并要求重新生成。签名用证书的期限与发行它的个人根证书的期限相同。重新生成前的个人根证书作为“过去的个人根证书”留在终端，用于核验自己的旧输出、旧声明码与旧记录（3.6）。由此，任何图片的C2PA签名，自签名起至少20年内在一般的验证器中显示为有效</w:t>
             </w:r>
           </w:p>
         </w:tc>
@@ -3741,9 +2661,9 @@
         </w:tblBorders>
       </w:tblPr>
       <w:tblGrid>
-        <w:gridCol w:w="487"/>
-        <w:gridCol w:w="5576"/>
-        <w:gridCol w:w="3575"/>
+        <w:gridCol w:w="434"/>
+        <w:gridCol w:w="5369"/>
+        <w:gridCol w:w="3835"/>
       </w:tblGrid>
       <w:tr>
         <w:trPr>
@@ -3752,7 +2672,7 @@
         </w:trPr>
         <w:tc>
           <w:tcPr>
-            <w:tcW w:type="dxa" w:w="487"/>
+            <w:tcW w:type="dxa" w:w="434"/>
             <w:tcBorders>
               <w:top w:val="single" w:color="A6B8D0" w:sz="4"/>
               <w:left w:val="single" w:color="A6B8D0" w:sz="4"/>
@@ -3787,7 +2707,7 @@
         </w:tc>
         <w:tc>
           <w:tcPr>
-            <w:tcW w:type="dxa" w:w="5576"/>
+            <w:tcW w:type="dxa" w:w="5369"/>
             <w:tcBorders>
               <w:top w:val="single" w:color="A6B8D0" w:sz="4"/>
               <w:left w:val="single" w:color="A6B8D0" w:sz="4"/>
@@ -3822,7 +2742,7 @@
         </w:tc>
         <w:tc>
           <w:tcPr>
-            <w:tcW w:type="dxa" w:w="3575"/>
+            <w:tcW w:type="dxa" w:w="3835"/>
             <w:tcBorders>
               <w:top w:val="single" w:color="A6B8D0" w:sz="4"/>
               <w:left w:val="single" w:color="A6B8D0" w:sz="4"/>
@@ -3863,7 +2783,7 @@
         </w:trPr>
         <w:tc>
           <w:tcPr>
-            <w:tcW w:type="dxa" w:w="487"/>
+            <w:tcW w:type="dxa" w:w="434"/>
             <w:tcBorders>
               <w:top w:val="single" w:color="A6B8D0" w:sz="4"/>
               <w:left w:val="single" w:color="A6B8D0" w:sz="4"/>
@@ -3897,7 +2817,7 @@
         </w:tc>
         <w:tc>
           <w:tcPr>
-            <w:tcW w:type="dxa" w:w="5576"/>
+            <w:tcW w:type="dxa" w:w="5369"/>
             <w:tcBorders>
               <w:top w:val="single" w:color="A6B8D0" w:sz="4"/>
               <w:left w:val="single" w:color="A6B8D0" w:sz="4"/>
@@ -3931,7 +2851,7 @@
         </w:tc>
         <w:tc>
           <w:tcPr>
-            <w:tcW w:type="dxa" w:w="3575"/>
+            <w:tcW w:type="dxa" w:w="3835"/>
             <w:tcBorders>
               <w:top w:val="single" w:color="A6B8D0" w:sz="4"/>
               <w:left w:val="single" w:color="A6B8D0" w:sz="4"/>
@@ -3971,7 +2891,7 @@
         </w:trPr>
         <w:tc>
           <w:tcPr>
-            <w:tcW w:type="dxa" w:w="487"/>
+            <w:tcW w:type="dxa" w:w="434"/>
             <w:tcBorders>
               <w:top w:val="single" w:color="A6B8D0" w:sz="4"/>
               <w:left w:val="single" w:color="A6B8D0" w:sz="4"/>
@@ -4005,7 +2925,7 @@
         </w:tc>
         <w:tc>
           <w:tcPr>
-            <w:tcW w:type="dxa" w:w="5576"/>
+            <w:tcW w:type="dxa" w:w="5369"/>
             <w:tcBorders>
               <w:top w:val="single" w:color="A6B8D0" w:sz="4"/>
               <w:left w:val="single" w:color="A6B8D0" w:sz="4"/>
@@ -4039,7 +2959,7 @@
         </w:tc>
         <w:tc>
           <w:tcPr>
-            <w:tcW w:type="dxa" w:w="3575"/>
+            <w:tcW w:type="dxa" w:w="3835"/>
             <w:tcBorders>
               <w:top w:val="single" w:color="A6B8D0" w:sz="4"/>
               <w:left w:val="single" w:color="A6B8D0" w:sz="4"/>
@@ -4079,7 +2999,7 @@
         </w:trPr>
         <w:tc>
           <w:tcPr>
-            <w:tcW w:type="dxa" w:w="487"/>
+            <w:tcW w:type="dxa" w:w="434"/>
             <w:tcBorders>
               <w:top w:val="single" w:color="A6B8D0" w:sz="4"/>
               <w:left w:val="single" w:color="A6B8D0" w:sz="4"/>
@@ -4113,7 +3033,7 @@
         </w:tc>
         <w:tc>
           <w:tcPr>
-            <w:tcW w:type="dxa" w:w="5576"/>
+            <w:tcW w:type="dxa" w:w="5369"/>
             <w:tcBorders>
               <w:top w:val="single" w:color="A6B8D0" w:sz="4"/>
               <w:left w:val="single" w:color="A6B8D0" w:sz="4"/>
@@ -4147,7 +3067,7 @@
         </w:tc>
         <w:tc>
           <w:tcPr>
-            <w:tcW w:type="dxa" w:w="3575"/>
+            <w:tcW w:type="dxa" w:w="3835"/>
             <w:tcBorders>
               <w:top w:val="single" w:color="A6B8D0" w:sz="4"/>
               <w:left w:val="single" w:color="A6B8D0" w:sz="4"/>
@@ -4187,7 +3107,7 @@
         </w:trPr>
         <w:tc>
           <w:tcPr>
-            <w:tcW w:type="dxa" w:w="487"/>
+            <w:tcW w:type="dxa" w:w="434"/>
             <w:tcBorders>
               <w:top w:val="single" w:color="A6B8D0" w:sz="4"/>
               <w:left w:val="single" w:color="A6B8D0" w:sz="4"/>
@@ -4221,7 +3141,7 @@
         </w:tc>
         <w:tc>
           <w:tcPr>
-            <w:tcW w:type="dxa" w:w="5576"/>
+            <w:tcW w:type="dxa" w:w="5369"/>
             <w:tcBorders>
               <w:top w:val="single" w:color="A6B8D0" w:sz="4"/>
               <w:left w:val="single" w:color="A6B8D0" w:sz="4"/>
@@ -4249,13 +3169,13 @@
                 <w:sz w:val="18"/>
                 <w:szCs w:val="18"/>
               </w:rPr>
-              <w:t xml:space="preserve">（任意）创建备份文件（第8章 5“备份文件”）</w:t>
-            </w:r>
-          </w:p>
-        </w:tc>
-        <w:tc>
-          <w:tcPr>
-            <w:tcW w:type="dxa" w:w="3575"/>
+              <w:t xml:space="preserve">确定备份的存放处（第8章 5.5“备份的存放处与自动备份”。可跳过）</w:t>
+            </w:r>
+          </w:p>
+        </w:tc>
+        <w:tc>
+          <w:tcPr>
+            <w:tcW w:type="dxa" w:w="3835"/>
             <w:tcBorders>
               <w:top w:val="single" w:color="A6B8D0" w:sz="4"/>
               <w:left w:val="single" w:color="A6B8D0" w:sz="4"/>
@@ -4283,7 +3203,7 @@
                 <w:sz w:val="18"/>
                 <w:szCs w:val="18"/>
               </w:rPr>
-              <w:t xml:space="preserve">—</w:t>
+              <w:t xml:space="preserve">检测存放处并提议，之后自动创建备份</w:t>
             </w:r>
           </w:p>
         </w:tc>
@@ -5323,7 +4243,7 @@
                 <w:sz w:val="18"/>
                 <w:szCs w:val="18"/>
               </w:rPr>
-              <w:t xml:space="preserve">1至50个字符。规范化为NFC。不接受控制字符（U+0000至U+001F、U+007F至U+009F）、改变文字方向的字符（U+202A至U+202E、U+2066至U+2069、U+200E、U+200F）、零宽字符（U+200B至U+200D、U+FEFF）。去除前后的空白</w:t>
+              <w:t xml:space="preserve">1至50个字符。规范化为NFC。不接受控制字符（U+0000至U+001F、U+007F至U+009F）、改变文字方向的字符（U+202A至U+202E、U+2066至U+2069、U+200E、U+200F）、零宽字符（U+200B至U+200D、U+FEFF）。去除前后的空白。以UTS #39（Unicode Security Mechanisms）的restriction level的Highly Restrictive（允许日语的汉字、假名、拉丁字母混用）为上限，超过的混用（例：拉丁字母与西里尔字母）不接受（2026-10-01 NRSD的要求）</w:t>
             </w:r>
           </w:p>
         </w:tc>
@@ -5431,7 +4351,27 @@
                 <w:sz w:val="18"/>
                 <w:szCs w:val="18"/>
               </w:rPr>
-              <w:t xml:space="preserve">Cosplayer、摄影者、经授权者之一</w:t>
+              <w:t xml:space="preserve">Cosplayer、摄影者、经授权者之一。此处输入的是默认的角色，每次导出的作业可在G-08中更改，清单（</w:t>
+            </w:r>
+            <w:r>
+              <w:rPr>
+                <w:rFonts w:ascii="Consolas" w:eastAsia="Microsoft YaHei" w:hAnsi="Consolas"/>
+                <w:b w:val="false"/>
+                <w:bCs w:val="false"/>
+                <w:sz w:val="18"/>
+                <w:szCs w:val="18"/>
+              </w:rPr>
+              <w:t xml:space="preserve">cawg.identity</w:t>
+            </w:r>
+            <w:r>
+              <w:rPr>
+                <w:rFonts w:ascii="Microsoft YaHei" w:eastAsia="Microsoft YaHei" w:hAnsi="Microsoft YaHei"/>
+                <w:b w:val="false"/>
+                <w:bCs w:val="false"/>
+                <w:sz w:val="18"/>
+                <w:szCs w:val="18"/>
+              </w:rPr>
+              <w:t xml:space="preserve">的角色）中写入该作业的角色（为既拍摄也Cosplay的使用者）</w:t>
             </w:r>
           </w:p>
         </w:tc>
@@ -5559,7 +4499,7 @@
                 <w:sz w:val="18"/>
                 <w:szCs w:val="18"/>
               </w:rPr>
-              <w:t xml:space="preserve">开头的URL。长度至500个字符。主机名改为小写，去除查询（</w:t>
+              <w:t xml:space="preserve">开头的URL。长度至500个字符。数量至10个（初始值。抑制证书的SAN与C2PA的</w:t>
             </w:r>
             <w:r>
               <w:rPr>
@@ -5569,37 +4509,17 @@
                 <w:sz w:val="18"/>
                 <w:szCs w:val="18"/>
               </w:rPr>
-              <w:t xml:space="preserve">?</w:t>
-            </w:r>
-            <w:r>
-              <w:rPr>
-                <w:rFonts w:ascii="Microsoft YaHei" w:eastAsia="Microsoft YaHei" w:hAnsi="Microsoft YaHei"/>
-                <w:b w:val="false"/>
-                <w:bCs w:val="false"/>
-                <w:sz w:val="18"/>
-                <w:szCs w:val="18"/>
-              </w:rPr>
-              <w:t xml:space="preserve">之后）与片段（</w:t>
-            </w:r>
-            <w:r>
-              <w:rPr>
-                <w:rFonts w:ascii="Consolas" w:eastAsia="Microsoft YaHei" w:hAnsi="Consolas"/>
-                <w:b w:val="false"/>
-                <w:bCs w:val="false"/>
-                <w:sz w:val="18"/>
-                <w:szCs w:val="18"/>
-              </w:rPr>
-              <w:t xml:space="preserve">#</w:t>
-            </w:r>
-            <w:r>
-              <w:rPr>
-                <w:rFonts w:ascii="Microsoft YaHei" w:eastAsia="Microsoft YaHei" w:hAnsi="Microsoft YaHei"/>
-                <w:b w:val="false"/>
-                <w:bCs w:val="false"/>
-                <w:sz w:val="18"/>
-                <w:szCs w:val="18"/>
-              </w:rPr>
-              <w:t xml:space="preserve">之后）。对主要发布网站（X、Instagram、微博、小红书、Patreon、pixiv、pixivFANBOX、Bilibili）的主机名核对形式并加上发布网站的标记。其他主机名，显示一句确认的提示后接受</w:t>
+              <w:t xml:space="preserve">x5chain</w:t>
+            </w:r>
+            <w:r>
+              <w:rPr>
+                <w:rFonts w:ascii="Microsoft YaHei" w:eastAsia="Microsoft YaHei" w:hAnsi="Microsoft YaHei"/>
+                <w:b w:val="false"/>
+                <w:bCs w:val="false"/>
+                <w:sz w:val="18"/>
+                <w:szCs w:val="18"/>
+              </w:rPr>
+              <w:t xml:space="preserve">的大小）。规范化与发布网站的判定依第1章 10.10“URL与QR码的形式”。对主要发布网站（X、Instagram、微博、小红书、Patreon、pixiv、pixivFANBOX、Bilibili）核对形式并加上发布网站的标记（2026-09-30 NRSD的要求）。其他主机名，显示一句确认的提示后接受</w:t>
             </w:r>
           </w:p>
         </w:tc>
@@ -5939,8 +4859,8 @@
       </w:tblPr>
       <w:tblGrid>
         <w:gridCol w:w="1030"/>
-        <w:gridCol w:w="4424"/>
-        <w:gridCol w:w="4184"/>
+        <w:gridCol w:w="3351"/>
+        <w:gridCol w:w="5257"/>
       </w:tblGrid>
       <w:tr>
         <w:trPr>
@@ -5984,7 +4904,7 @@
         </w:tc>
         <w:tc>
           <w:tcPr>
-            <w:tcW w:type="dxa" w:w="4424"/>
+            <w:tcW w:type="dxa" w:w="3351"/>
             <w:tcBorders>
               <w:top w:val="single" w:color="A6B8D0" w:sz="4"/>
               <w:left w:val="single" w:color="A6B8D0" w:sz="4"/>
@@ -6019,7 +4939,7 @@
         </w:tc>
         <w:tc>
           <w:tcPr>
-            <w:tcW w:type="dxa" w:w="4184"/>
+            <w:tcW w:type="dxa" w:w="5257"/>
             <w:tcBorders>
               <w:top w:val="single" w:color="A6B8D0" w:sz="4"/>
               <w:left w:val="single" w:color="A6B8D0" w:sz="4"/>
@@ -6094,69 +5014,89 @@
         </w:tc>
         <w:tc>
           <w:tcPr>
-            <w:tcW w:type="dxa" w:w="4424"/>
-            <w:tcBorders>
-              <w:top w:val="single" w:color="A6B8D0" w:sz="4"/>
-              <w:left w:val="single" w:color="A6B8D0" w:sz="4"/>
-              <w:bottom w:val="single" w:color="A6B8D0" w:sz="4"/>
-              <w:right w:val="single" w:color="A6B8D0" w:sz="4"/>
-            </w:tcBorders>
-            <w:tcMar>
-              <w:top w:type="dxa" w:w="50"/>
-              <w:left w:type="dxa" w:w="90"/>
-              <w:bottom w:type="dxa" w:w="50"/>
-              <w:right w:type="dxa" w:w="90"/>
-            </w:tcMar>
-          </w:tcPr>
-          <w:p>
-            <w:pPr>
-              <w:keepNext/>
-              <w:keepLines/>
-              <w:spacing w:after="0" w:before="0" w:line="280"/>
-            </w:pPr>
-            <w:r>
-              <w:rPr>
-                <w:rFonts w:ascii="Microsoft YaHei" w:eastAsia="Microsoft YaHei" w:hAnsi="Microsoft YaHei"/>
-                <w:b w:val="false"/>
-                <w:bCs w:val="false"/>
-                <w:sz w:val="18"/>
-                <w:szCs w:val="18"/>
-              </w:rPr>
-              <w:t xml:space="preserve">自签名。认证机构的证书（Basic Constraints的cA为真）。主体为网名</w:t>
-            </w:r>
-          </w:p>
-        </w:tc>
-        <w:tc>
-          <w:tcPr>
-            <w:tcW w:type="dxa" w:w="4184"/>
-            <w:tcBorders>
-              <w:top w:val="single" w:color="A6B8D0" w:sz="4"/>
-              <w:left w:val="single" w:color="A6B8D0" w:sz="4"/>
-              <w:bottom w:val="single" w:color="A6B8D0" w:sz="4"/>
-              <w:right w:val="single" w:color="A6B8D0" w:sz="4"/>
-            </w:tcBorders>
-            <w:tcMar>
-              <w:top w:type="dxa" w:w="50"/>
-              <w:left w:type="dxa" w:w="90"/>
-              <w:bottom w:type="dxa" w:w="50"/>
-              <w:right w:type="dxa" w:w="90"/>
-            </w:tcMar>
-          </w:tcPr>
-          <w:p>
-            <w:pPr>
-              <w:keepNext/>
-              <w:keepLines/>
-              <w:spacing w:after="0" w:before="0" w:line="280"/>
-            </w:pPr>
-            <w:r>
-              <w:rPr>
-                <w:rFonts w:ascii="Microsoft YaHei" w:eastAsia="Microsoft YaHei" w:hAnsi="Microsoft YaHei"/>
-                <w:b w:val="false"/>
-                <w:bCs w:val="false"/>
-                <w:sz w:val="18"/>
-                <w:szCs w:val="18"/>
-              </w:rPr>
-              <w:t xml:space="preserve">40年（DD-2-11“证书有效期的长度使任何图片自签名起20年内都显示为有效”）</w:t>
+            <w:tcW w:type="dxa" w:w="3351"/>
+            <w:tcBorders>
+              <w:top w:val="single" w:color="A6B8D0" w:sz="4"/>
+              <w:left w:val="single" w:color="A6B8D0" w:sz="4"/>
+              <w:bottom w:val="single" w:color="A6B8D0" w:sz="4"/>
+              <w:right w:val="single" w:color="A6B8D0" w:sz="4"/>
+            </w:tcBorders>
+            <w:tcMar>
+              <w:top w:type="dxa" w:w="50"/>
+              <w:left w:type="dxa" w:w="90"/>
+              <w:bottom w:type="dxa" w:w="50"/>
+              <w:right w:type="dxa" w:w="90"/>
+            </w:tcMar>
+          </w:tcPr>
+          <w:p>
+            <w:pPr>
+              <w:keepNext/>
+              <w:keepLines/>
+              <w:spacing w:after="0" w:before="0" w:line="280"/>
+            </w:pPr>
+            <w:r>
+              <w:rPr>
+                <w:rFonts w:ascii="Microsoft YaHei" w:eastAsia="Microsoft YaHei" w:hAnsi="Microsoft YaHei"/>
+                <w:b w:val="false"/>
+                <w:bCs w:val="false"/>
+                <w:sz w:val="18"/>
+                <w:szCs w:val="18"/>
+              </w:rPr>
+              <w:t xml:space="preserve">自签名。认证机构证书（Basic Constraints的cA为真）。主体为网名</w:t>
+            </w:r>
+          </w:p>
+        </w:tc>
+        <w:tc>
+          <w:tcPr>
+            <w:tcW w:type="dxa" w:w="5257"/>
+            <w:tcBorders>
+              <w:top w:val="single" w:color="A6B8D0" w:sz="4"/>
+              <w:left w:val="single" w:color="A6B8D0" w:sz="4"/>
+              <w:bottom w:val="single" w:color="A6B8D0" w:sz="4"/>
+              <w:right w:val="single" w:color="A6B8D0" w:sz="4"/>
+            </w:tcBorders>
+            <w:tcMar>
+              <w:top w:type="dxa" w:w="50"/>
+              <w:left w:type="dxa" w:w="90"/>
+              <w:bottom w:type="dxa" w:w="50"/>
+              <w:right w:type="dxa" w:w="90"/>
+            </w:tcMar>
+          </w:tcPr>
+          <w:p>
+            <w:pPr>
+              <w:keepNext/>
+              <w:keepLines/>
+              <w:spacing w:after="0" w:before="0" w:line="280"/>
+            </w:pPr>
+            <w:r>
+              <w:rPr>
+                <w:rFonts w:ascii="Microsoft YaHei" w:eastAsia="Microsoft YaHei" w:hAnsi="Microsoft YaHei"/>
+                <w:b w:val="false"/>
+                <w:bCs w:val="false"/>
+                <w:sz w:val="18"/>
+                <w:szCs w:val="18"/>
+              </w:rPr>
+              <w:t xml:space="preserve">notBefore固定为2020-01-01T00:00:00Z。notAfter为首次获得时间戳之日（3.4）起40年。在此之前取2060-01-01T00:00:00Z与终端时钟的40年后中较晚者制作（即使2040年以后开始的使用者，首次时间戳之前签名的图片也显示自签名起20年有效。时钟超前也无害），首次获得时间戳时以同一密钥仅延长notAfter重新制作（密钥相同故声明码不变）。此时签名用证书也以同一密钥、同一期限重新制作（序列号更新。变更履历中记</w:t>
+            </w:r>
+            <w:r>
+              <w:rPr>
+                <w:rFonts w:ascii="Consolas" w:eastAsia="Microsoft YaHei" w:hAnsi="Consolas"/>
+                <w:b w:val="false"/>
+                <w:bCs w:val="false"/>
+                <w:sz w:val="18"/>
+                <w:szCs w:val="18"/>
+              </w:rPr>
+              <w:t xml:space="preserve">cert</w:t>
+            </w:r>
+            <w:r>
+              <w:rPr>
+                <w:rFonts w:ascii="Microsoft YaHei" w:eastAsia="Microsoft YaHei" w:hAnsi="Microsoft YaHei"/>
+                <w:b w:val="false"/>
+                <w:bCs w:val="false"/>
+                <w:sz w:val="18"/>
+                <w:szCs w:val="18"/>
+              </w:rPr>
+              <w:t xml:space="preserve">行）。不依赖终端时钟（2026-09-30 NRSD的要求）</w:t>
             </w:r>
           </w:p>
         </w:tc>
@@ -6202,7 +5142,7 @@
         </w:tc>
         <w:tc>
           <w:tcPr>
-            <w:tcW w:type="dxa" w:w="4424"/>
+            <w:tcW w:type="dxa" w:w="3351"/>
             <w:tcBorders>
               <w:top w:val="single" w:color="A6B8D0" w:sz="4"/>
               <w:left w:val="single" w:color="A6B8D0" w:sz="4"/>
@@ -6236,7 +5176,7 @@
         </w:tc>
         <w:tc>
           <w:tcPr>
-            <w:tcW w:type="dxa" w:w="4184"/>
+            <w:tcW w:type="dxa" w:w="5257"/>
             <w:tcBorders>
               <w:top w:val="single" w:color="A6B8D0" w:sz="4"/>
               <w:left w:val="single" w:color="A6B8D0" w:sz="4"/>
@@ -6599,6 +5539,24 @@
     <w:p>
       <w:pPr>
         <w:pStyle w:val="ListParagraph"/>
+        <w:keepNext/>
+        <w:keepLines/>
+        <w:numPr>
+          <w:ilvl w:val="0"/>
+          <w:numId w:val="2"/>
+        </w:numPr>
+        <w:spacing w:after="20" w:before="20" w:line="300"/>
+      </w:pPr>
+      <w:r>
+        <w:rPr>
+          <w:rFonts w:ascii="Microsoft YaHei" w:eastAsia="Microsoft YaHei" w:hAnsi="Microsoft YaHei"/>
+        </w:rPr>
+        <w:t xml:space="preserve">超过旧的个人根证书期限的图片，在一般的验证器中显示为不合格（第13章 H-18“C2PA的验证器不把本系统的可信时间戳当作受信任的时间，而以核验时点的时间查看证书期限；超过个人根证书期限（生成后40年）的图片会被一般验证器显示为不合格”）。RFC 3161的可信时间戳与作品数据作为签名时刻的证据留存。</w:t>
+      </w:r>
+    </w:p>
+    <w:p>
+      <w:pPr>
+        <w:pStyle w:val="ListParagraph"/>
         <w:keepNext w:val="false"/>
         <w:keepLines/>
         <w:numPr>
@@ -6611,7 +5569,19 @@
         <w:rPr>
           <w:rFonts w:ascii="Microsoft YaHei" w:eastAsia="Microsoft YaHei" w:hAnsi="Microsoft YaHei"/>
         </w:rPr>
-        <w:t xml:space="preserve">超过旧的个人根证书期限的图片，在一般的验证器中显示为不合格（第13章 H-18“C2PA的验证器不把本系统的可信时间戳当作受信任的时间，而以核验时点的时间查看证书期限；超过个人根证书期限（生成后40年）的图片会被一般验证器显示为不合格”）。RFC 3161的可信时间戳与作品数据作为签名时刻的证据留存。</w:t>
+        <w:t xml:space="preserve">20年、19年（3.4、8）以首次取得可信时间戳之日（没有则为生成之日的终端时钟）为起点计算，记录在</w:t>
+      </w:r>
+      <w:r>
+        <w:rPr>
+          <w:rFonts w:ascii="Consolas" w:eastAsia="Microsoft YaHei" w:hAnsi="Consolas"/>
+        </w:rPr>
+        <w:t xml:space="preserve">identity/epoch.json</w:t>
+      </w:r>
+      <w:r>
+        <w:rPr>
+          <w:rFonts w:ascii="Microsoft YaHei" w:eastAsia="Microsoft YaHei" w:hAnsi="Microsoft YaHei"/>
+        </w:rPr>
+        <w:t xml:space="preserve">（第8章 2.1“配置”）中。证书有效期的判定与终端的时钟无关，因此无论时钟如何都不会发生“尚未生效”（2026-09-30 NRSD的要求）。</w:t>
       </w:r>
     </w:p>
     <w:p>
@@ -6638,9 +5608,9 @@
         </w:tblBorders>
       </w:tblPr>
       <w:tblGrid>
-        <w:gridCol w:w="2220"/>
-        <w:gridCol w:w="3286"/>
-        <w:gridCol w:w="4132"/>
+        <w:gridCol w:w="2251"/>
+        <w:gridCol w:w="3332"/>
+        <w:gridCol w:w="4055"/>
       </w:tblGrid>
       <w:tr>
         <w:trPr>
@@ -6649,7 +5619,7 @@
         </w:trPr>
         <w:tc>
           <w:tcPr>
-            <w:tcW w:type="dxa" w:w="2220"/>
+            <w:tcW w:type="dxa" w:w="2251"/>
             <w:tcBorders>
               <w:top w:val="single" w:color="A6B8D0" w:sz="4"/>
               <w:left w:val="single" w:color="A6B8D0" w:sz="4"/>
@@ -6684,7 +5654,7 @@
         </w:tc>
         <w:tc>
           <w:tcPr>
-            <w:tcW w:type="dxa" w:w="3286"/>
+            <w:tcW w:type="dxa" w:w="3332"/>
             <w:tcBorders>
               <w:top w:val="single" w:color="A6B8D0" w:sz="4"/>
               <w:left w:val="single" w:color="A6B8D0" w:sz="4"/>
@@ -6719,7 +5689,7 @@
         </w:tc>
         <w:tc>
           <w:tcPr>
-            <w:tcW w:type="dxa" w:w="4132"/>
+            <w:tcW w:type="dxa" w:w="4055"/>
             <w:tcBorders>
               <w:top w:val="single" w:color="A6B8D0" w:sz="4"/>
               <w:left w:val="single" w:color="A6B8D0" w:sz="4"/>
@@ -6760,7 +5730,7 @@
         </w:trPr>
         <w:tc>
           <w:tcPr>
-            <w:tcW w:type="dxa" w:w="2220"/>
+            <w:tcW w:type="dxa" w:w="2251"/>
             <w:tcBorders>
               <w:top w:val="single" w:color="A6B8D0" w:sz="4"/>
               <w:left w:val="single" w:color="A6B8D0" w:sz="4"/>
@@ -6794,7 +5764,7 @@
         </w:tc>
         <w:tc>
           <w:tcPr>
-            <w:tcW w:type="dxa" w:w="3286"/>
+            <w:tcW w:type="dxa" w:w="3332"/>
             <w:tcBorders>
               <w:top w:val="single" w:color="A6B8D0" w:sz="4"/>
               <w:left w:val="single" w:color="A6B8D0" w:sz="4"/>
@@ -6828,7 +5798,7 @@
         </w:tc>
         <w:tc>
           <w:tcPr>
-            <w:tcW w:type="dxa" w:w="4132"/>
+            <w:tcW w:type="dxa" w:w="4055"/>
             <w:tcBorders>
               <w:top w:val="single" w:color="A6B8D0" w:sz="4"/>
               <w:left w:val="single" w:color="A6B8D0" w:sz="4"/>
@@ -6868,7 +5838,7 @@
         </w:trPr>
         <w:tc>
           <w:tcPr>
-            <w:tcW w:type="dxa" w:w="2220"/>
+            <w:tcW w:type="dxa" w:w="2251"/>
             <w:tcBorders>
               <w:top w:val="single" w:color="A6B8D0" w:sz="4"/>
               <w:left w:val="single" w:color="A6B8D0" w:sz="4"/>
@@ -6902,7 +5872,7 @@
         </w:tc>
         <w:tc>
           <w:tcPr>
-            <w:tcW w:type="dxa" w:w="3286"/>
+            <w:tcW w:type="dxa" w:w="3332"/>
             <w:tcBorders>
               <w:top w:val="single" w:color="A6B8D0" w:sz="4"/>
               <w:left w:val="single" w:color="A6B8D0" w:sz="4"/>
@@ -6936,7 +5906,7 @@
         </w:tc>
         <w:tc>
           <w:tcPr>
-            <w:tcW w:type="dxa" w:w="4132"/>
+            <w:tcW w:type="dxa" w:w="4055"/>
             <w:tcBorders>
               <w:top w:val="single" w:color="A6B8D0" w:sz="4"/>
               <w:left w:val="single" w:color="A6B8D0" w:sz="4"/>
@@ -6976,7 +5946,7 @@
         </w:trPr>
         <w:tc>
           <w:tcPr>
-            <w:tcW w:type="dxa" w:w="2220"/>
+            <w:tcW w:type="dxa" w:w="2251"/>
             <w:tcBorders>
               <w:top w:val="single" w:color="A6B8D0" w:sz="4"/>
               <w:left w:val="single" w:color="A6B8D0" w:sz="4"/>
@@ -7010,7 +5980,7 @@
         </w:tc>
         <w:tc>
           <w:tcPr>
-            <w:tcW w:type="dxa" w:w="3286"/>
+            <w:tcW w:type="dxa" w:w="3332"/>
             <w:tcBorders>
               <w:top w:val="single" w:color="A6B8D0" w:sz="4"/>
               <w:left w:val="single" w:color="A6B8D0" w:sz="4"/>
@@ -7044,7 +6014,7 @@
         </w:tc>
         <w:tc>
           <w:tcPr>
-            <w:tcW w:type="dxa" w:w="4132"/>
+            <w:tcW w:type="dxa" w:w="4055"/>
             <w:tcBorders>
               <w:top w:val="single" w:color="A6B8D0" w:sz="4"/>
               <w:left w:val="single" w:color="A6B8D0" w:sz="4"/>
@@ -7084,7 +6054,7 @@
         </w:trPr>
         <w:tc>
           <w:tcPr>
-            <w:tcW w:type="dxa" w:w="2220"/>
+            <w:tcW w:type="dxa" w:w="2251"/>
             <w:tcBorders>
               <w:top w:val="single" w:color="A6B8D0" w:sz="4"/>
               <w:left w:val="single" w:color="A6B8D0" w:sz="4"/>
@@ -7118,7 +6088,7 @@
         </w:tc>
         <w:tc>
           <w:tcPr>
-            <w:tcW w:type="dxa" w:w="3286"/>
+            <w:tcW w:type="dxa" w:w="3332"/>
             <w:tcBorders>
               <w:top w:val="single" w:color="A6B8D0" w:sz="4"/>
               <w:left w:val="single" w:color="A6B8D0" w:sz="4"/>
@@ -7152,7 +6122,7 @@
         </w:tc>
         <w:tc>
           <w:tcPr>
-            <w:tcW w:type="dxa" w:w="4132"/>
+            <w:tcW w:type="dxa" w:w="4055"/>
             <w:tcBorders>
               <w:top w:val="single" w:color="A6B8D0" w:sz="4"/>
               <w:left w:val="single" w:color="A6B8D0" w:sz="4"/>
@@ -7192,7 +6162,7 @@
         </w:trPr>
         <w:tc>
           <w:tcPr>
-            <w:tcW w:type="dxa" w:w="2220"/>
+            <w:tcW w:type="dxa" w:w="2251"/>
             <w:tcBorders>
               <w:top w:val="single" w:color="A6B8D0" w:sz="4"/>
               <w:left w:val="single" w:color="A6B8D0" w:sz="4"/>
@@ -7226,7 +6196,7 @@
         </w:tc>
         <w:tc>
           <w:tcPr>
-            <w:tcW w:type="dxa" w:w="3286"/>
+            <w:tcW w:type="dxa" w:w="3332"/>
             <w:tcBorders>
               <w:top w:val="single" w:color="A6B8D0" w:sz="4"/>
               <w:left w:val="single" w:color="A6B8D0" w:sz="4"/>
@@ -7260,7 +6230,7 @@
         </w:tc>
         <w:tc>
           <w:tcPr>
-            <w:tcW w:type="dxa" w:w="4132"/>
+            <w:tcW w:type="dxa" w:w="4055"/>
             <w:tcBorders>
               <w:top w:val="single" w:color="A6B8D0" w:sz="4"/>
               <w:left w:val="single" w:color="A6B8D0" w:sz="4"/>
@@ -7300,7 +6270,7 @@
         </w:trPr>
         <w:tc>
           <w:tcPr>
-            <w:tcW w:type="dxa" w:w="2220"/>
+            <w:tcW w:type="dxa" w:w="2251"/>
             <w:tcBorders>
               <w:top w:val="single" w:color="A6B8D0" w:sz="4"/>
               <w:left w:val="single" w:color="A6B8D0" w:sz="4"/>
@@ -7334,69 +6304,69 @@
         </w:tc>
         <w:tc>
           <w:tcPr>
-            <w:tcW w:type="dxa" w:w="3286"/>
-            <w:tcBorders>
-              <w:top w:val="single" w:color="A6B8D0" w:sz="4"/>
-              <w:left w:val="single" w:color="A6B8D0" w:sz="4"/>
-              <w:bottom w:val="single" w:color="A6B8D0" w:sz="4"/>
-              <w:right w:val="single" w:color="A6B8D0" w:sz="4"/>
-            </w:tcBorders>
-            <w:tcMar>
-              <w:top w:type="dxa" w:w="50"/>
-              <w:left w:type="dxa" w:w="90"/>
-              <w:bottom w:type="dxa" w:w="50"/>
-              <w:right w:type="dxa" w:w="90"/>
-            </w:tcMar>
-          </w:tcPr>
-          <w:p>
-            <w:pPr>
-              <w:keepNext/>
-              <w:keepLines/>
-              <w:spacing w:after="0" w:before="0" w:line="280"/>
-            </w:pPr>
-            <w:r>
-              <w:rPr>
-                <w:rFonts w:ascii="Microsoft YaHei" w:eastAsia="Microsoft YaHei" w:hAnsi="Microsoft YaHei"/>
-                <w:b w:val="false"/>
-                <w:bCs w:val="false"/>
-                <w:sz w:val="18"/>
-                <w:szCs w:val="18"/>
-              </w:rPr>
-              <w:t xml:space="preserve">自生成日期时间起40年</w:t>
-            </w:r>
-          </w:p>
-        </w:tc>
-        <w:tc>
-          <w:tcPr>
-            <w:tcW w:type="dxa" w:w="4132"/>
-            <w:tcBorders>
-              <w:top w:val="single" w:color="A6B8D0" w:sz="4"/>
-              <w:left w:val="single" w:color="A6B8D0" w:sz="4"/>
-              <w:bottom w:val="single" w:color="A6B8D0" w:sz="4"/>
-              <w:right w:val="single" w:color="A6B8D0" w:sz="4"/>
-            </w:tcBorders>
-            <w:tcMar>
-              <w:top w:type="dxa" w:w="50"/>
-              <w:left w:type="dxa" w:w="90"/>
-              <w:bottom w:type="dxa" w:w="50"/>
-              <w:right w:type="dxa" w:w="90"/>
-            </w:tcMar>
-          </w:tcPr>
-          <w:p>
-            <w:pPr>
-              <w:keepNext/>
-              <w:keepLines/>
-              <w:spacing w:after="0" w:before="0" w:line="280"/>
-            </w:pPr>
-            <w:r>
-              <w:rPr>
-                <w:rFonts w:ascii="Microsoft YaHei" w:eastAsia="Microsoft YaHei" w:hAnsi="Microsoft YaHei"/>
-                <w:b w:val="false"/>
-                <w:bCs w:val="false"/>
-                <w:sz w:val="18"/>
-                <w:szCs w:val="18"/>
-              </w:rPr>
-              <w:t xml:space="preserve">自生成日期时间起，至个人根证书到期为止</w:t>
+            <w:tcW w:type="dxa" w:w="3332"/>
+            <w:tcBorders>
+              <w:top w:val="single" w:color="A6B8D0" w:sz="4"/>
+              <w:left w:val="single" w:color="A6B8D0" w:sz="4"/>
+              <w:bottom w:val="single" w:color="A6B8D0" w:sz="4"/>
+              <w:right w:val="single" w:color="A6B8D0" w:sz="4"/>
+            </w:tcBorders>
+            <w:tcMar>
+              <w:top w:type="dxa" w:w="50"/>
+              <w:left w:type="dxa" w:w="90"/>
+              <w:bottom w:type="dxa" w:w="50"/>
+              <w:right w:type="dxa" w:w="90"/>
+            </w:tcMar>
+          </w:tcPr>
+          <w:p>
+            <w:pPr>
+              <w:keepNext/>
+              <w:keepLines/>
+              <w:spacing w:after="0" w:before="0" w:line="280"/>
+            </w:pPr>
+            <w:r>
+              <w:rPr>
+                <w:rFonts w:ascii="Microsoft YaHei" w:eastAsia="Microsoft YaHei" w:hAnsi="Microsoft YaHei"/>
+                <w:b w:val="false"/>
+                <w:bCs w:val="false"/>
+                <w:sz w:val="18"/>
+                <w:szCs w:val="18"/>
+              </w:rPr>
+              <w:t xml:space="preserve">依3.1“构成”</w:t>
+            </w:r>
+          </w:p>
+        </w:tc>
+        <w:tc>
+          <w:tcPr>
+            <w:tcW w:type="dxa" w:w="4055"/>
+            <w:tcBorders>
+              <w:top w:val="single" w:color="A6B8D0" w:sz="4"/>
+              <w:left w:val="single" w:color="A6B8D0" w:sz="4"/>
+              <w:bottom w:val="single" w:color="A6B8D0" w:sz="4"/>
+              <w:right w:val="single" w:color="A6B8D0" w:sz="4"/>
+            </w:tcBorders>
+            <w:tcMar>
+              <w:top w:type="dxa" w:w="50"/>
+              <w:left w:type="dxa" w:w="90"/>
+              <w:bottom w:type="dxa" w:w="50"/>
+              <w:right w:type="dxa" w:w="90"/>
+            </w:tcMar>
+          </w:tcPr>
+          <w:p>
+            <w:pPr>
+              <w:keepNext/>
+              <w:keepLines/>
+              <w:spacing w:after="0" w:before="0" w:line="280"/>
+            </w:pPr>
+            <w:r>
+              <w:rPr>
+                <w:rFonts w:ascii="Microsoft YaHei" w:eastAsia="Microsoft YaHei" w:hAnsi="Microsoft YaHei"/>
+                <w:b w:val="false"/>
+                <w:bCs w:val="false"/>
+                <w:sz w:val="18"/>
+                <w:szCs w:val="18"/>
+              </w:rPr>
+              <w:t xml:space="preserve">依3.1（与个人根证书相同）</w:t>
             </w:r>
           </w:p>
         </w:tc>
@@ -7408,7 +6378,7 @@
         </w:trPr>
         <w:tc>
           <w:tcPr>
-            <w:tcW w:type="dxa" w:w="2220"/>
+            <w:tcW w:type="dxa" w:w="2251"/>
             <w:tcBorders>
               <w:top w:val="single" w:color="A6B8D0" w:sz="4"/>
               <w:left w:val="single" w:color="A6B8D0" w:sz="4"/>
@@ -7442,7 +6412,7 @@
         </w:tc>
         <w:tc>
           <w:tcPr>
-            <w:tcW w:type="dxa" w:w="3286"/>
+            <w:tcW w:type="dxa" w:w="3332"/>
             <w:tcBorders>
               <w:top w:val="single" w:color="A6B8D0" w:sz="4"/>
               <w:left w:val="single" w:color="A6B8D0" w:sz="4"/>
@@ -7476,7 +6446,7 @@
         </w:tc>
         <w:tc>
           <w:tcPr>
-            <w:tcW w:type="dxa" w:w="4132"/>
+            <w:tcW w:type="dxa" w:w="4055"/>
             <w:tcBorders>
               <w:top w:val="single" w:color="A6B8D0" w:sz="4"/>
               <w:left w:val="single" w:color="A6B8D0" w:sz="4"/>
@@ -7516,7 +6486,7 @@
         </w:trPr>
         <w:tc>
           <w:tcPr>
-            <w:tcW w:type="dxa" w:w="2220"/>
+            <w:tcW w:type="dxa" w:w="2251"/>
             <w:tcBorders>
               <w:top w:val="single" w:color="A6B8D0" w:sz="4"/>
               <w:left w:val="single" w:color="A6B8D0" w:sz="4"/>
@@ -7550,7 +6520,7 @@
         </w:tc>
         <w:tc>
           <w:tcPr>
-            <w:tcW w:type="dxa" w:w="3286"/>
+            <w:tcW w:type="dxa" w:w="3332"/>
             <w:tcBorders>
               <w:top w:val="single" w:color="A6B8D0" w:sz="4"/>
               <w:left w:val="single" w:color="A6B8D0" w:sz="4"/>
@@ -7584,7 +6554,7 @@
         </w:tc>
         <w:tc>
           <w:tcPr>
-            <w:tcW w:type="dxa" w:w="4132"/>
+            <w:tcW w:type="dxa" w:w="4055"/>
             <w:tcBorders>
               <w:top w:val="single" w:color="A6B8D0" w:sz="4"/>
               <w:left w:val="single" w:color="A6B8D0" w:sz="4"/>
@@ -7624,7 +6594,7 @@
         </w:trPr>
         <w:tc>
           <w:tcPr>
-            <w:tcW w:type="dxa" w:w="2220"/>
+            <w:tcW w:type="dxa" w:w="2251"/>
             <w:tcBorders>
               <w:top w:val="single" w:color="A6B8D0" w:sz="4"/>
               <w:left w:val="single" w:color="A6B8D0" w:sz="4"/>
@@ -7658,7 +6628,7 @@
         </w:tc>
         <w:tc>
           <w:tcPr>
-            <w:tcW w:type="dxa" w:w="3286"/>
+            <w:tcW w:type="dxa" w:w="3332"/>
             <w:tcBorders>
               <w:top w:val="single" w:color="A6B8D0" w:sz="4"/>
               <w:left w:val="single" w:color="A6B8D0" w:sz="4"/>
@@ -7692,7 +6662,7 @@
         </w:tc>
         <w:tc>
           <w:tcPr>
-            <w:tcW w:type="dxa" w:w="4132"/>
+            <w:tcW w:type="dxa" w:w="4055"/>
             <w:tcBorders>
               <w:top w:val="single" w:color="A6B8D0" w:sz="4"/>
               <w:left w:val="single" w:color="A6B8D0" w:sz="4"/>
@@ -7732,7 +6702,7 @@
         </w:trPr>
         <w:tc>
           <w:tcPr>
-            <w:tcW w:type="dxa" w:w="2220"/>
+            <w:tcW w:type="dxa" w:w="2251"/>
             <w:tcBorders>
               <w:top w:val="single" w:color="A6B8D0" w:sz="4"/>
               <w:left w:val="single" w:color="A6B8D0" w:sz="4"/>
@@ -7766,7 +6736,7 @@
         </w:tc>
         <w:tc>
           <w:tcPr>
-            <w:tcW w:type="dxa" w:w="3286"/>
+            <w:tcW w:type="dxa" w:w="3332"/>
             <w:tcBorders>
               <w:top w:val="single" w:color="A6B8D0" w:sz="4"/>
               <w:left w:val="single" w:color="A6B8D0" w:sz="4"/>
@@ -7800,7 +6770,7 @@
         </w:tc>
         <w:tc>
           <w:tcPr>
-            <w:tcW w:type="dxa" w:w="4132"/>
+            <w:tcW w:type="dxa" w:w="4055"/>
             <w:tcBorders>
               <w:top w:val="single" w:color="A6B8D0" w:sz="4"/>
               <w:left w:val="single" w:color="A6B8D0" w:sz="4"/>
@@ -7860,7 +6830,7 @@
         </w:trPr>
         <w:tc>
           <w:tcPr>
-            <w:tcW w:type="dxa" w:w="2220"/>
+            <w:tcW w:type="dxa" w:w="2251"/>
             <w:tcBorders>
               <w:top w:val="single" w:color="A6B8D0" w:sz="4"/>
               <w:left w:val="single" w:color="A6B8D0" w:sz="4"/>
@@ -7894,7 +6864,7 @@
         </w:tc>
         <w:tc>
           <w:tcPr>
-            <w:tcW w:type="dxa" w:w="3286"/>
+            <w:tcW w:type="dxa" w:w="3332"/>
             <w:tcBorders>
               <w:top w:val="single" w:color="A6B8D0" w:sz="4"/>
               <w:left w:val="single" w:color="A6B8D0" w:sz="4"/>
@@ -7928,7 +6898,7 @@
         </w:tc>
         <w:tc>
           <w:tcPr>
-            <w:tcW w:type="dxa" w:w="4132"/>
+            <w:tcW w:type="dxa" w:w="4055"/>
             <w:tcBorders>
               <w:top w:val="single" w:color="A6B8D0" w:sz="4"/>
               <w:left w:val="single" w:color="A6B8D0" w:sz="4"/>
@@ -7968,7 +6938,7 @@
         </w:trPr>
         <w:tc>
           <w:tcPr>
-            <w:tcW w:type="dxa" w:w="2220"/>
+            <w:tcW w:type="dxa" w:w="2251"/>
             <w:tcBorders>
               <w:top w:val="single" w:color="A6B8D0" w:sz="4"/>
               <w:left w:val="single" w:color="A6B8D0" w:sz="4"/>
@@ -8002,7 +6972,7 @@
         </w:tc>
         <w:tc>
           <w:tcPr>
-            <w:tcW w:type="dxa" w:w="3286"/>
+            <w:tcW w:type="dxa" w:w="3332"/>
             <w:tcBorders>
               <w:top w:val="single" w:color="A6B8D0" w:sz="4"/>
               <w:left w:val="single" w:color="A6B8D0" w:sz="4"/>
@@ -8036,7 +7006,7 @@
         </w:tc>
         <w:tc>
           <w:tcPr>
-            <w:tcW w:type="dxa" w:w="4132"/>
+            <w:tcW w:type="dxa" w:w="4055"/>
             <w:tcBorders>
               <w:top w:val="single" w:color="A6B8D0" w:sz="4"/>
               <w:left w:val="single" w:color="A6B8D0" w:sz="4"/>
@@ -8076,7 +7046,7 @@
         </w:trPr>
         <w:tc>
           <w:tcPr>
-            <w:tcW w:type="dxa" w:w="2220"/>
+            <w:tcW w:type="dxa" w:w="2251"/>
             <w:tcBorders>
               <w:top w:val="single" w:color="A6B8D0" w:sz="4"/>
               <w:left w:val="single" w:color="A6B8D0" w:sz="4"/>
@@ -8110,7 +7080,7 @@
         </w:tc>
         <w:tc>
           <w:tcPr>
-            <w:tcW w:type="dxa" w:w="3286"/>
+            <w:tcW w:type="dxa" w:w="3332"/>
             <w:tcBorders>
               <w:top w:val="single" w:color="A6B8D0" w:sz="4"/>
               <w:left w:val="single" w:color="A6B8D0" w:sz="4"/>
@@ -8144,7 +7114,7 @@
         </w:tc>
         <w:tc>
           <w:tcPr>
-            <w:tcW w:type="dxa" w:w="4132"/>
+            <w:tcW w:type="dxa" w:w="4055"/>
             <w:tcBorders>
               <w:top w:val="single" w:color="A6B8D0" w:sz="4"/>
               <w:left w:val="single" w:color="A6B8D0" w:sz="4"/>
@@ -8693,7 +7663,7 @@
     <w:p>
       <w:pPr>
         <w:pStyle w:val="ListParagraph"/>
-        <w:keepNext w:val="false"/>
+        <w:keepNext/>
         <w:keepLines/>
         <w:numPr>
           <w:ilvl w:val="0"/>
@@ -8705,29 +7675,19 @@
         <w:rPr>
           <w:rFonts w:ascii="Microsoft YaHei" w:eastAsia="Microsoft YaHei" w:hAnsi="Microsoft YaHei"/>
         </w:rPr>
-        <w:t xml:space="preserve">声明：在重新生成的确认窗口（第10章 3.6“确认窗口的一览”）中，提示揭示新码，并在声明中把旧码作为“旧码（至某日）”保留。若声明中留有旧码，第三方也能把旧作品与声明比对。</w:t>
-      </w:r>
-    </w:p>
-    <w:p>
-      <w:pPr>
-        <w:pStyle w:val="Heading1"/>
-      </w:pPr>
-      <w:r>
-        <w:rPr>
-          <w:rFonts w:ascii="Microsoft YaHei" w:eastAsia="Microsoft YaHei" w:hAnsi="Microsoft YaHei"/>
-        </w:rPr>
-        <w:t xml:space="preserve">4. 比对的手段与线索</w:t>
-      </w:r>
-    </w:p>
-    <w:p>
-      <w:pPr>
-        <w:pStyle w:val="Heading2"/>
-      </w:pPr>
-      <w:r>
-        <w:rPr>
-          <w:rFonts w:ascii="Microsoft YaHei" w:eastAsia="Microsoft YaHei" w:hAnsi="Microsoft YaHei"/>
-        </w:rPr>
-        <w:t xml:space="preserve">4.1 与声明所在账号的比对</w:t>
+        <w:t xml:space="preserve">只有在手头有该输出的作品数据（原图的SHA-256一致）或在备份的</w:t>
+      </w:r>
+      <w:r>
+        <w:rPr>
+          <w:rFonts w:ascii="Consolas" w:eastAsia="Microsoft YaHei" w:hAnsi="Consolas"/>
+        </w:rPr>
+        <w:t xml:space="preserve">past_roots</w:t>
+      </w:r>
+      <w:r>
+        <w:rPr>
+          <w:rFonts w:ascii="Microsoft YaHei" w:eastAsia="Microsoft YaHei" w:hAnsi="Microsoft YaHei"/>
+        </w:rPr>
+        <w:t xml:space="preserve">中时，才能从旧输出加入过去的个人根证书。从其他来源取出的根证书附“无法确认的过去根证书”标记，不用于5.4的“对方”确认。</w:t>
       </w:r>
     </w:p>
     <w:p>
@@ -8745,19 +7705,19 @@
         <w:rPr>
           <w:rFonts w:ascii="Microsoft YaHei" w:eastAsia="Microsoft YaHei" w:hAnsi="Microsoft YaHei"/>
         </w:rPr>
-        <w:t xml:space="preserve">把图片放入“核验”界面（第10章 G-13“核验”）后，应用根据C2PA签名的证书，显示签名者的网名、声明所在账号（SAN）、预期的声明码（根据放入</w:t>
+        <w:t xml:space="preserve">授权书、共同权利书面在重新制作之后不重新制作。重新制作的记录（下面的</w:t>
       </w:r>
       <w:r>
         <w:rPr>
           <w:rFonts w:ascii="Consolas" w:eastAsia="Microsoft YaHei" w:hAnsi="Consolas"/>
         </w:rPr>
-        <w:t xml:space="preserve">x5chain</w:t>
-      </w:r>
-      <w:r>
-        <w:rPr>
-          <w:rFonts w:ascii="Microsoft YaHei" w:eastAsia="Microsoft YaHei" w:hAnsi="Microsoft YaHei"/>
-        </w:rPr>
-        <w:t xml:space="preserve">的个人根证书按2.4的步骤计算。DD-2-9“在x5chain中放入个人根证书”），并显示打开声明所在账号的按钮。</w:t>
+        <w:t xml:space="preserve">root</w:t>
+      </w:r>
+      <w:r>
+        <w:rPr>
+          <w:rFonts w:ascii="Microsoft YaHei" w:eastAsia="Microsoft YaHei" w:hAnsi="Microsoft YaHei"/>
+        </w:rPr>
+        <w:t xml:space="preserve">行）起到与PGP的key transition statement相同的作用：接收方沿旧码 → 重新制作的记录 → 新码追溯，在5.4的“对方”中接受过去的码。发行者重新制作时，以发行者声明中的“旧码”核对经授权者输出上的旧码。仅“疑似泄露”的重新制作因旧密钥不可信，向已确认的对方（5.5）提出以新根证书重新签发文件的提议。</w:t>
       </w:r>
     </w:p>
     <w:p>
@@ -8775,7 +7735,71 @@
         <w:rPr>
           <w:rFonts w:ascii="Microsoft YaHei" w:eastAsia="Microsoft YaHei" w:hAnsi="Microsoft YaHei"/>
         </w:rPr>
-        <w:t xml:space="preserve">使用者（或任何人）打开个人资料，亲眼确认声明码是否一致。应用不判定一致与否（D-5-5“本系统提供比对的手段，但不代为进行比对”）。</w:t>
+        <w:t xml:space="preserve">声明：在重新生成的确认窗口（第10章 3.6“确认窗口的一览”）中，提示揭示新码，并在声明中把旧码作为“旧码（至某日）”保留。若声明中留有旧码，第三方也能把旧作品与声明比对。</w:t>
+      </w:r>
+    </w:p>
+    <w:p>
+      <w:pPr>
+        <w:pStyle w:val="ListParagraph"/>
+        <w:keepNext w:val="false"/>
+        <w:keepLines/>
+        <w:numPr>
+          <w:ilvl w:val="0"/>
+          <w:numId w:val="2"/>
+        </w:numPr>
+        <w:spacing w:after="20" w:before="20" w:line="300"/>
+      </w:pPr>
+      <w:r>
+        <w:rPr>
+          <w:rFonts w:ascii="Microsoft YaHei" w:eastAsia="Microsoft YaHei" w:hAnsi="Microsoft YaHei"/>
+        </w:rPr>
+        <w:t xml:space="preserve">重新生成作为变更履历（6）的一行留存（</w:t>
+      </w:r>
+      <w:r>
+        <w:rPr>
+          <w:rFonts w:ascii="Consolas" w:eastAsia="Microsoft YaHei" w:hAnsi="Consolas"/>
+        </w:rPr>
+        <w:t xml:space="preserve">field</w:t>
+      </w:r>
+      <w:r>
+        <w:rPr>
+          <w:rFonts w:ascii="Microsoft YaHei" w:eastAsia="Microsoft YaHei" w:hAnsi="Microsoft YaHei"/>
+        </w:rPr>
+        <w:t xml:space="preserve">为</w:t>
+      </w:r>
+      <w:r>
+        <w:rPr>
+          <w:rFonts w:ascii="Consolas" w:eastAsia="Microsoft YaHei" w:hAnsi="Consolas"/>
+        </w:rPr>
+        <w:t xml:space="preserve">root</w:t>
+      </w:r>
+      <w:r>
+        <w:rPr>
+          <w:rFonts w:ascii="Microsoft YaHei" w:eastAsia="Microsoft YaHei" w:hAnsi="Microsoft YaHei"/>
+        </w:rPr>
+        <w:t xml:space="preserve">。内容为新的个人根证书、理由、日期时间。以旧的签名用证书的密钥附加记录电子签名，并附上到旧的个人根证书为止的证书链。DD-2-10），通过这一行自动传到自己的其他终端（第8章 5.4“终端之间的同步”）。只有“泄露嫌疑”的重新生成不自动传递（夺取者可能散布伪造的重新生成），由使用者通过导入备份或确认安全号码（5.5）放入第二台（2026-09-30 NRSD的要求）。</w:t>
+      </w:r>
+    </w:p>
+    <w:p>
+      <w:pPr>
+        <w:pStyle w:val="Heading1"/>
+      </w:pPr>
+      <w:r>
+        <w:rPr>
+          <w:rFonts w:ascii="Microsoft YaHei" w:eastAsia="Microsoft YaHei" w:hAnsi="Microsoft YaHei"/>
+        </w:rPr>
+        <w:t xml:space="preserve">4. 比对的手段与线索</w:t>
+      </w:r>
+    </w:p>
+    <w:p>
+      <w:pPr>
+        <w:pStyle w:val="Heading2"/>
+      </w:pPr>
+      <w:r>
+        <w:rPr>
+          <w:rFonts w:ascii="Microsoft YaHei" w:eastAsia="Microsoft YaHei" w:hAnsi="Microsoft YaHei"/>
+        </w:rPr>
+        <w:t xml:space="preserve">4.1 与声明所在账号的比对</w:t>
       </w:r>
     </w:p>
     <w:p>
@@ -8793,70 +7817,19 @@
         <w:rPr>
           <w:rFonts w:ascii="Microsoft YaHei" w:eastAsia="Microsoft YaHei" w:hAnsi="Microsoft YaHei"/>
         </w:rPr>
-        <w:t xml:space="preserve">把比对的步骤放在公开页面上（第8章 3.3“公开页面（O-05“公开页面的刊载内容”的决定）”），使没有应用的人（浏览者、服务商）也能比对。放在公开页面上的步骤：</w:t>
-      </w:r>
-    </w:p>
-    <w:p>
-      <w:pPr>
-        <w:keepNext/>
-        <w:keepLines/>
-        <w:spacing w:after="80" w:before="80" w:line="320"/>
-      </w:pPr>
-      <w:r>
-        <w:rPr>
-          <w:rFonts w:ascii="Microsoft YaHei" w:eastAsia="Microsoft YaHei" w:hAnsi="Microsoft YaHei"/>
-        </w:rPr>
-        <w:t xml:space="preserve">  1. 在公开页面的“核对声明码”页打开图片。此页只在浏览器中读取图片（不发送到任何地方。公开页面是静态页面，不违反不设服务器的方针），根据C2PA签名证书链末尾的个人根证书计算并显示声明码。本应用的“核验”也显示相同内容。</w:t>
-      </w:r>
-    </w:p>
-    <w:p>
-      <w:pPr>
-        <w:keepNext/>
-        <w:keepLines/>
-        <w:spacing w:after="80" w:before="80" w:line="320"/>
-      </w:pPr>
-      <w:r>
-        <w:rPr>
-          <w:rFonts w:ascii="Microsoft YaHei" w:eastAsia="Microsoft YaHei" w:hAnsi="Microsoft YaHei"/>
-        </w:rPr>
-        <w:t xml:space="preserve">  2. 无需手工计算（2.4的步骤是对页面与应用所做处理的说明）。</w:t>
-      </w:r>
-    </w:p>
-    <w:p>
-      <w:pPr>
-        <w:keepNext/>
-        <w:keepLines/>
-        <w:spacing w:after="80" w:before="80" w:line="320"/>
-      </w:pPr>
-      <w:r>
-        <w:rPr>
-          <w:rFonts w:ascii="Microsoft YaHei" w:eastAsia="Microsoft YaHei" w:hAnsi="Microsoft YaHei"/>
-        </w:rPr>
-        <w:t xml:space="preserve">  3. 打开签名者证书中的声明所在账号（URL），查看个人资料或置顶帖子中是否有相同的声明码。</w:t>
-      </w:r>
-    </w:p>
-    <w:p>
-      <w:pPr>
-        <w:keepNext w:val="false"/>
-        <w:keepLines/>
-        <w:spacing w:after="80" w:before="80" w:line="320"/>
-      </w:pPr>
-      <w:r>
-        <w:rPr>
-          <w:rFonts w:ascii="Microsoft YaHei" w:eastAsia="Microsoft YaHei" w:hAnsi="Microsoft YaHei"/>
-        </w:rPr>
-        <w:t xml:space="preserve">  4. 若有，则成为“此账号的持有者即此签名密钥的持有者”的线索。若没有，则不成为线索。</w:t>
-      </w:r>
-    </w:p>
-    <w:p>
-      <w:pPr>
-        <w:pStyle w:val="Heading2"/>
-      </w:pPr>
-      <w:r>
-        <w:rPr>
-          <w:rFonts w:ascii="Microsoft YaHei" w:eastAsia="Microsoft YaHei" w:hAnsi="Microsoft YaHei"/>
-        </w:rPr>
-        <w:t xml:space="preserve">4.2 原图</w:t>
+        <w:t xml:space="preserve">把图片放入“核验”界面（第10章 G-13“核验”）后，应用根据C2PA签名的证书，显示签名者的网名、声明所在账号（SAN）、预期的声明码（根据放入</w:t>
+      </w:r>
+      <w:r>
+        <w:rPr>
+          <w:rFonts w:ascii="Consolas" w:eastAsia="Microsoft YaHei" w:hAnsi="Consolas"/>
+        </w:rPr>
+        <w:t xml:space="preserve">x5chain</w:t>
+      </w:r>
+      <w:r>
+        <w:rPr>
+          <w:rFonts w:ascii="Microsoft YaHei" w:eastAsia="Microsoft YaHei" w:hAnsi="Microsoft YaHei"/>
+        </w:rPr>
+        <w:t xml:space="preserve">的个人根证书按2.4的步骤计算。DD-2-9“在x5chain中放入个人根证书”。对证书链末尾不是自签名认证机构证书的图片（其他软件的签名），显示“无声明码（不是本系统的签名）”），并显示打开声明所在账号的按钮。</w:t>
       </w:r>
     </w:p>
     <w:p>
@@ -8874,7 +7847,43 @@
         <w:rPr>
           <w:rFonts w:ascii="Microsoft YaHei" w:eastAsia="Microsoft YaHei" w:hAnsi="Microsoft YaHei"/>
         </w:rPr>
-        <w:t xml:space="preserve">导出时，把原图的SHA-256与PDQ记录在作品数据中，并附加可信时间戳（第3章“签名处理”）。发生争议时，可以通过出示SHA-256相同的文件，证明自记录之前即持有原图。</w:t>
+        <w:t xml:space="preserve">使用者（或任何人）打开个人资料，亲眼确认声明码是否一致。应用不判定一致与否（D-5-5“本系统提供比对的手段，但不代为进行比对”）。</w:t>
+      </w:r>
+    </w:p>
+    <w:p>
+      <w:pPr>
+        <w:pStyle w:val="ListParagraph"/>
+        <w:keepNext/>
+        <w:keepLines/>
+        <w:numPr>
+          <w:ilvl w:val="0"/>
+          <w:numId w:val="2"/>
+        </w:numPr>
+        <w:spacing w:after="20" w:before="20" w:line="300"/>
+      </w:pPr>
+      <w:r>
+        <w:rPr>
+          <w:rFonts w:ascii="Microsoft YaHei" w:eastAsia="Microsoft YaHei" w:hAnsi="Microsoft YaHei"/>
+        </w:rPr>
+        <w:t xml:space="preserve">签名者网名的UTS #39的skeleton（把难以分辨的字符替换为代表字符后的形式）与使用者本人网名的skeleton一致而密钥不同时，显示“是名字相似的另一位签名者”的注意（G-13“核验”、G-24“线索比较”）（2026-10-01 NRSD的要求）。</w:t>
+      </w:r>
+    </w:p>
+    <w:p>
+      <w:pPr>
+        <w:pStyle w:val="ListParagraph"/>
+        <w:keepNext/>
+        <w:keepLines/>
+        <w:numPr>
+          <w:ilvl w:val="0"/>
+          <w:numId w:val="2"/>
+        </w:numPr>
+        <w:spacing w:after="20" w:before="20" w:line="300"/>
+      </w:pPr>
+      <w:r>
+        <w:rPr>
+          <w:rFonts w:ascii="Microsoft YaHei" w:eastAsia="Microsoft YaHei" w:hAnsi="Microsoft YaHei"/>
+        </w:rPr>
+        <w:t xml:space="preserve">图片的个人根证书与使用者自身（现在或过去）的根证书一致，且签名用证书的序列号在变更履历（6。任一终端的）中时，显示“您以前的签名用证书（期间、当时的声明所在账号）”。他人的图片没有履历，故原样显示证书的SAN。</w:t>
       </w:r>
     </w:p>
     <w:p>
@@ -8892,7 +7901,102 @@
         <w:rPr>
           <w:rFonts w:ascii="Microsoft YaHei" w:eastAsia="Microsoft YaHei" w:hAnsi="Microsoft YaHei"/>
         </w:rPr>
+        <w:t xml:space="preserve">把比对的步骤放在公开页面上（第8章 3.3“公开页面（O-05“公开页面的刊载内容”的决定）”的“核验声明码”页。步骤的内容写在那里），使没有应用的人（浏览者、服务商）也能比对。</w:t>
+      </w:r>
+    </w:p>
+    <w:p>
+      <w:pPr>
+        <w:pStyle w:val="Heading2"/>
+      </w:pPr>
+      <w:r>
+        <w:rPr>
+          <w:rFonts w:ascii="Microsoft YaHei" w:eastAsia="Microsoft YaHei" w:hAnsi="Microsoft YaHei"/>
+        </w:rPr>
+        <w:t xml:space="preserve">4.2 原图</w:t>
+      </w:r>
+    </w:p>
+    <w:p>
+      <w:pPr>
+        <w:pStyle w:val="ListParagraph"/>
+        <w:keepNext/>
+        <w:keepLines/>
+        <w:numPr>
+          <w:ilvl w:val="0"/>
+          <w:numId w:val="2"/>
+        </w:numPr>
+        <w:spacing w:after="20" w:before="20" w:line="300"/>
+      </w:pPr>
+      <w:r>
+        <w:rPr>
+          <w:rFonts w:ascii="Microsoft YaHei" w:eastAsia="Microsoft YaHei" w:hAnsi="Microsoft YaHei"/>
+        </w:rPr>
+        <w:t xml:space="preserve">导出时，把原图的SHA-256与PDQ记录在作品数据中，并附加可信时间戳（第3章“签名处理”）。发生争议时，可以通过出示SHA-256相同的文件，证明自记录之前即持有原图。</w:t>
+      </w:r>
+    </w:p>
+    <w:p>
+      <w:pPr>
+        <w:pStyle w:val="ListParagraph"/>
+        <w:keepNext/>
+        <w:keepLines/>
+        <w:numPr>
+          <w:ilvl w:val="0"/>
+          <w:numId w:val="2"/>
+        </w:numPr>
+        <w:spacing w:after="20" w:before="20" w:line="300"/>
+      </w:pPr>
+      <w:r>
+        <w:rPr>
+          <w:rFonts w:ascii="Microsoft YaHei" w:eastAsia="Microsoft YaHei" w:hAnsi="Microsoft YaHei"/>
+        </w:rPr>
         <w:t xml:space="preserve">属于原图的内容（设计计划书 1.5“用语的定义”：公开前的照片数据）：摄影者为RAW、显影前的数据、同一次拍摄中未公开的照片。Cosplayer为从摄影者处收到的未公开的照片。摄影者的授权书、共同权利的书面文件不是原图，作为权利依据的线索另行显示（5）。通过销售交付的图片（购买者也持有）不属于原图。</w:t>
+      </w:r>
+    </w:p>
+    <w:p>
+      <w:pPr>
+        <w:pStyle w:val="ListParagraph"/>
+        <w:keepNext/>
+        <w:keepLines/>
+        <w:numPr>
+          <w:ilvl w:val="0"/>
+          <w:numId w:val="2"/>
+        </w:numPr>
+        <w:spacing w:after="20" w:before="20" w:line="300"/>
+      </w:pPr>
+      <w:r>
+        <w:rPr>
+          <w:rFonts w:ascii="Microsoft YaHei" w:eastAsia="Microsoft YaHei" w:hAnsi="Microsoft YaHei"/>
+        </w:rPr>
+        <w:t xml:space="preserve">在作品数据中记录原图的位置，在启动时与备份时在后台确认原图的存在与SHA-256。没有、已改变的原图在G-12“作品”中加标记，并从终端与备份的存放处寻找相同SHA-256的文件。首次使用时提示是否把原图本身包含在备份中的选择（默认包含。第8章 5.5“备份的存放处与自动备份”）。重新显像作为“原图的新版本”追记到作品数据中，原来的SHA-256也保留。两者都成为持有原图的线索（2026-09-30 NRSD的要求）。</w:t>
+      </w:r>
+    </w:p>
+    <w:p>
+      <w:pPr>
+        <w:pStyle w:val="ListParagraph"/>
+        <w:keepNext w:val="false"/>
+        <w:keepLines/>
+        <w:numPr>
+          <w:ilvl w:val="0"/>
+          <w:numId w:val="2"/>
+        </w:numPr>
+        <w:spacing w:after="20" w:before="20" w:line="300"/>
+      </w:pPr>
+      <w:r>
+        <w:rPr>
+          <w:rFonts w:ascii="Microsoft YaHei" w:eastAsia="Microsoft YaHei" w:hAnsi="Microsoft YaHei"/>
+        </w:rPr>
+        <w:t xml:space="preserve">RAW的关联：导出时，若与输入照片同一文件夹中有同一基底名称的RAW（</w:t>
+      </w:r>
+      <w:r>
+        <w:rPr>
+          <w:rFonts w:ascii="Consolas" w:eastAsia="Microsoft YaHei" w:hAnsi="Consolas"/>
+        </w:rPr>
+        <w:t xml:space="preserve">CR2 CR3 NEF ARW RAF ORF RW2 DNG PEF SRW</w:t>
+      </w:r>
+      <w:r>
+        <w:rPr>
+          <w:rFonts w:ascii="Microsoft YaHei" w:eastAsia="Microsoft YaHei" w:hAnsi="Microsoft YaHei"/>
+        </w:rPr>
+        <w:t xml:space="preserve">。相机DCF的成对名称），将其SHA-256与位置作为“显影前”自动记入作品数据的“原图的新版本”列（与Lightroom把同名JPEG与RAW作为一对处理相同）。事后可在G-12“关联原图”中选择文件或文件夹，按同一基底名称对应。仅有RAW的文件夹如第3章 2所述无法导出，并提示“请先显影”。</w:t>
       </w:r>
     </w:p>
     <w:p>
@@ -9542,7 +8646,7 @@
     <w:p>
       <w:pPr>
         <w:pStyle w:val="ListParagraph"/>
-        <w:keepNext w:val="false"/>
+        <w:keepNext/>
         <w:keepLines/>
         <w:numPr>
           <w:ilvl w:val="0"/>
@@ -9554,18 +8658,7 @@
         <w:rPr>
           <w:rFonts w:ascii="Microsoft YaHei" w:eastAsia="Microsoft YaHei" w:hAnsi="Microsoft YaHei"/>
         </w:rPr>
-        <w:t xml:space="preserve">线索的一览可以加入证据包（第6章）导出。</w:t>
-      </w:r>
-    </w:p>
-    <w:p>
-      <w:pPr>
-        <w:pStyle w:val="Heading2"/>
-      </w:pPr>
-      <w:r>
-        <w:rPr>
-          <w:rFonts w:ascii="Microsoft YaHei" w:eastAsia="Microsoft YaHei" w:hAnsi="Microsoft YaHei"/>
-        </w:rPr>
-        <w:t xml:space="preserve">4.5 导入前的照片</w:t>
+        <w:t xml:space="preserve">线索一览除证据包（第6章）外也可导出。单独取出时的形式与第6章 3.4的报告（TXT、PDF/A-3u）一致。</w:t>
       </w:r>
     </w:p>
     <w:p>
@@ -9583,6 +8676,35 @@
         <w:rPr>
           <w:rFonts w:ascii="Microsoft YaHei" w:eastAsia="Microsoft YaHei" w:hAnsi="Microsoft YaHei"/>
         </w:rPr>
+        <w:t xml:space="preserve">威胁T-1（冒充）：冒充权利人抢先C2PA签名，或替换C2PA签名。攻击者：得到他人照片者。目标资产：权利性。剩余的缺口：无法防止（第13章）</w:t>
+      </w:r>
+    </w:p>
+    <w:p>
+      <w:pPr>
+        <w:pStyle w:val="Heading2"/>
+      </w:pPr>
+      <w:r>
+        <w:rPr>
+          <w:rFonts w:ascii="Microsoft YaHei" w:eastAsia="Microsoft YaHei" w:hAnsi="Microsoft YaHei"/>
+        </w:rPr>
+        <w:t xml:space="preserve">4.5 导入前的照片</w:t>
+      </w:r>
+    </w:p>
+    <w:p>
+      <w:pPr>
+        <w:pStyle w:val="ListParagraph"/>
+        <w:keepNext w:val="false"/>
+        <w:keepLines/>
+        <w:numPr>
+          <w:ilvl w:val="0"/>
+          <w:numId w:val="2"/>
+        </w:numPr>
+        <w:spacing w:after="20" w:before="20" w:line="300"/>
+      </w:pPr>
+      <w:r>
+        <w:rPr>
+          <w:rFonts w:ascii="Microsoft YaHei" w:eastAsia="Microsoft YaHei" w:hAnsi="Microsoft YaHei"/>
+        </w:rPr>
         <w:t xml:space="preserve">在使用本系统之前公开的照片，没有隐形水印、作品数据、可信时间戳。能显示的线索限于原图（4.2）与公开的事实（发布网站的日期时间等）。在第13章“设计的验证”中作为缺口声明。</w:t>
       </w:r>
     </w:p>
@@ -9742,7 +8864,7 @@
         <w:rPr>
           <w:rFonts w:ascii="Microsoft YaHei" w:eastAsia="Microsoft YaHei" w:hAnsi="Microsoft YaHei"/>
         </w:rPr>
-        <w:t xml:space="preserve">撤销：主要权利人制作撤销书，交给经授权者。没有把撤销告知第三方的中央机制（本系统不收集信息）。由主要权利人通过声明告知。建议把期限设短（默认1年。初始值）。</w:t>
+        <w:t xml:space="preserve">撤销：主要权利人制作撤销书，交给经授权者。没有把撤销告知第三方的中央机制（本系统不收集信息）。由主要权利人通过声明告知。期限的默认为90天（初始值。原为1年（2026-09-30 NRSD的要求）），在期限的30天前应用自动制作更新的文书，并提议向已确认的对方（5.5）直接发送。撤销书也直接送达已确认的对方，送达时该授权下的导出即停止。</w:t>
       </w:r>
     </w:p>
     <w:p>
@@ -9813,6 +8935,24 @@
     <w:p>
       <w:pPr>
         <w:pStyle w:val="ListParagraph"/>
+        <w:keepNext/>
+        <w:keepLines/>
+        <w:numPr>
+          <w:ilvl w:val="0"/>
+          <w:numId w:val="2"/>
+        </w:numPr>
+        <w:spacing w:after="20" w:before="20" w:line="300"/>
+      </w:pPr>
+      <w:r>
+        <w:rPr>
+          <w:rFonts w:ascii="Microsoft YaHei" w:eastAsia="Microsoft YaHei" w:hAnsi="Microsoft YaHei"/>
+        </w:rPr>
+        <w:t xml:space="preserve">摄影者与权利人本人不同的照片的权利归属，应事先与摄影者确认（企划草案第10节）。本系统把此确认的结果作为书面文件记录，不判定权利归属本身（设计计划书 D-3-4“以交付、可见签名及与摄影师的权利关系由Coser本人掌握为前提构建”）。</w:t>
+      </w:r>
+    </w:p>
+    <w:p>
+      <w:pPr>
+        <w:pStyle w:val="ListParagraph"/>
         <w:keepNext w:val="false"/>
         <w:keepLines/>
         <w:numPr>
@@ -9825,7 +8965,19 @@
         <w:rPr>
           <w:rFonts w:ascii="Microsoft YaHei" w:eastAsia="Microsoft YaHei" w:hAnsi="Microsoft YaHei"/>
         </w:rPr>
-        <w:t xml:space="preserve">摄影者与权利人本人不同的照片的权利归属，应事先与摄影者确认（企划草案第10节）。本系统把此确认的结果作为书面文件记录，不判定权利归属本身（设计计划书 D-3-4“以交付、可见签名及与摄影师的权利关系由Coser本人掌握为前提构建”）。</w:t>
+        <w:t xml:space="preserve">对方不使用本系统时，无法制作书面（需要双方签名）。清单的共同权利人、IPTC的</w:t>
+      </w:r>
+      <w:r>
+        <w:rPr>
+          <w:rFonts w:ascii="Consolas" w:eastAsia="Microsoft YaHei" w:hAnsi="Consolas"/>
+        </w:rPr>
+        <w:t xml:space="preserve">dc:creator</w:t>
+      </w:r>
+      <w:r>
+        <w:rPr>
+          <w:rFonts w:ascii="Microsoft YaHei" w:eastAsia="Microsoft YaHei" w:hAnsi="Microsoft YaHei"/>
+        </w:rPr>
+        <w:t xml:space="preserve">不署名，只能作为可见签名的自由文字（“Photo: @xxx”）描绘。在G-18提示“对方安装本应用即可制作书面”（与Instagram的共同发布需双方同意同一思路）。</w:t>
       </w:r>
     </w:p>
     <w:p>
@@ -9854,7 +9006,7 @@
         <w:rPr>
           <w:rFonts w:ascii="Microsoft YaHei" w:eastAsia="Microsoft YaHei" w:hAnsi="Microsoft YaHei"/>
         </w:rPr>
-        <w:t xml:space="preserve">文书为一个文件（扩展名为本应用专用。例：</w:t>
+        <w:t xml:space="preserve">文书为一个文件（扩展名</w:t>
       </w:r>
       <w:r>
         <w:rPr>
@@ -9866,6 +9018,18 @@
         <w:rPr>
           <w:rFonts w:ascii="Microsoft YaHei" w:eastAsia="Microsoft YaHei" w:hAnsi="Microsoft YaHei"/>
         </w:rPr>
+        <w:t xml:space="preserve">。名称为</w:t>
+      </w:r>
+      <w:r>
+        <w:rPr>
+          <w:rFonts w:ascii="Consolas" w:eastAsia="Microsoft YaHei" w:hAnsi="Consolas"/>
+        </w:rPr>
+        <w:t xml:space="preserve">&lt;kind&gt;-&lt;id&gt;.nrsdgrant</w:t>
+      </w:r>
+      <w:r>
+        <w:rPr>
+          <w:rFonts w:ascii="Microsoft YaHei" w:eastAsia="Microsoft YaHei" w:hAnsi="Microsoft YaHei"/>
+        </w:rPr>
         <w:t xml:space="preserve">），内容为JSON（</w:t>
       </w:r>
       <w:r>
@@ -9878,7 +9042,19 @@
         <w:rPr>
           <w:rFonts w:ascii="Microsoft YaHei" w:eastAsia="Microsoft YaHei" w:hAnsi="Microsoft YaHei"/>
         </w:rPr>
-        <w:t xml:space="preserve">）。把记录电子签名（以JCS规范化，ECDSA P-256）放入JSON中的</w:t>
+        <w:t xml:space="preserve">）。把记录电子签名（JWS的detached。正文为以JCS规范化的JSON，</w:t>
+      </w:r>
+      <w:r>
+        <w:rPr>
+          <w:rFonts w:ascii="Consolas" w:eastAsia="Microsoft YaHei" w:hAnsi="Consolas"/>
+        </w:rPr>
+        <w:t xml:space="preserve">x5c</w:t>
+      </w:r>
+      <w:r>
+        <w:rPr>
+          <w:rFonts w:ascii="Microsoft YaHei" w:eastAsia="Microsoft YaHei" w:hAnsi="Microsoft YaHei"/>
+        </w:rPr>
+        <w:t xml:space="preserve">中为证书链。第1章 8.3“格式与版本”）放入JSON中的</w:t>
       </w:r>
       <w:r>
         <w:rPr>
@@ -9906,10 +9082,10 @@
         </w:tblBorders>
       </w:tblPr>
       <w:tblGrid>
-        <w:gridCol w:w="1446"/>
-        <w:gridCol w:w="4028"/>
-        <w:gridCol w:w="1446"/>
-        <w:gridCol w:w="2718"/>
+        <w:gridCol w:w="1030"/>
+        <w:gridCol w:w="3652"/>
+        <w:gridCol w:w="3461"/>
+        <w:gridCol w:w="1495"/>
       </w:tblGrid>
       <w:tr>
         <w:trPr>
@@ -9918,7 +9094,7 @@
         </w:trPr>
         <w:tc>
           <w:tcPr>
-            <w:tcW w:type="dxa" w:w="1446"/>
+            <w:tcW w:type="dxa" w:w="1030"/>
             <w:tcBorders>
               <w:top w:val="single" w:color="A6B8D0" w:sz="4"/>
               <w:left w:val="single" w:color="A6B8D0" w:sz="4"/>
@@ -9953,7 +9129,7 @@
         </w:tc>
         <w:tc>
           <w:tcPr>
-            <w:tcW w:type="dxa" w:w="4028"/>
+            <w:tcW w:type="dxa" w:w="3652"/>
             <w:tcBorders>
               <w:top w:val="single" w:color="A6B8D0" w:sz="4"/>
               <w:left w:val="single" w:color="A6B8D0" w:sz="4"/>
@@ -9988,7 +9164,7 @@
         </w:tc>
         <w:tc>
           <w:tcPr>
-            <w:tcW w:type="dxa" w:w="1446"/>
+            <w:tcW w:type="dxa" w:w="3461"/>
             <w:tcBorders>
               <w:top w:val="single" w:color="A6B8D0" w:sz="4"/>
               <w:left w:val="single" w:color="A6B8D0" w:sz="4"/>
@@ -10023,7 +9199,7 @@
         </w:tc>
         <w:tc>
           <w:tcPr>
-            <w:tcW w:type="dxa" w:w="2718"/>
+            <w:tcW w:type="dxa" w:w="1495"/>
             <w:tcBorders>
               <w:top w:val="single" w:color="A6B8D0" w:sz="4"/>
               <w:left w:val="single" w:color="A6B8D0" w:sz="4"/>
@@ -10064,7 +9240,7 @@
         </w:trPr>
         <w:tc>
           <w:tcPr>
-            <w:tcW w:type="dxa" w:w="1446"/>
+            <w:tcW w:type="dxa" w:w="1030"/>
             <w:tcBorders>
               <w:top w:val="single" w:color="A6B8D0" w:sz="4"/>
               <w:left w:val="single" w:color="A6B8D0" w:sz="4"/>
@@ -10098,7 +9274,7 @@
         </w:tc>
         <w:tc>
           <w:tcPr>
-            <w:tcW w:type="dxa" w:w="4028"/>
+            <w:tcW w:type="dxa" w:w="3652"/>
             <w:tcBorders>
               <w:top w:val="single" w:color="A6B8D0" w:sz="4"/>
               <w:left w:val="single" w:color="A6B8D0" w:sz="4"/>
@@ -10132,7 +9308,7 @@
         </w:tc>
         <w:tc>
           <w:tcPr>
-            <w:tcW w:type="dxa" w:w="1446"/>
+            <w:tcW w:type="dxa" w:w="3461"/>
             <w:tcBorders>
               <w:top w:val="single" w:color="A6B8D0" w:sz="4"/>
               <w:left w:val="single" w:color="A6B8D0" w:sz="4"/>
@@ -10166,7 +9342,7 @@
         </w:tc>
         <w:tc>
           <w:tcPr>
-            <w:tcW w:type="dxa" w:w="2718"/>
+            <w:tcW w:type="dxa" w:w="1495"/>
             <w:tcBorders>
               <w:top w:val="single" w:color="A6B8D0" w:sz="4"/>
               <w:left w:val="single" w:color="A6B8D0" w:sz="4"/>
@@ -10206,7 +9382,7 @@
         </w:trPr>
         <w:tc>
           <w:tcPr>
-            <w:tcW w:type="dxa" w:w="1446"/>
+            <w:tcW w:type="dxa" w:w="1030"/>
             <w:tcBorders>
               <w:top w:val="single" w:color="A6B8D0" w:sz="4"/>
               <w:left w:val="single" w:color="A6B8D0" w:sz="4"/>
@@ -10240,7 +9416,7 @@
         </w:tc>
         <w:tc>
           <w:tcPr>
-            <w:tcW w:type="dxa" w:w="4028"/>
+            <w:tcW w:type="dxa" w:w="3652"/>
             <w:tcBorders>
               <w:top w:val="single" w:color="A6B8D0" w:sz="4"/>
               <w:left w:val="single" w:color="A6B8D0" w:sz="4"/>
@@ -10274,7 +9450,7 @@
         </w:tc>
         <w:tc>
           <w:tcPr>
-            <w:tcW w:type="dxa" w:w="1446"/>
+            <w:tcW w:type="dxa" w:w="3461"/>
             <w:tcBorders>
               <w:top w:val="single" w:color="A6B8D0" w:sz="4"/>
               <w:left w:val="single" w:color="A6B8D0" w:sz="4"/>
@@ -10308,7 +9484,7 @@
         </w:tc>
         <w:tc>
           <w:tcPr>
-            <w:tcW w:type="dxa" w:w="2718"/>
+            <w:tcW w:type="dxa" w:w="1495"/>
             <w:tcBorders>
               <w:top w:val="single" w:color="A6B8D0" w:sz="4"/>
               <w:left w:val="single" w:color="A6B8D0" w:sz="4"/>
@@ -10348,7 +9524,7 @@
         </w:trPr>
         <w:tc>
           <w:tcPr>
-            <w:tcW w:type="dxa" w:w="1446"/>
+            <w:tcW w:type="dxa" w:w="1030"/>
             <w:tcBorders>
               <w:top w:val="single" w:color="A6B8D0" w:sz="4"/>
               <w:left w:val="single" w:color="A6B8D0" w:sz="4"/>
@@ -10382,7 +9558,7 @@
         </w:tc>
         <w:tc>
           <w:tcPr>
-            <w:tcW w:type="dxa" w:w="4028"/>
+            <w:tcW w:type="dxa" w:w="3652"/>
             <w:tcBorders>
               <w:top w:val="single" w:color="A6B8D0" w:sz="4"/>
               <w:left w:val="single" w:color="A6B8D0" w:sz="4"/>
@@ -10416,7 +9592,7 @@
         </w:tc>
         <w:tc>
           <w:tcPr>
-            <w:tcW w:type="dxa" w:w="1446"/>
+            <w:tcW w:type="dxa" w:w="3461"/>
             <w:tcBorders>
               <w:top w:val="single" w:color="A6B8D0" w:sz="4"/>
               <w:left w:val="single" w:color="A6B8D0" w:sz="4"/>
@@ -10450,7 +9626,7 @@
         </w:tc>
         <w:tc>
           <w:tcPr>
-            <w:tcW w:type="dxa" w:w="2718"/>
+            <w:tcW w:type="dxa" w:w="1495"/>
             <w:tcBorders>
               <w:top w:val="single" w:color="A6B8D0" w:sz="4"/>
               <w:left w:val="single" w:color="A6B8D0" w:sz="4"/>
@@ -10490,7 +9666,7 @@
         </w:trPr>
         <w:tc>
           <w:tcPr>
-            <w:tcW w:type="dxa" w:w="1446"/>
+            <w:tcW w:type="dxa" w:w="1030"/>
             <w:tcBorders>
               <w:top w:val="single" w:color="A6B8D0" w:sz="4"/>
               <w:left w:val="single" w:color="A6B8D0" w:sz="4"/>
@@ -10524,7 +9700,7 @@
         </w:tc>
         <w:tc>
           <w:tcPr>
-            <w:tcW w:type="dxa" w:w="4028"/>
+            <w:tcW w:type="dxa" w:w="3652"/>
             <w:tcBorders>
               <w:top w:val="single" w:color="A6B8D0" w:sz="4"/>
               <w:left w:val="single" w:color="A6B8D0" w:sz="4"/>
@@ -10558,35 +9734,35 @@
         </w:tc>
         <w:tc>
           <w:tcPr>
-            <w:tcW w:type="dxa" w:w="1446"/>
-            <w:tcBorders>
-              <w:top w:val="single" w:color="A6B8D0" w:sz="4"/>
-              <w:left w:val="single" w:color="A6B8D0" w:sz="4"/>
-              <w:bottom w:val="single" w:color="A6B8D0" w:sz="4"/>
-              <w:right w:val="single" w:color="A6B8D0" w:sz="4"/>
-            </w:tcBorders>
-            <w:tcMar>
-              <w:top w:type="dxa" w:w="50"/>
-              <w:left w:type="dxa" w:w="90"/>
-              <w:bottom w:type="dxa" w:w="50"/>
-              <w:right w:type="dxa" w:w="90"/>
-            </w:tcMar>
-          </w:tcPr>
-          <w:p>
-            <w:pPr>
-              <w:keepNext/>
-              <w:keepLines/>
-              <w:spacing w:after="0" w:before="0" w:line="280"/>
-            </w:pPr>
-            <w:r>
-              <w:rPr>
-                <w:rFonts w:ascii="Microsoft YaHei" w:eastAsia="Microsoft YaHei" w:hAnsi="Microsoft YaHei"/>
-                <w:b w:val="false"/>
-                <w:bCs w:val="false"/>
-                <w:sz w:val="18"/>
-                <w:szCs w:val="18"/>
-              </w:rPr>
-              <w:t xml:space="preserve">所撤销授权书的</w:t>
+            <w:tcW w:type="dxa" w:w="3461"/>
+            <w:tcBorders>
+              <w:top w:val="single" w:color="A6B8D0" w:sz="4"/>
+              <w:left w:val="single" w:color="A6B8D0" w:sz="4"/>
+              <w:bottom w:val="single" w:color="A6B8D0" w:sz="4"/>
+              <w:right w:val="single" w:color="A6B8D0" w:sz="4"/>
+            </w:tcBorders>
+            <w:tcMar>
+              <w:top w:type="dxa" w:w="50"/>
+              <w:left w:type="dxa" w:w="90"/>
+              <w:bottom w:type="dxa" w:w="50"/>
+              <w:right w:type="dxa" w:w="90"/>
+            </w:tcMar>
+          </w:tcPr>
+          <w:p>
+            <w:pPr>
+              <w:keepNext/>
+              <w:keepLines/>
+              <w:spacing w:after="0" w:before="0" w:line="280"/>
+            </w:pPr>
+            <w:r>
+              <w:rPr>
+                <w:rFonts w:ascii="Microsoft YaHei" w:eastAsia="Microsoft YaHei" w:hAnsi="Microsoft YaHei"/>
+                <w:b w:val="false"/>
+                <w:bCs w:val="false"/>
+                <w:sz w:val="18"/>
+                <w:szCs w:val="18"/>
+              </w:rPr>
+              <w:t xml:space="preserve">所撤销的授权书或共同权利的书面文件的</w:t>
             </w:r>
             <w:r>
               <w:rPr>
@@ -10598,11 +9774,21 @@
               </w:rPr>
               <w:t xml:space="preserve">id</w:t>
             </w:r>
-          </w:p>
-        </w:tc>
-        <w:tc>
-          <w:tcPr>
-            <w:tcW w:type="dxa" w:w="2718"/>
+            <w:r>
+              <w:rPr>
+                <w:rFonts w:ascii="Microsoft YaHei" w:eastAsia="Microsoft YaHei" w:hAnsi="Microsoft YaHei"/>
+                <w:b w:val="false"/>
+                <w:bCs w:val="false"/>
+                <w:sz w:val="18"/>
+                <w:szCs w:val="18"/>
+              </w:rPr>
+              <w:t xml:space="preserve">（共同权利的书面文件可由任一方当事人终止。之后的导出不署对方之名，过去的输出不变。与PGP的吊销相同）</w:t>
+            </w:r>
+          </w:p>
+        </w:tc>
+        <w:tc>
+          <w:tcPr>
+            <w:tcW w:type="dxa" w:w="1495"/>
             <w:tcBorders>
               <w:top w:val="single" w:color="A6B8D0" w:sz="4"/>
               <w:left w:val="single" w:color="A6B8D0" w:sz="4"/>
@@ -10642,7 +9828,7 @@
         </w:trPr>
         <w:tc>
           <w:tcPr>
-            <w:tcW w:type="dxa" w:w="1446"/>
+            <w:tcW w:type="dxa" w:w="1030"/>
             <w:tcBorders>
               <w:top w:val="single" w:color="A6B8D0" w:sz="4"/>
               <w:left w:val="single" w:color="A6B8D0" w:sz="4"/>
@@ -10676,41 +9862,41 @@
         </w:tc>
         <w:tc>
           <w:tcPr>
-            <w:tcW w:type="dxa" w:w="4028"/>
-            <w:tcBorders>
-              <w:top w:val="single" w:color="A6B8D0" w:sz="4"/>
-              <w:left w:val="single" w:color="A6B8D0" w:sz="4"/>
-              <w:bottom w:val="single" w:color="A6B8D0" w:sz="4"/>
-              <w:right w:val="single" w:color="A6B8D0" w:sz="4"/>
-            </w:tcBorders>
-            <w:tcMar>
-              <w:top w:type="dxa" w:w="50"/>
-              <w:left w:type="dxa" w:w="90"/>
-              <w:bottom w:type="dxa" w:w="50"/>
-              <w:right w:type="dxa" w:w="90"/>
-            </w:tcMar>
-          </w:tcPr>
-          <w:p>
-            <w:pPr>
-              <w:keepNext/>
-              <w:keepLines/>
-              <w:spacing w:after="0" w:before="0" w:line="280"/>
-            </w:pPr>
-            <w:r>
-              <w:rPr>
-                <w:rFonts w:ascii="Microsoft YaHei" w:eastAsia="Microsoft YaHei" w:hAnsi="Microsoft YaHei"/>
-                <w:b w:val="false"/>
-                <w:bCs w:val="false"/>
-                <w:sz w:val="18"/>
-                <w:szCs w:val="18"/>
-              </w:rPr>
-              <w:t xml:space="preserve">全部作品，或以拍摄的名称、期间限定</w:t>
-            </w:r>
-          </w:p>
-        </w:tc>
-        <w:tc>
-          <w:tcPr>
-            <w:tcW w:type="dxa" w:w="1446"/>
+            <w:tcW w:type="dxa" w:w="3652"/>
+            <w:tcBorders>
+              <w:top w:val="single" w:color="A6B8D0" w:sz="4"/>
+              <w:left w:val="single" w:color="A6B8D0" w:sz="4"/>
+              <w:bottom w:val="single" w:color="A6B8D0" w:sz="4"/>
+              <w:right w:val="single" w:color="A6B8D0" w:sz="4"/>
+            </w:tcBorders>
+            <w:tcMar>
+              <w:top w:type="dxa" w:w="50"/>
+              <w:left w:type="dxa" w:w="90"/>
+              <w:bottom w:type="dxa" w:w="50"/>
+              <w:right w:type="dxa" w:w="90"/>
+            </w:tcMar>
+          </w:tcPr>
+          <w:p>
+            <w:pPr>
+              <w:keepNext/>
+              <w:keepLines/>
+              <w:spacing w:after="0" w:before="0" w:line="280"/>
+            </w:pPr>
+            <w:r>
+              <w:rPr>
+                <w:rFonts w:ascii="Microsoft YaHei" w:eastAsia="Microsoft YaHei" w:hAnsi="Microsoft YaHei"/>
+                <w:b w:val="false"/>
+                <w:bCs w:val="false"/>
+                <w:sz w:val="18"/>
+                <w:szCs w:val="18"/>
+              </w:rPr>
+              <w:t xml:space="preserve">全部作品，或以拍摄的名称、期间限定（拍摄的名称为NFC、去除前后空白后、不区分大小写的完全一致）</w:t>
+            </w:r>
+          </w:p>
+        </w:tc>
+        <w:tc>
+          <w:tcPr>
+            <w:tcW w:type="dxa" w:w="3461"/>
             <w:tcBorders>
               <w:top w:val="single" w:color="A6B8D0" w:sz="4"/>
               <w:left w:val="single" w:color="A6B8D0" w:sz="4"/>
@@ -10744,7 +9930,7 @@
         </w:tc>
         <w:tc>
           <w:tcPr>
-            <w:tcW w:type="dxa" w:w="2718"/>
+            <w:tcW w:type="dxa" w:w="1495"/>
             <w:tcBorders>
               <w:top w:val="single" w:color="A6B8D0" w:sz="4"/>
               <w:left w:val="single" w:color="A6B8D0" w:sz="4"/>
@@ -10784,7 +9970,7 @@
         </w:trPr>
         <w:tc>
           <w:tcPr>
-            <w:tcW w:type="dxa" w:w="1446"/>
+            <w:tcW w:type="dxa" w:w="1030"/>
             <w:tcBorders>
               <w:top w:val="single" w:color="A6B8D0" w:sz="4"/>
               <w:left w:val="single" w:color="A6B8D0" w:sz="4"/>
@@ -10818,103 +10004,123 @@
         </w:tc>
         <w:tc>
           <w:tcPr>
-            <w:tcW w:type="dxa" w:w="4028"/>
-            <w:tcBorders>
-              <w:top w:val="single" w:color="A6B8D0" w:sz="4"/>
-              <w:left w:val="single" w:color="A6B8D0" w:sz="4"/>
-              <w:bottom w:val="single" w:color="A6B8D0" w:sz="4"/>
-              <w:right w:val="single" w:color="A6B8D0" w:sz="4"/>
-            </w:tcBorders>
-            <w:tcMar>
-              <w:top w:type="dxa" w:w="50"/>
-              <w:left w:type="dxa" w:w="90"/>
-              <w:bottom w:type="dxa" w:w="50"/>
-              <w:right w:type="dxa" w:w="90"/>
-            </w:tcMar>
-          </w:tcPr>
-          <w:p>
-            <w:pPr>
-              <w:keepNext/>
-              <w:keepLines/>
-              <w:spacing w:after="0" w:before="0" w:line="280"/>
-            </w:pPr>
-            <w:r>
-              <w:rPr>
-                <w:rFonts w:ascii="Microsoft YaHei" w:eastAsia="Microsoft YaHei" w:hAnsi="Microsoft YaHei"/>
-                <w:b w:val="false"/>
-                <w:bCs w:val="false"/>
-                <w:sz w:val="18"/>
-                <w:szCs w:val="18"/>
-              </w:rPr>
-              <w:t xml:space="preserve">开始日与结束日（默认1年）</w:t>
-            </w:r>
-          </w:p>
-        </w:tc>
-        <w:tc>
-          <w:tcPr>
-            <w:tcW w:type="dxa" w:w="1446"/>
-            <w:tcBorders>
-              <w:top w:val="single" w:color="A6B8D0" w:sz="4"/>
-              <w:left w:val="single" w:color="A6B8D0" w:sz="4"/>
-              <w:bottom w:val="single" w:color="A6B8D0" w:sz="4"/>
-              <w:right w:val="single" w:color="A6B8D0" w:sz="4"/>
-            </w:tcBorders>
-            <w:tcMar>
-              <w:top w:type="dxa" w:w="50"/>
-              <w:left w:type="dxa" w:w="90"/>
-              <w:bottom w:type="dxa" w:w="50"/>
-              <w:right w:type="dxa" w:w="90"/>
-            </w:tcMar>
-          </w:tcPr>
-          <w:p>
-            <w:pPr>
-              <w:keepNext/>
-              <w:keepLines/>
-              <w:spacing w:after="0" w:before="0" w:line="280"/>
-            </w:pPr>
-            <w:r>
-              <w:rPr>
-                <w:rFonts w:ascii="Microsoft YaHei" w:eastAsia="Microsoft YaHei" w:hAnsi="Microsoft YaHei"/>
-                <w:b w:val="false"/>
-                <w:bCs w:val="false"/>
-                <w:sz w:val="18"/>
-                <w:szCs w:val="18"/>
-              </w:rPr>
-              <w:t xml:space="preserve">撤销的生效日</w:t>
-            </w:r>
-          </w:p>
-        </w:tc>
-        <w:tc>
-          <w:tcPr>
-            <w:tcW w:type="dxa" w:w="2718"/>
-            <w:tcBorders>
-              <w:top w:val="single" w:color="A6B8D0" w:sz="4"/>
-              <w:left w:val="single" w:color="A6B8D0" w:sz="4"/>
-              <w:bottom w:val="single" w:color="A6B8D0" w:sz="4"/>
-              <w:right w:val="single" w:color="A6B8D0" w:sz="4"/>
-            </w:tcBorders>
-            <w:tcMar>
-              <w:top w:type="dxa" w:w="50"/>
-              <w:left w:type="dxa" w:w="90"/>
-              <w:bottom w:type="dxa" w:w="50"/>
-              <w:right w:type="dxa" w:w="90"/>
-            </w:tcMar>
-          </w:tcPr>
-          <w:p>
-            <w:pPr>
-              <w:keepNext/>
-              <w:keepLines/>
-              <w:spacing w:after="0" w:before="0" w:line="280"/>
-            </w:pPr>
-            <w:r>
-              <w:rPr>
-                <w:rFonts w:ascii="Microsoft YaHei" w:eastAsia="Microsoft YaHei" w:hAnsi="Microsoft YaHei"/>
-                <w:b w:val="false"/>
-                <w:bCs w:val="false"/>
-                <w:sz w:val="18"/>
-                <w:szCs w:val="18"/>
-              </w:rPr>
-              <w:t xml:space="preserve">开始日与结束日（也可选无）</w:t>
+            <w:tcW w:type="dxa" w:w="3652"/>
+            <w:tcBorders>
+              <w:top w:val="single" w:color="A6B8D0" w:sz="4"/>
+              <w:left w:val="single" w:color="A6B8D0" w:sz="4"/>
+              <w:bottom w:val="single" w:color="A6B8D0" w:sz="4"/>
+              <w:right w:val="single" w:color="A6B8D0" w:sz="4"/>
+            </w:tcBorders>
+            <w:tcMar>
+              <w:top w:type="dxa" w:w="50"/>
+              <w:left w:type="dxa" w:w="90"/>
+              <w:bottom w:type="dxa" w:w="50"/>
+              <w:right w:type="dxa" w:w="90"/>
+            </w:tcMar>
+          </w:tcPr>
+          <w:p>
+            <w:pPr>
+              <w:keepNext/>
+              <w:keepLines/>
+              <w:spacing w:after="0" w:before="0" w:line="280"/>
+            </w:pPr>
+            <w:r>
+              <w:rPr>
+                <w:rFonts w:ascii="Microsoft YaHei" w:eastAsia="Microsoft YaHei" w:hAnsi="Microsoft YaHei"/>
+                <w:b w:val="false"/>
+                <w:bCs w:val="false"/>
+                <w:sz w:val="18"/>
+                <w:szCs w:val="18"/>
+              </w:rPr>
+              <w:t xml:space="preserve">开始日与结束日（</w:t>
+            </w:r>
+            <w:r>
+              <w:rPr>
+                <w:rFonts w:ascii="Consolas" w:eastAsia="Microsoft YaHei" w:hAnsi="Consolas"/>
+                <w:b w:val="false"/>
+                <w:bCs w:val="false"/>
+                <w:sz w:val="18"/>
+                <w:szCs w:val="18"/>
+              </w:rPr>
+              <w:t xml:space="preserve">YYYY-MM-DD</w:t>
+            </w:r>
+            <w:r>
+              <w:rPr>
+                <w:rFonts w:ascii="Microsoft YaHei" w:eastAsia="Microsoft YaHei" w:hAnsi="Microsoft YaHei"/>
+                <w:b w:val="false"/>
+                <w:bCs w:val="false"/>
+                <w:sz w:val="18"/>
+                <w:szCs w:val="18"/>
+              </w:rPr>
+              <w:t xml:space="preserve">，含两端的日历日。默认90天。与照片的拍摄日（EXIF的日期。无时差）按日历日比较）</w:t>
+            </w:r>
+          </w:p>
+        </w:tc>
+        <w:tc>
+          <w:tcPr>
+            <w:tcW w:type="dxa" w:w="3461"/>
+            <w:tcBorders>
+              <w:top w:val="single" w:color="A6B8D0" w:sz="4"/>
+              <w:left w:val="single" w:color="A6B8D0" w:sz="4"/>
+              <w:bottom w:val="single" w:color="A6B8D0" w:sz="4"/>
+              <w:right w:val="single" w:color="A6B8D0" w:sz="4"/>
+            </w:tcBorders>
+            <w:tcMar>
+              <w:top w:type="dxa" w:w="50"/>
+              <w:left w:type="dxa" w:w="90"/>
+              <w:bottom w:type="dxa" w:w="50"/>
+              <w:right w:type="dxa" w:w="90"/>
+            </w:tcMar>
+          </w:tcPr>
+          <w:p>
+            <w:pPr>
+              <w:keepNext/>
+              <w:keepLines/>
+              <w:spacing w:after="0" w:before="0" w:line="280"/>
+            </w:pPr>
+            <w:r>
+              <w:rPr>
+                <w:rFonts w:ascii="Microsoft YaHei" w:eastAsia="Microsoft YaHei" w:hAnsi="Microsoft YaHei"/>
+                <w:b w:val="false"/>
+                <w:bCs w:val="false"/>
+                <w:sz w:val="18"/>
+                <w:szCs w:val="18"/>
+              </w:rPr>
+              <w:t xml:space="preserve">撤销的生效日（同一形式）</w:t>
+            </w:r>
+          </w:p>
+        </w:tc>
+        <w:tc>
+          <w:tcPr>
+            <w:tcW w:type="dxa" w:w="1495"/>
+            <w:tcBorders>
+              <w:top w:val="single" w:color="A6B8D0" w:sz="4"/>
+              <w:left w:val="single" w:color="A6B8D0" w:sz="4"/>
+              <w:bottom w:val="single" w:color="A6B8D0" w:sz="4"/>
+              <w:right w:val="single" w:color="A6B8D0" w:sz="4"/>
+            </w:tcBorders>
+            <w:tcMar>
+              <w:top w:type="dxa" w:w="50"/>
+              <w:left w:type="dxa" w:w="90"/>
+              <w:bottom w:type="dxa" w:w="50"/>
+              <w:right w:type="dxa" w:w="90"/>
+            </w:tcMar>
+          </w:tcPr>
+          <w:p>
+            <w:pPr>
+              <w:keepNext/>
+              <w:keepLines/>
+              <w:spacing w:after="0" w:before="0" w:line="280"/>
+            </w:pPr>
+            <w:r>
+              <w:rPr>
+                <w:rFonts w:ascii="Microsoft YaHei" w:eastAsia="Microsoft YaHei" w:hAnsi="Microsoft YaHei"/>
+                <w:b w:val="false"/>
+                <w:bCs w:val="false"/>
+                <w:sz w:val="18"/>
+                <w:szCs w:val="18"/>
+              </w:rPr>
+              <w:t xml:space="preserve">开始日与结束日（同一形式。也可选无）</w:t>
             </w:r>
           </w:p>
         </w:tc>
@@ -10926,7 +10132,7 @@
         </w:trPr>
         <w:tc>
           <w:tcPr>
-            <w:tcW w:type="dxa" w:w="1446"/>
+            <w:tcW w:type="dxa" w:w="1030"/>
             <w:tcBorders>
               <w:top w:val="single" w:color="A6B8D0" w:sz="4"/>
               <w:left w:val="single" w:color="A6B8D0" w:sz="4"/>
@@ -10960,7 +10166,7 @@
         </w:tc>
         <w:tc>
           <w:tcPr>
-            <w:tcW w:type="dxa" w:w="4028"/>
+            <w:tcW w:type="dxa" w:w="3652"/>
             <w:tcBorders>
               <w:top w:val="single" w:color="A6B8D0" w:sz="4"/>
               <w:left w:val="single" w:color="A6B8D0" w:sz="4"/>
@@ -10994,7 +10200,7 @@
         </w:tc>
         <w:tc>
           <w:tcPr>
-            <w:tcW w:type="dxa" w:w="1446"/>
+            <w:tcW w:type="dxa" w:w="3461"/>
             <w:tcBorders>
               <w:top w:val="single" w:color="A6B8D0" w:sz="4"/>
               <w:left w:val="single" w:color="A6B8D0" w:sz="4"/>
@@ -11028,7 +10234,7 @@
         </w:tc>
         <w:tc>
           <w:tcPr>
-            <w:tcW w:type="dxa" w:w="2718"/>
+            <w:tcW w:type="dxa" w:w="1495"/>
             <w:tcBorders>
               <w:top w:val="single" w:color="A6B8D0" w:sz="4"/>
               <w:left w:val="single" w:color="A6B8D0" w:sz="4"/>
@@ -11068,7 +10274,7 @@
         </w:trPr>
         <w:tc>
           <w:tcPr>
-            <w:tcW w:type="dxa" w:w="1446"/>
+            <w:tcW w:type="dxa" w:w="1030"/>
             <w:tcBorders>
               <w:top w:val="single" w:color="A6B8D0" w:sz="4"/>
               <w:left w:val="single" w:color="A6B8D0" w:sz="4"/>
@@ -11102,7 +10308,7 @@
         </w:tc>
         <w:tc>
           <w:tcPr>
-            <w:tcW w:type="dxa" w:w="4028"/>
+            <w:tcW w:type="dxa" w:w="3652"/>
             <w:tcBorders>
               <w:top w:val="single" w:color="A6B8D0" w:sz="4"/>
               <w:left w:val="single" w:color="A6B8D0" w:sz="4"/>
@@ -11136,7 +10342,7 @@
         </w:tc>
         <w:tc>
           <w:tcPr>
-            <w:tcW w:type="dxa" w:w="1446"/>
+            <w:tcW w:type="dxa" w:w="3461"/>
             <w:tcBorders>
               <w:top w:val="single" w:color="A6B8D0" w:sz="4"/>
               <w:left w:val="single" w:color="A6B8D0" w:sz="4"/>
@@ -11170,7 +10376,7 @@
         </w:tc>
         <w:tc>
           <w:tcPr>
-            <w:tcW w:type="dxa" w:w="2718"/>
+            <w:tcW w:type="dxa" w:w="1495"/>
             <w:tcBorders>
               <w:top w:val="single" w:color="A6B8D0" w:sz="4"/>
               <w:left w:val="single" w:color="A6B8D0" w:sz="4"/>
@@ -11210,7 +10416,149 @@
         </w:trPr>
         <w:tc>
           <w:tcPr>
-            <w:tcW w:type="dxa" w:w="1446"/>
+            <w:tcW w:type="dxa" w:w="1030"/>
+            <w:tcBorders>
+              <w:top w:val="single" w:color="A6B8D0" w:sz="4"/>
+              <w:left w:val="single" w:color="A6B8D0" w:sz="4"/>
+              <w:bottom w:val="single" w:color="A6B8D0" w:sz="4"/>
+              <w:right w:val="single" w:color="A6B8D0" w:sz="4"/>
+            </w:tcBorders>
+            <w:tcMar>
+              <w:top w:type="dxa" w:w="50"/>
+              <w:left w:type="dxa" w:w="90"/>
+              <w:bottom w:type="dxa" w:w="50"/>
+              <w:right w:type="dxa" w:w="90"/>
+            </w:tcMar>
+          </w:tcPr>
+          <w:p>
+            <w:pPr>
+              <w:keepNext/>
+              <w:keepLines/>
+              <w:spacing w:after="0" w:before="0" w:line="280"/>
+            </w:pPr>
+            <w:r>
+              <w:rPr>
+                <w:rFonts w:ascii="Microsoft YaHei" w:eastAsia="Microsoft YaHei" w:hAnsi="Microsoft YaHei"/>
+                <w:b w:val="false"/>
+                <w:bCs w:val="false"/>
+                <w:sz w:val="18"/>
+                <w:szCs w:val="18"/>
+              </w:rPr>
+              <w:t xml:space="preserve">记录电子签名</w:t>
+            </w:r>
+          </w:p>
+        </w:tc>
+        <w:tc>
+          <w:tcPr>
+            <w:tcW w:type="dxa" w:w="3652"/>
+            <w:tcBorders>
+              <w:top w:val="single" w:color="A6B8D0" w:sz="4"/>
+              <w:left w:val="single" w:color="A6B8D0" w:sz="4"/>
+              <w:bottom w:val="single" w:color="A6B8D0" w:sz="4"/>
+              <w:right w:val="single" w:color="A6B8D0" w:sz="4"/>
+            </w:tcBorders>
+            <w:tcMar>
+              <w:top w:type="dxa" w:w="50"/>
+              <w:left w:type="dxa" w:w="90"/>
+              <w:bottom w:type="dxa" w:w="50"/>
+              <w:right w:type="dxa" w:w="90"/>
+            </w:tcMar>
+          </w:tcPr>
+          <w:p>
+            <w:pPr>
+              <w:keepNext/>
+              <w:keepLines/>
+              <w:spacing w:after="0" w:before="0" w:line="280"/>
+            </w:pPr>
+            <w:r>
+              <w:rPr>
+                <w:rFonts w:ascii="Microsoft YaHei" w:eastAsia="Microsoft YaHei" w:hAnsi="Microsoft YaHei"/>
+                <w:b w:val="false"/>
+                <w:bCs w:val="false"/>
+                <w:sz w:val="18"/>
+                <w:szCs w:val="18"/>
+              </w:rPr>
+              <w:t xml:space="preserve">主要权利人签名用证书的密钥（DD-2-10“记录电子签名用签名用证书的密钥附加，并附上证书链”）</w:t>
+            </w:r>
+          </w:p>
+        </w:tc>
+        <w:tc>
+          <w:tcPr>
+            <w:tcW w:type="dxa" w:w="3461"/>
+            <w:tcBorders>
+              <w:top w:val="single" w:color="A6B8D0" w:sz="4"/>
+              <w:left w:val="single" w:color="A6B8D0" w:sz="4"/>
+              <w:bottom w:val="single" w:color="A6B8D0" w:sz="4"/>
+              <w:right w:val="single" w:color="A6B8D0" w:sz="4"/>
+            </w:tcBorders>
+            <w:tcMar>
+              <w:top w:type="dxa" w:w="50"/>
+              <w:left w:type="dxa" w:w="90"/>
+              <w:bottom w:type="dxa" w:w="50"/>
+              <w:right w:type="dxa" w:w="90"/>
+            </w:tcMar>
+          </w:tcPr>
+          <w:p>
+            <w:pPr>
+              <w:keepNext/>
+              <w:keepLines/>
+              <w:spacing w:after="0" w:before="0" w:line="280"/>
+            </w:pPr>
+            <w:r>
+              <w:rPr>
+                <w:rFonts w:ascii="Microsoft YaHei" w:eastAsia="Microsoft YaHei" w:hAnsi="Microsoft YaHei"/>
+                <w:b w:val="false"/>
+                <w:bCs w:val="false"/>
+                <w:sz w:val="18"/>
+                <w:szCs w:val="18"/>
+              </w:rPr>
+              <w:t xml:space="preserve">同左</w:t>
+            </w:r>
+          </w:p>
+        </w:tc>
+        <w:tc>
+          <w:tcPr>
+            <w:tcW w:type="dxa" w:w="1495"/>
+            <w:tcBorders>
+              <w:top w:val="single" w:color="A6B8D0" w:sz="4"/>
+              <w:left w:val="single" w:color="A6B8D0" w:sz="4"/>
+              <w:bottom w:val="single" w:color="A6B8D0" w:sz="4"/>
+              <w:right w:val="single" w:color="A6B8D0" w:sz="4"/>
+            </w:tcBorders>
+            <w:tcMar>
+              <w:top w:type="dxa" w:w="50"/>
+              <w:left w:type="dxa" w:w="90"/>
+              <w:bottom w:type="dxa" w:w="50"/>
+              <w:right w:type="dxa" w:w="90"/>
+            </w:tcMar>
+          </w:tcPr>
+          <w:p>
+            <w:pPr>
+              <w:keepNext/>
+              <w:keepLines/>
+              <w:spacing w:after="0" w:before="0" w:line="280"/>
+            </w:pPr>
+            <w:r>
+              <w:rPr>
+                <w:rFonts w:ascii="Microsoft YaHei" w:eastAsia="Microsoft YaHei" w:hAnsi="Microsoft YaHei"/>
+                <w:b w:val="false"/>
+                <w:bCs w:val="false"/>
+                <w:sz w:val="18"/>
+                <w:szCs w:val="18"/>
+              </w:rPr>
+              <w:t xml:space="preserve">双方签名用证书的密钥</w:t>
+            </w:r>
+          </w:p>
+        </w:tc>
+      </w:tr>
+      <w:tr>
+        <w:trPr>
+          <w:cantSplit/>
+          <w:tblHeader w:val="off"/>
+        </w:trPr>
+        <w:tc>
+          <w:tcPr>
+            <w:tcW w:type="dxa" w:w="1030"/>
             <w:tcBorders>
               <w:top w:val="single" w:color="A6B8D0" w:sz="4"/>
               <w:left w:val="single" w:color="A6B8D0" w:sz="4"/>
@@ -11232,19 +10580,19 @@
             </w:pPr>
             <w:r>
               <w:rPr>
-                <w:rFonts w:ascii="Microsoft YaHei" w:eastAsia="Microsoft YaHei" w:hAnsi="Microsoft YaHei"/>
-                <w:b w:val="false"/>
-                <w:bCs w:val="false"/>
-                <w:sz w:val="18"/>
-                <w:szCs w:val="18"/>
-              </w:rPr>
-              <w:t xml:space="preserve">记录电子签名</w:t>
-            </w:r>
-          </w:p>
-        </w:tc>
-        <w:tc>
-          <w:tcPr>
-            <w:tcW w:type="dxa" w:w="4028"/>
+                <w:rFonts w:ascii="Consolas" w:eastAsia="Microsoft YaHei" w:hAnsi="Consolas"/>
+                <w:b w:val="false"/>
+                <w:bCs w:val="false"/>
+                <w:sz w:val="18"/>
+                <w:szCs w:val="18"/>
+              </w:rPr>
+              <w:t xml:space="preserve">renews</w:t>
+            </w:r>
+          </w:p>
+        </w:tc>
+        <w:tc>
+          <w:tcPr>
+            <w:tcW w:type="dxa" w:w="3652"/>
             <w:tcBorders>
               <w:top w:val="single" w:color="A6B8D0" w:sz="4"/>
               <w:left w:val="single" w:color="A6B8D0" w:sz="4"/>
@@ -11272,13 +10620,73 @@
                 <w:sz w:val="18"/>
                 <w:szCs w:val="18"/>
               </w:rPr>
-              <w:t xml:space="preserve">主要权利人签名用证书的密钥（DD-2-10“记录电子签名用签名用证书的密钥附加，并附上证书链”）</w:t>
-            </w:r>
-          </w:p>
-        </w:tc>
-        <w:tc>
-          <w:tcPr>
-            <w:tcW w:type="dxa" w:w="1446"/>
+              <w:t xml:space="preserve">更新的文书是</w:t>
+            </w:r>
+            <w:r>
+              <w:rPr>
+                <w:rFonts w:ascii="Consolas" w:eastAsia="Microsoft YaHei" w:hAnsi="Consolas"/>
+                <w:b w:val="false"/>
+                <w:bCs w:val="false"/>
+                <w:sz w:val="18"/>
+                <w:szCs w:val="18"/>
+              </w:rPr>
+              <w:t xml:space="preserve">kind: grant</w:t>
+            </w:r>
+            <w:r>
+              <w:rPr>
+                <w:rFonts w:ascii="Microsoft YaHei" w:eastAsia="Microsoft YaHei" w:hAnsi="Microsoft YaHei"/>
+                <w:b w:val="false"/>
+                <w:bCs w:val="false"/>
+                <w:sz w:val="18"/>
+                <w:szCs w:val="18"/>
+              </w:rPr>
+              <w:t xml:space="preserve">的新授权书，在</w:t>
+            </w:r>
+            <w:r>
+              <w:rPr>
+                <w:rFonts w:ascii="Consolas" w:eastAsia="Microsoft YaHei" w:hAnsi="Consolas"/>
+                <w:b w:val="false"/>
+                <w:bCs w:val="false"/>
+                <w:sz w:val="18"/>
+                <w:szCs w:val="18"/>
+              </w:rPr>
+              <w:t xml:space="preserve">renews</w:t>
+            </w:r>
+            <w:r>
+              <w:rPr>
+                <w:rFonts w:ascii="Microsoft YaHei" w:eastAsia="Microsoft YaHei" w:hAnsi="Microsoft YaHei"/>
+                <w:b w:val="false"/>
+                <w:bCs w:val="false"/>
+                <w:sz w:val="18"/>
+                <w:szCs w:val="18"/>
+              </w:rPr>
+              <w:t xml:space="preserve">中持有前一份授权书的</w:t>
+            </w:r>
+            <w:r>
+              <w:rPr>
+                <w:rFonts w:ascii="Consolas" w:eastAsia="Microsoft YaHei" w:hAnsi="Consolas"/>
+                <w:b w:val="false"/>
+                <w:bCs w:val="false"/>
+                <w:sz w:val="18"/>
+                <w:szCs w:val="18"/>
+              </w:rPr>
+              <w:t xml:space="preserve">id</w:t>
+            </w:r>
+            <w:r>
+              <w:rPr>
+                <w:rFonts w:ascii="Microsoft YaHei" w:eastAsia="Microsoft YaHei" w:hAnsi="Microsoft YaHei"/>
+                <w:b w:val="false"/>
+                <w:bCs w:val="false"/>
+                <w:sz w:val="18"/>
+                <w:szCs w:val="18"/>
+              </w:rPr>
+              <w:t xml:space="preserve">（与X.509的更新是新证书相同。不设只延长期限的文书）。更新提议的时机见5.1</w:t>
+            </w:r>
+          </w:p>
+        </w:tc>
+        <w:tc>
+          <w:tcPr>
+            <w:tcW w:type="dxa" w:w="3461"/>
             <w:tcBorders>
               <w:top w:val="single" w:color="A6B8D0" w:sz="4"/>
               <w:left w:val="single" w:color="A6B8D0" w:sz="4"/>
@@ -11306,13 +10714,13 @@
                 <w:sz w:val="18"/>
                 <w:szCs w:val="18"/>
               </w:rPr>
-              <w:t xml:space="preserve">同左</w:t>
-            </w:r>
-          </w:p>
-        </w:tc>
-        <w:tc>
-          <w:tcPr>
-            <w:tcW w:type="dxa" w:w="2718"/>
+              <w:t xml:space="preserve">—</w:t>
+            </w:r>
+          </w:p>
+        </w:tc>
+        <w:tc>
+          <w:tcPr>
+            <w:tcW w:type="dxa" w:w="1495"/>
             <w:tcBorders>
               <w:top w:val="single" w:color="A6B8D0" w:sz="4"/>
               <w:left w:val="single" w:color="A6B8D0" w:sz="4"/>
@@ -11340,7 +10748,7 @@
                 <w:sz w:val="18"/>
                 <w:szCs w:val="18"/>
               </w:rPr>
-              <w:t xml:space="preserve">双方签名用证书的密钥</w:t>
+              <w:t xml:space="preserve">—</w:t>
             </w:r>
           </w:p>
         </w:tc>
@@ -12079,6 +11487,24 @@
     <w:p>
       <w:pPr>
         <w:pStyle w:val="ListParagraph"/>
+        <w:keepNext/>
+        <w:keepLines/>
+        <w:numPr>
+          <w:ilvl w:val="0"/>
+          <w:numId w:val="2"/>
+        </w:numPr>
+        <w:spacing w:after="20" w:before="20" w:line="300"/>
+      </w:pPr>
+      <w:r>
+        <w:rPr>
+          <w:rFonts w:ascii="Microsoft YaHei" w:eastAsia="Microsoft YaHei" w:hAnsi="Microsoft YaHei"/>
+        </w:rPr>
+        <w:t xml:space="preserve">文书发行者的声明码是否揭示在发行者的声明所在账号中，由使用者确认（应用显示打开声明所在账号的按钮）。</w:t>
+      </w:r>
+    </w:p>
+    <w:p>
+      <w:pPr>
+        <w:pStyle w:val="ListParagraph"/>
         <w:keepNext w:val="false"/>
         <w:keepLines/>
         <w:numPr>
@@ -12091,18 +11517,18 @@
         <w:rPr>
           <w:rFonts w:ascii="Microsoft YaHei" w:eastAsia="Microsoft YaHei" w:hAnsi="Microsoft YaHei"/>
         </w:rPr>
-        <w:t xml:space="preserve">文书发行者的声明码是否揭示在发行者的声明所在账号中，由使用者确认（应用显示打开声明所在账号的按钮）。</w:t>
-      </w:r>
-    </w:p>
-    <w:p>
-      <w:pPr>
-        <w:pStyle w:val="Heading1"/>
-      </w:pPr>
-      <w:r>
-        <w:rPr>
-          <w:rFonts w:ascii="Microsoft YaHei" w:eastAsia="Microsoft YaHei" w:hAnsi="Microsoft YaHei"/>
-        </w:rPr>
-        <w:t xml:space="preserve">6. 权利人信息</w:t>
+        <w:t xml:space="preserve">可用于导出的授权书，仅限范围（拍摄名称、期间）与作业的拍摄名称及照片拍摄日相符者，可在G-08中选择。不相符的授权书无法导出。撤销在批量导出开始时确认，中途到达的撤销自下次导出起生效（与7.6证书的处理相同）。</w:t>
+      </w:r>
+    </w:p>
+    <w:p>
+      <w:pPr>
+        <w:pStyle w:val="Heading2"/>
+      </w:pPr>
+      <w:r>
+        <w:rPr>
+          <w:rFonts w:ascii="Microsoft YaHei" w:eastAsia="Microsoft YaHei" w:hAnsi="Microsoft YaHei"/>
+        </w:rPr>
+        <w:t xml:space="preserve">5.5 对方的添加（文书的交接）</w:t>
       </w:r>
     </w:p>
     <w:p>
@@ -12120,8 +11546,348 @@
         <w:rPr>
           <w:rFonts w:ascii="Microsoft YaHei" w:eastAsia="Microsoft YaHei" w:hAnsi="Microsoft YaHei"/>
         </w:rPr>
-        <w:t xml:space="preserve">公开的范围（R-2-5-1“放在图片上（被公开）的范围已确定”）：证书的主体（网名）与SAN（声明所在账号），清单中的角色。这些与已C2PA签名的图片一同公开。没有其他输入。</w:t>
-      </w:r>
+        <w:t xml:space="preserve">文书（授权书、撤销书、共同权利的书面文件、更新的文书）除以文件交付（5.1〜5.4）外，若事先把对方设为“已确认”，则从终端直接送达终端（2026-09-30 NRSD的要求）。流程与Signal的安全号码及Magic Wormhole一致。</w:t>
+      </w:r>
+    </w:p>
+    <w:tbl>
+      <w:tblPr>
+        <w:tblW w:type="dxa" w:w="9638"/>
+        <w:tblBorders>
+          <w:top w:val="single" w:color="auto" w:sz="4"/>
+          <w:left w:val="single" w:color="auto" w:sz="4"/>
+          <w:bottom w:val="single" w:color="auto" w:sz="4"/>
+          <w:right w:val="single" w:color="auto" w:sz="4"/>
+          <w:insideH w:val="single" w:color="auto" w:sz="4"/>
+          <w:insideV w:val="single" w:color="auto" w:sz="4"/>
+        </w:tblBorders>
+      </w:tblPr>
+      <w:tblGrid>
+        <w:gridCol w:w="507"/>
+        <w:gridCol w:w="9131"/>
+      </w:tblGrid>
+      <w:tr>
+        <w:trPr>
+          <w:cantSplit/>
+          <w:tblHeader/>
+        </w:trPr>
+        <w:tc>
+          <w:tcPr>
+            <w:tcW w:type="dxa" w:w="507"/>
+            <w:tcBorders>
+              <w:top w:val="single" w:color="A6B8D0" w:sz="4"/>
+              <w:left w:val="single" w:color="A6B8D0" w:sz="4"/>
+              <w:bottom w:val="single" w:color="A6B8D0" w:sz="4"/>
+              <w:right w:val="single" w:color="A6B8D0" w:sz="4"/>
+            </w:tcBorders>
+            <w:shd w:fill="DCE6F2" w:color="auto" w:val="clear"/>
+            <w:tcMar>
+              <w:top w:type="dxa" w:w="50"/>
+              <w:left w:type="dxa" w:w="90"/>
+              <w:bottom w:type="dxa" w:w="50"/>
+              <w:right w:type="dxa" w:w="90"/>
+            </w:tcMar>
+          </w:tcPr>
+          <w:p>
+            <w:pPr>
+              <w:keepNext/>
+              <w:keepLines/>
+              <w:spacing w:after="0" w:before="0" w:line="280"/>
+            </w:pPr>
+            <w:r>
+              <w:rPr>
+                <w:rFonts w:ascii="Microsoft YaHei" w:eastAsia="Microsoft YaHei" w:hAnsi="Microsoft YaHei"/>
+                <w:b/>
+                <w:bCs/>
+                <w:sz w:val="18"/>
+                <w:szCs w:val="18"/>
+              </w:rPr>
+              <w:t xml:space="preserve">步</w:t>
+            </w:r>
+          </w:p>
+        </w:tc>
+        <w:tc>
+          <w:tcPr>
+            <w:tcW w:type="dxa" w:w="9131"/>
+            <w:tcBorders>
+              <w:top w:val="single" w:color="A6B8D0" w:sz="4"/>
+              <w:left w:val="single" w:color="A6B8D0" w:sz="4"/>
+              <w:bottom w:val="single" w:color="A6B8D0" w:sz="4"/>
+              <w:right w:val="single" w:color="A6B8D0" w:sz="4"/>
+            </w:tcBorders>
+            <w:shd w:fill="DCE6F2" w:color="auto" w:val="clear"/>
+            <w:tcMar>
+              <w:top w:type="dxa" w:w="50"/>
+              <w:left w:type="dxa" w:w="90"/>
+              <w:bottom w:type="dxa" w:w="50"/>
+              <w:right w:type="dxa" w:w="90"/>
+            </w:tcMar>
+          </w:tcPr>
+          <w:p>
+            <w:pPr>
+              <w:keepNext/>
+              <w:keepLines/>
+              <w:spacing w:after="0" w:before="0" w:line="280"/>
+            </w:pPr>
+            <w:r>
+              <w:rPr>
+                <w:rFonts w:ascii="Microsoft YaHei" w:eastAsia="Microsoft YaHei" w:hAnsi="Microsoft YaHei"/>
+                <w:b/>
+                <w:bCs/>
+                <w:sz w:val="18"/>
+                <w:szCs w:val="18"/>
+              </w:rPr>
+              <w:t xml:space="preserve">操作</w:t>
+            </w:r>
+          </w:p>
+        </w:tc>
+      </w:tr>
+      <w:tr>
+        <w:trPr>
+          <w:cantSplit/>
+          <w:tblHeader w:val="off"/>
+        </w:trPr>
+        <w:tc>
+          <w:tcPr>
+            <w:tcW w:type="dxa" w:w="507"/>
+            <w:tcBorders>
+              <w:top w:val="single" w:color="A6B8D0" w:sz="4"/>
+              <w:left w:val="single" w:color="A6B8D0" w:sz="4"/>
+              <w:bottom w:val="single" w:color="A6B8D0" w:sz="4"/>
+              <w:right w:val="single" w:color="A6B8D0" w:sz="4"/>
+            </w:tcBorders>
+            <w:tcMar>
+              <w:top w:type="dxa" w:w="50"/>
+              <w:left w:type="dxa" w:w="90"/>
+              <w:bottom w:type="dxa" w:w="50"/>
+              <w:right w:type="dxa" w:w="90"/>
+            </w:tcMar>
+          </w:tcPr>
+          <w:p>
+            <w:pPr>
+              <w:keepNext/>
+              <w:keepLines/>
+              <w:spacing w:after="0" w:before="0" w:line="280"/>
+            </w:pPr>
+            <w:r>
+              <w:rPr>
+                <w:rFonts w:ascii="Microsoft YaHei" w:eastAsia="Microsoft YaHei" w:hAnsi="Microsoft YaHei"/>
+                <w:b w:val="false"/>
+                <w:bCs w:val="false"/>
+                <w:sz w:val="18"/>
+                <w:szCs w:val="18"/>
+              </w:rPr>
+              <w:t xml:space="preserve">1</w:t>
+            </w:r>
+          </w:p>
+        </w:tc>
+        <w:tc>
+          <w:tcPr>
+            <w:tcW w:type="dxa" w:w="9131"/>
+            <w:tcBorders>
+              <w:top w:val="single" w:color="A6B8D0" w:sz="4"/>
+              <w:left w:val="single" w:color="A6B8D0" w:sz="4"/>
+              <w:bottom w:val="single" w:color="A6B8D0" w:sz="4"/>
+              <w:right w:val="single" w:color="A6B8D0" w:sz="4"/>
+            </w:tcBorders>
+            <w:tcMar>
+              <w:top w:type="dxa" w:w="50"/>
+              <w:left w:type="dxa" w:w="90"/>
+              <w:bottom w:type="dxa" w:w="50"/>
+              <w:right w:type="dxa" w:w="90"/>
+            </w:tcMar>
+          </w:tcPr>
+          <w:p>
+            <w:pPr>
+              <w:keepNext/>
+              <w:keepLines/>
+              <w:spacing w:after="0" w:before="0" w:line="280"/>
+            </w:pPr>
+            <w:r>
+              <w:rPr>
+                <w:rFonts w:ascii="Microsoft YaHei" w:eastAsia="Microsoft YaHei" w:hAnsi="Microsoft YaHei"/>
+                <w:b w:val="false"/>
+                <w:bCs w:val="false"/>
+                <w:sz w:val="18"/>
+                <w:szCs w:val="18"/>
+              </w:rPr>
+              <w:t xml:space="preserve">在G-18“授权与共同权利”的“添加对方”中，把自己的QR码（第1章 10.10“URL与QR码的形式”的</w:t>
+            </w:r>
+            <w:r>
+              <w:rPr>
+                <w:rFonts w:ascii="Consolas" w:eastAsia="Microsoft YaHei" w:hAnsi="Consolas"/>
+                <w:b w:val="false"/>
+                <w:bCs w:val="false"/>
+                <w:sz w:val="18"/>
+                <w:szCs w:val="18"/>
+              </w:rPr>
+              <w:t xml:space="preserve">contact</w:t>
+            </w:r>
+            <w:r>
+              <w:rPr>
+                <w:rFonts w:ascii="Microsoft YaHei" w:eastAsia="Microsoft YaHei" w:hAnsi="Microsoft YaHei"/>
+                <w:b w:val="false"/>
+                <w:bCs w:val="false"/>
+                <w:sz w:val="18"/>
+                <w:szCs w:val="18"/>
+              </w:rPr>
+              <w:t xml:space="preserve">）给对方看并读取。相隔两地时，把简短的口令（一个数字与两个词。一次性，10分钟后失效）告诉对方</w:t>
+            </w:r>
+          </w:p>
+        </w:tc>
+      </w:tr>
+      <w:tr>
+        <w:trPr>
+          <w:cantSplit/>
+          <w:tblHeader w:val="off"/>
+        </w:trPr>
+        <w:tc>
+          <w:tcPr>
+            <w:tcW w:type="dxa" w:w="507"/>
+            <w:tcBorders>
+              <w:top w:val="single" w:color="A6B8D0" w:sz="4"/>
+              <w:left w:val="single" w:color="A6B8D0" w:sz="4"/>
+              <w:bottom w:val="single" w:color="A6B8D0" w:sz="4"/>
+              <w:right w:val="single" w:color="A6B8D0" w:sz="4"/>
+            </w:tcBorders>
+            <w:tcMar>
+              <w:top w:type="dxa" w:w="50"/>
+              <w:left w:type="dxa" w:w="90"/>
+              <w:bottom w:type="dxa" w:w="50"/>
+              <w:right w:type="dxa" w:w="90"/>
+            </w:tcMar>
+          </w:tcPr>
+          <w:p>
+            <w:pPr>
+              <w:keepNext/>
+              <w:keepLines/>
+              <w:spacing w:after="0" w:before="0" w:line="280"/>
+            </w:pPr>
+            <w:r>
+              <w:rPr>
+                <w:rFonts w:ascii="Microsoft YaHei" w:eastAsia="Microsoft YaHei" w:hAnsi="Microsoft YaHei"/>
+                <w:b w:val="false"/>
+                <w:bCs w:val="false"/>
+                <w:sz w:val="18"/>
+                <w:szCs w:val="18"/>
+              </w:rPr>
+              <w:t xml:space="preserve">2</w:t>
+            </w:r>
+          </w:p>
+        </w:tc>
+        <w:tc>
+          <w:tcPr>
+            <w:tcW w:type="dxa" w:w="9131"/>
+            <w:tcBorders>
+              <w:top w:val="single" w:color="A6B8D0" w:sz="4"/>
+              <w:left w:val="single" w:color="A6B8D0" w:sz="4"/>
+              <w:bottom w:val="single" w:color="A6B8D0" w:sz="4"/>
+              <w:right w:val="single" w:color="A6B8D0" w:sz="4"/>
+            </w:tcBorders>
+            <w:tcMar>
+              <w:top w:type="dxa" w:w="50"/>
+              <w:left w:type="dxa" w:w="90"/>
+              <w:bottom w:type="dxa" w:w="50"/>
+              <w:right w:type="dxa" w:w="90"/>
+            </w:tcMar>
+          </w:tcPr>
+          <w:p>
+            <w:pPr>
+              <w:keepNext/>
+              <w:keepLines/>
+              <w:spacing w:after="0" w:before="0" w:line="280"/>
+            </w:pPr>
+            <w:r>
+              <w:rPr>
+                <w:rFonts w:ascii="Microsoft YaHei" w:eastAsia="Microsoft YaHei" w:hAnsi="Microsoft YaHei"/>
+                <w:b w:val="false"/>
+                <w:bCs w:val="false"/>
+                <w:sz w:val="18"/>
+                <w:szCs w:val="18"/>
+              </w:rPr>
+              <w:t xml:space="preserve">两台直接连上（与第8章 5.4相同的直接连接）。双方的界面显示同一安全号码。安全号码的生成与Signal的安全号码相同：对各自，把“版本号0、个人根证书的公钥（SubjectPublicKeyInfo的DER）、声明码”排列而成的字节串做SHA-512并重复5,200次，取开头30字节变为十进制的30位。两人的部分按数值从小到大排列成60位，每5位一组分12组显示。因由个人根证书的密钥生成，更换终端也不改变对方的安全号码</w:t>
+            </w:r>
+          </w:p>
+        </w:tc>
+      </w:tr>
+      <w:tr>
+        <w:trPr>
+          <w:cantSplit/>
+          <w:tblHeader w:val="off"/>
+        </w:trPr>
+        <w:tc>
+          <w:tcPr>
+            <w:tcW w:type="dxa" w:w="507"/>
+            <w:tcBorders>
+              <w:top w:val="single" w:color="A6B8D0" w:sz="4"/>
+              <w:left w:val="single" w:color="A6B8D0" w:sz="4"/>
+              <w:bottom w:val="single" w:color="A6B8D0" w:sz="4"/>
+              <w:right w:val="single" w:color="A6B8D0" w:sz="4"/>
+            </w:tcBorders>
+            <w:tcMar>
+              <w:top w:type="dxa" w:w="50"/>
+              <w:left w:type="dxa" w:w="90"/>
+              <w:bottom w:type="dxa" w:w="50"/>
+              <w:right w:type="dxa" w:w="90"/>
+            </w:tcMar>
+          </w:tcPr>
+          <w:p>
+            <w:pPr>
+              <w:keepNext w:val="false"/>
+              <w:keepLines/>
+              <w:spacing w:after="0" w:before="0" w:line="280"/>
+            </w:pPr>
+            <w:r>
+              <w:rPr>
+                <w:rFonts w:ascii="Microsoft YaHei" w:eastAsia="Microsoft YaHei" w:hAnsi="Microsoft YaHei"/>
+                <w:b w:val="false"/>
+                <w:bCs w:val="false"/>
+                <w:sz w:val="18"/>
+                <w:szCs w:val="18"/>
+              </w:rPr>
+              <w:t xml:space="preserve">3</w:t>
+            </w:r>
+          </w:p>
+        </w:tc>
+        <w:tc>
+          <w:tcPr>
+            <w:tcW w:type="dxa" w:w="9131"/>
+            <w:tcBorders>
+              <w:top w:val="single" w:color="A6B8D0" w:sz="4"/>
+              <w:left w:val="single" w:color="A6B8D0" w:sz="4"/>
+              <w:bottom w:val="single" w:color="A6B8D0" w:sz="4"/>
+              <w:right w:val="single" w:color="A6B8D0" w:sz="4"/>
+            </w:tcBorders>
+            <w:tcMar>
+              <w:top w:type="dxa" w:w="50"/>
+              <w:left w:type="dxa" w:w="90"/>
+              <w:bottom w:type="dxa" w:w="50"/>
+              <w:right w:type="dxa" w:w="90"/>
+            </w:tcMar>
+          </w:tcPr>
+          <w:p>
+            <w:pPr>
+              <w:keepNext w:val="false"/>
+              <w:keepLines/>
+              <w:spacing w:after="0" w:before="0" w:line="280"/>
+            </w:pPr>
+            <w:r>
+              <w:rPr>
+                <w:rFonts w:ascii="Microsoft YaHei" w:eastAsia="Microsoft YaHei" w:hAnsi="Microsoft YaHei"/>
+                <w:b w:val="false"/>
+                <w:bCs w:val="false"/>
+                <w:sz w:val="18"/>
+                <w:szCs w:val="18"/>
+              </w:rPr>
+              <w:t xml:space="preserve">比对后相同则按“已确认”。此后与该对方的文书直接送达，送达的文书经过5.4的核对</w:t>
+            </w:r>
+          </w:p>
+        </w:tc>
+      </w:tr>
+    </w:tbl>
+    <w:p>
+      <w:pPr>
+        <w:spacing w:after="100" w:before="0"/>
+      </w:pPr>
     </w:p>
     <w:p>
       <w:pPr>
@@ -12138,7 +11904,55 @@
         <w:rPr>
           <w:rFonts w:ascii="Microsoft YaHei" w:eastAsia="Microsoft YaHei" w:hAnsi="Microsoft YaHei"/>
         </w:rPr>
-        <w:t xml:space="preserve">真实姓名（R-2-5-2“真实姓名不会在签名、界面上被无意公开”）：不设输入栏。证书、清单中不载入姓名。使用者在申诉（第7章）中使用姓名时，由使用者自己输入，本系统不保存。</w:t>
+        <w:t xml:space="preserve">未连上期间（对方未启动），文书在下次连上时送达。着急时可照旧以文件交付（格式相同）。</w:t>
+      </w:r>
+    </w:p>
+    <w:p>
+      <w:pPr>
+        <w:pStyle w:val="ListParagraph"/>
+        <w:keepNext/>
+        <w:keepLines/>
+        <w:numPr>
+          <w:ilvl w:val="0"/>
+          <w:numId w:val="2"/>
+        </w:numPr>
+        <w:spacing w:after="20" w:before="20" w:line="300"/>
+      </w:pPr>
+      <w:r>
+        <w:rPr>
+          <w:rFonts w:ascii="Microsoft YaHei" w:eastAsia="Microsoft YaHei" w:hAnsi="Microsoft YaHei"/>
+        </w:rPr>
+        <w:t xml:space="preserve">已确认的对方的一览放在G-18“授权与共同权利”中。移除对方后，此后不再送达。</w:t>
+      </w:r>
+    </w:p>
+    <w:p>
+      <w:pPr>
+        <w:pStyle w:val="ListParagraph"/>
+        <w:keepNext/>
+        <w:keepLines/>
+        <w:numPr>
+          <w:ilvl w:val="0"/>
+          <w:numId w:val="2"/>
+        </w:numPr>
+        <w:spacing w:after="20" w:before="20" w:line="300"/>
+      </w:pPr>
+      <w:r>
+        <w:rPr>
+          <w:rFonts w:ascii="Microsoft YaHei" w:eastAsia="Microsoft YaHei" w:hAnsi="Microsoft YaHei"/>
+        </w:rPr>
+        <w:t xml:space="preserve">收到之物的接收：来自已确认对方的文件通过5.4的确认后自动导入（这正是确认的意义。与Signal的附件相同）。模板（</w:t>
+      </w:r>
+      <w:r>
+        <w:rPr>
+          <w:rFonts w:ascii="Consolas" w:eastAsia="Microsoft YaHei" w:hAnsi="Consolas"/>
+        </w:rPr>
+        <w:t xml:space="preserve">.nrsdtpl</w:t>
+      </w:r>
+      <w:r>
+        <w:rPr>
+          <w:rFonts w:ascii="Microsoft YaHei" w:eastAsia="Microsoft YaHei" w:hAnsi="Microsoft YaHei"/>
+        </w:rPr>
+        <w:t xml:space="preserve">）显示为“收到的模板”，仅在使用者按下“导入”时导入（与AirDrop的接收相同。不擅自改变作业的场所）。</w:t>
       </w:r>
     </w:p>
     <w:p>
@@ -12156,19 +11970,7 @@
         <w:rPr>
           <w:rFonts w:ascii="Microsoft YaHei" w:eastAsia="Microsoft YaHei" w:hAnsi="Microsoft YaHei"/>
         </w:rPr>
-        <w:t xml:space="preserve">变更的履历（R-2-5-3“变更的履历留在终端上”）：每次变更输入时，在终端记录变更的日期时间与前后的值（包括重新生成的证书的一览）。履历追加到</w:t>
-      </w:r>
-      <w:r>
-        <w:rPr>
-          <w:rFonts w:ascii="Consolas" w:eastAsia="Microsoft YaHei" w:hAnsi="Consolas"/>
-        </w:rPr>
-        <w:t xml:space="preserve">identity/history.jsonl</w:t>
-      </w:r>
-      <w:r>
-        <w:rPr>
-          <w:rFonts w:ascii="Microsoft YaHei" w:eastAsia="Microsoft YaHei" w:hAnsi="Microsoft YaHei"/>
-        </w:rPr>
-        <w:t xml:space="preserve">中（第8章 2.1“配置”），可在第10章 G-19“密钥与声明码”中查看。</w:t>
+        <w:t xml:space="preserve">保留声明码的手动输入，但默认为QR码或口令，杜绝输入错误的事故。</w:t>
       </w:r>
     </w:p>
     <w:p>
@@ -12179,18 +11981,7 @@
         <w:rPr>
           <w:rFonts w:ascii="Microsoft YaHei" w:eastAsia="Microsoft YaHei" w:hAnsi="Microsoft YaHei"/>
         </w:rPr>
-        <w:t xml:space="preserve">7. 签名密钥</w:t>
-      </w:r>
-    </w:p>
-    <w:p>
-      <w:pPr>
-        <w:pStyle w:val="Heading2"/>
-      </w:pPr>
-      <w:r>
-        <w:rPr>
-          <w:rFonts w:ascii="Microsoft YaHei" w:eastAsia="Microsoft YaHei" w:hAnsi="Microsoft YaHei"/>
-        </w:rPr>
-        <w:t xml:space="preserve">7.1 生成与保管</w:t>
+        <w:t xml:space="preserve">6. 权利人信息</w:t>
       </w:r>
     </w:p>
     <w:p>
@@ -12208,7 +11999,7 @@
         <w:rPr>
           <w:rFonts w:ascii="Microsoft YaHei" w:eastAsia="Microsoft YaHei" w:hAnsi="Microsoft YaHei"/>
         </w:rPr>
-        <w:t xml:space="preserve">在终端生成ECDSA P-256的密钥（随机数使用操作系统的密码学随机数）。生成个人根证书的密钥与签名用证书的密钥两个。</w:t>
+        <w:t xml:space="preserve">公开的范围（R-2-5-1）：证书的主体（网名）与SAN（声明所在账号），清单中的角色。这些与已C2PA签名的图片一同公开。没有其他输入。</w:t>
       </w:r>
     </w:p>
     <w:p>
@@ -12226,7 +12017,7 @@
         <w:rPr>
           <w:rFonts w:ascii="Microsoft YaHei" w:eastAsia="Microsoft YaHei" w:hAnsi="Microsoft YaHei"/>
         </w:rPr>
-        <w:t xml:space="preserve">保管于操作系统的密钥存储（7.5）。不在界面上显示密钥。</w:t>
+        <w:t xml:space="preserve">真实姓名（R-2-5-2）：不设输入栏。证书、清单中不载入姓名。使用者在申诉（第7章）中使用姓名时，由使用者自己输入，本系统不保存。</w:t>
       </w:r>
     </w:p>
     <w:p>
@@ -12244,7 +12035,257 @@
         <w:rPr>
           <w:rFonts w:ascii="Microsoft YaHei" w:eastAsia="Microsoft YaHei" w:hAnsi="Microsoft YaHei"/>
         </w:rPr>
+        <w:t xml:space="preserve">变更的履历（R-2-5-3）：每次变更输入时，在终端记录变更的日期时间与前后的值（包括重新生成的证书的一览）。履历追加到</w:t>
+      </w:r>
+      <w:r>
+        <w:rPr>
+          <w:rFonts w:ascii="Consolas" w:eastAsia="Microsoft YaHei" w:hAnsi="Consolas"/>
+        </w:rPr>
+        <w:t xml:space="preserve">identity/history/&lt;终端编号&gt;.jsonl</w:t>
+      </w:r>
+      <w:r>
+        <w:rPr>
+          <w:rFonts w:ascii="Microsoft YaHei" w:eastAsia="Microsoft YaHei" w:hAnsi="Microsoft YaHei"/>
+        </w:rPr>
+        <w:t xml:space="preserve">（按终端的链。第8章 2.1“配置”）中，一行持有</w:t>
+      </w:r>
+      <w:r>
+        <w:rPr>
+          <w:rFonts w:ascii="Consolas" w:eastAsia="Microsoft YaHei" w:hAnsi="Consolas"/>
+        </w:rPr>
+        <w:t xml:space="preserve">at</w:t>
+      </w:r>
+      <w:r>
+        <w:rPr>
+          <w:rFonts w:ascii="Microsoft YaHei" w:eastAsia="Microsoft YaHei" w:hAnsi="Microsoft YaHei"/>
+        </w:rPr>
+        <w:t xml:space="preserve">（UTC）、</w:t>
+      </w:r>
+      <w:r>
+        <w:rPr>
+          <w:rFonts w:ascii="Consolas" w:eastAsia="Microsoft YaHei" w:hAnsi="Consolas"/>
+        </w:rPr>
+        <w:t xml:space="preserve">field</w:t>
+      </w:r>
+      <w:r>
+        <w:rPr>
+          <w:rFonts w:ascii="Microsoft YaHei" w:eastAsia="Microsoft YaHei" w:hAnsi="Microsoft YaHei"/>
+        </w:rPr>
+        <w:t xml:space="preserve">（</w:t>
+      </w:r>
+      <w:r>
+        <w:rPr>
+          <w:rFonts w:ascii="Consolas" w:eastAsia="Microsoft YaHei" w:hAnsi="Consolas"/>
+        </w:rPr>
+        <w:t xml:space="preserve">handle</w:t>
+      </w:r>
+      <w:r>
+        <w:rPr>
+          <w:rFonts w:ascii="Microsoft YaHei" w:eastAsia="Microsoft YaHei" w:hAnsi="Microsoft YaHei"/>
+        </w:rPr>
+        <w:t xml:space="preserve">、</w:t>
+      </w:r>
+      <w:r>
+        <w:rPr>
+          <w:rFonts w:ascii="Consolas" w:eastAsia="Microsoft YaHei" w:hAnsi="Consolas"/>
+        </w:rPr>
+        <w:t xml:space="preserve">role</w:t>
+      </w:r>
+      <w:r>
+        <w:rPr>
+          <w:rFonts w:ascii="Microsoft YaHei" w:eastAsia="Microsoft YaHei" w:hAnsi="Microsoft YaHei"/>
+        </w:rPr>
+        <w:t xml:space="preserve">、</w:t>
+      </w:r>
+      <w:r>
+        <w:rPr>
+          <w:rFonts w:ascii="Consolas" w:eastAsia="Microsoft YaHei" w:hAnsi="Consolas"/>
+        </w:rPr>
+        <w:t xml:space="preserve">accounts</w:t>
+      </w:r>
+      <w:r>
+        <w:rPr>
+          <w:rFonts w:ascii="Microsoft YaHei" w:eastAsia="Microsoft YaHei" w:hAnsi="Microsoft YaHei"/>
+        </w:rPr>
+        <w:t xml:space="preserve">、</w:t>
+      </w:r>
+      <w:r>
+        <w:rPr>
+          <w:rFonts w:ascii="Consolas" w:eastAsia="Microsoft YaHei" w:hAnsi="Consolas"/>
+        </w:rPr>
+        <w:t xml:space="preserve">cert</w:t>
+      </w:r>
+      <w:r>
+        <w:rPr>
+          <w:rFonts w:ascii="Microsoft YaHei" w:eastAsia="Microsoft YaHei" w:hAnsi="Microsoft YaHei"/>
+        </w:rPr>
+        <w:t xml:space="preserve">（证书的重新生成）、</w:t>
+      </w:r>
+      <w:r>
+        <w:rPr>
+          <w:rFonts w:ascii="Consolas" w:eastAsia="Microsoft YaHei" w:hAnsi="Consolas"/>
+        </w:rPr>
+        <w:t xml:space="preserve">root</w:t>
+      </w:r>
+      <w:r>
+        <w:rPr>
+          <w:rFonts w:ascii="Microsoft YaHei" w:eastAsia="Microsoft YaHei" w:hAnsi="Microsoft YaHei"/>
+        </w:rPr>
+        <w:t xml:space="preserve">（个人根证书的重新生成））、</w:t>
+      </w:r>
+      <w:r>
+        <w:rPr>
+          <w:rFonts w:ascii="Consolas" w:eastAsia="Microsoft YaHei" w:hAnsi="Consolas"/>
+        </w:rPr>
+        <w:t xml:space="preserve">before</w:t>
+      </w:r>
+      <w:r>
+        <w:rPr>
+          <w:rFonts w:ascii="Microsoft YaHei" w:eastAsia="Microsoft YaHei" w:hAnsi="Microsoft YaHei"/>
+        </w:rPr>
+        <w:t xml:space="preserve">、</w:t>
+      </w:r>
+      <w:r>
+        <w:rPr>
+          <w:rFonts w:ascii="Consolas" w:eastAsia="Microsoft YaHei" w:hAnsi="Consolas"/>
+        </w:rPr>
+        <w:t xml:space="preserve">after</w:t>
+      </w:r>
+      <w:r>
+        <w:rPr>
+          <w:rFonts w:ascii="Microsoft YaHei" w:eastAsia="Microsoft YaHei" w:hAnsi="Microsoft YaHei"/>
+        </w:rPr>
+        <w:t xml:space="preserve">、</w:t>
+      </w:r>
+      <w:r>
+        <w:rPr>
+          <w:rFonts w:ascii="Consolas" w:eastAsia="Microsoft YaHei" w:hAnsi="Consolas"/>
+        </w:rPr>
+        <w:t xml:space="preserve">cert_serial</w:t>
+      </w:r>
+      <w:r>
+        <w:rPr>
+          <w:rFonts w:ascii="Microsoft YaHei" w:eastAsia="Microsoft YaHei" w:hAnsi="Microsoft YaHei"/>
+        </w:rPr>
+        <w:t xml:space="preserve">（当时签名用证书的序列号），可在第10章 G-19“密钥与声明码”中查看。</w:t>
+      </w:r>
+    </w:p>
+    <w:p>
+      <w:pPr>
+        <w:pStyle w:val="Heading1"/>
+      </w:pPr>
+      <w:r>
+        <w:rPr>
+          <w:rFonts w:ascii="Microsoft YaHei" w:eastAsia="Microsoft YaHei" w:hAnsi="Microsoft YaHei"/>
+        </w:rPr>
+        <w:t xml:space="preserve">7. 签名密钥</w:t>
+      </w:r>
+    </w:p>
+    <w:p>
+      <w:pPr>
+        <w:pStyle w:val="Heading2"/>
+      </w:pPr>
+      <w:r>
+        <w:rPr>
+          <w:rFonts w:ascii="Microsoft YaHei" w:eastAsia="Microsoft YaHei" w:hAnsi="Microsoft YaHei"/>
+        </w:rPr>
+        <w:t xml:space="preserve">7.1 生成与保管</w:t>
+      </w:r>
+    </w:p>
+    <w:p>
+      <w:pPr>
+        <w:pStyle w:val="ListParagraph"/>
+        <w:keepNext/>
+        <w:keepLines/>
+        <w:numPr>
+          <w:ilvl w:val="0"/>
+          <w:numId w:val="2"/>
+        </w:numPr>
+        <w:spacing w:after="20" w:before="20" w:line="300"/>
+      </w:pPr>
+      <w:r>
+        <w:rPr>
+          <w:rFonts w:ascii="Microsoft YaHei" w:eastAsia="Microsoft YaHei" w:hAnsi="Microsoft YaHei"/>
+        </w:rPr>
+        <w:t xml:space="preserve">在终端生成ECDSA P-256的密钥（随机数使用操作系统的密码学随机数）。生成个人根证书的密钥与签名用证书的密钥两个。</w:t>
+      </w:r>
+    </w:p>
+    <w:p>
+      <w:pPr>
+        <w:pStyle w:val="ListParagraph"/>
+        <w:keepNext/>
+        <w:keepLines/>
+        <w:numPr>
+          <w:ilvl w:val="0"/>
+          <w:numId w:val="2"/>
+        </w:numPr>
+        <w:spacing w:after="20" w:before="20" w:line="300"/>
+      </w:pPr>
+      <w:r>
+        <w:rPr>
+          <w:rFonts w:ascii="Microsoft YaHei" w:eastAsia="Microsoft YaHei" w:hAnsi="Microsoft YaHei"/>
+        </w:rPr>
+        <w:t xml:space="preserve">保管于操作系统的密钥存储（7.5）。不在界面上显示密钥。</w:t>
+      </w:r>
+    </w:p>
+    <w:p>
+      <w:pPr>
+        <w:pStyle w:val="ListParagraph"/>
+        <w:keepNext/>
+        <w:keepLines/>
+        <w:numPr>
+          <w:ilvl w:val="0"/>
+          <w:numId w:val="2"/>
+        </w:numPr>
+        <w:spacing w:after="20" w:before="20" w:line="300"/>
+      </w:pPr>
+      <w:r>
+        <w:rPr>
+          <w:rFonts w:ascii="Microsoft YaHei" w:eastAsia="Microsoft YaHei" w:hAnsi="Microsoft YaHei"/>
+        </w:rPr>
         <w:t xml:space="preserve">密钥仅在以使用者的口令加密的备份文件（第8章 5“备份文件”）中才离开终端。</w:t>
+      </w:r>
+    </w:p>
+    <w:p>
+      <w:pPr>
+        <w:pStyle w:val="ListParagraph"/>
+        <w:keepNext w:val="false"/>
+        <w:keepLines/>
+        <w:numPr>
+          <w:ilvl w:val="0"/>
+          <w:numId w:val="2"/>
+        </w:numPr>
+        <w:spacing w:after="20" w:before="20" w:line="300"/>
+      </w:pPr>
+      <w:r>
+        <w:rPr>
+          <w:rFonts w:ascii="Microsoft YaHei" w:eastAsia="Microsoft YaHei" w:hAnsi="Microsoft YaHei"/>
+        </w:rPr>
+        <w:t xml:space="preserve">终端的密钥（直接连接的iroh的密钥。Ed25519）也在首次启动时生成，放在操作系统的密钥存储（7.5的</w:t>
+      </w:r>
+      <w:r>
+        <w:rPr>
+          <w:rFonts w:ascii="Consolas" w:eastAsia="Microsoft YaHei" w:hAnsi="Consolas"/>
+        </w:rPr>
+        <w:t xml:space="preserve">device-key</w:t>
+      </w:r>
+      <w:r>
+        <w:rPr>
+          <w:rFonts w:ascii="Microsoft YaHei" w:eastAsia="Microsoft YaHei" w:hAnsi="Microsoft YaHei"/>
+        </w:rPr>
+        <w:t xml:space="preserve">）中。不包含在备份中，也不同步（每台终端各自生成）。终端编号（第1章 8.2“标识符的体系”）由此公钥生成，链的</w:t>
+      </w:r>
+      <w:r>
+        <w:rPr>
+          <w:rFonts w:ascii="Consolas" w:eastAsia="Microsoft YaHei" w:hAnsi="Consolas"/>
+        </w:rPr>
+        <w:t xml:space="preserve">device</w:t>
+      </w:r>
+      <w:r>
+        <w:rPr>
+          <w:rFonts w:ascii="Microsoft YaHei" w:eastAsia="Microsoft YaHei" w:hAnsi="Microsoft YaHei"/>
+        </w:rPr>
+        <w:t xml:space="preserve">与直接连接（第8章 5.4）两者使用同一值。</w:t>
       </w:r>
     </w:p>
     <w:p>
@@ -12719,7 +12760,7 @@
     <w:p>
       <w:pPr>
         <w:pStyle w:val="ListParagraph"/>
-        <w:keepNext w:val="false"/>
+        <w:keepNext/>
         <w:keepLines/>
         <w:numPr>
           <w:ilvl w:val="0"/>
@@ -12736,13 +12777,38 @@
     </w:p>
     <w:p>
       <w:pPr>
-        <w:pStyle w:val="Heading2"/>
-      </w:pPr>
-      <w:r>
-        <w:rPr>
-          <w:rFonts w:ascii="Microsoft YaHei" w:eastAsia="Microsoft YaHei" w:hAnsi="Microsoft YaHei"/>
-        </w:rPr>
-        <w:t xml:space="preserve">7.3 多个终端</w:t>
+        <w:pStyle w:val="ListParagraph"/>
+        <w:keepNext/>
+        <w:keepLines/>
+        <w:numPr>
+          <w:ilvl w:val="0"/>
+          <w:numId w:val="2"/>
+        </w:numPr>
+        <w:spacing w:after="20" w:before="20" w:line="300"/>
+      </w:pPr>
+      <w:r>
+        <w:rPr>
+          <w:rFonts w:ascii="Microsoft YaHei" w:eastAsia="Microsoft YaHei" w:hAnsi="Microsoft YaHei"/>
+        </w:rPr>
+        <w:t xml:space="preserve">威胁T-4（冒充）：盗取使用者的签名密钥进行C2PA签名。攻击者：侵入终端者。目标资产：本人性。剩余的缺口：终端被完全侵入时</w:t>
+      </w:r>
+    </w:p>
+    <w:p>
+      <w:pPr>
+        <w:pStyle w:val="ListParagraph"/>
+        <w:keepNext/>
+        <w:keepLines/>
+        <w:numPr>
+          <w:ilvl w:val="0"/>
+          <w:numId w:val="2"/>
+        </w:numPr>
+        <w:spacing w:after="20" w:before="20" w:line="300"/>
+      </w:pPr>
+      <w:r>
+        <w:rPr>
+          <w:rFonts w:ascii="Microsoft YaHei" w:eastAsia="Microsoft YaHei" w:hAnsi="Microsoft YaHei"/>
+        </w:rPr>
+        <w:t xml:space="preserve">秘密：终端的密钥（直接连接的iroh的私钥）。存放位置：操作系统的密钥存储（7.5）。不包含在备份中（每台终端各自生成）。泄露时：可能被冒充为其他终端、对方。在G-20“终端”中移除该终端，对方重新进行确认</w:t>
       </w:r>
     </w:p>
     <w:p>
@@ -12760,7 +12826,7 @@
         <w:rPr>
           <w:rFonts w:ascii="Microsoft YaHei" w:eastAsia="Microsoft YaHei" w:hAnsi="Microsoft YaHei"/>
         </w:rPr>
-        <w:t xml:space="preserve">在其他终端导入备份文件，使用相同的个人根证书与签名用证书（第1章 13“终端与人”）。</w:t>
+        <w:t xml:space="preserve">秘密：使用者的签名密钥。存放位置：操作系统的密钥存储（Windows凭据管理器与DPAPI、macOS钥匙串、Linux的Secret Service。没有Secret Service的Linux为以口令加密的密钥文件。第2章 7.5“各操作系统的保管方式”）。在备份文件中以使用者的口令加密。泄露时：使用者重新生成密钥，重新发布声明码（第2章 7“签名密钥”）</w:t>
       </w:r>
     </w:p>
     <w:p>
@@ -12771,7 +12837,7 @@
         <w:rPr>
           <w:rFonts w:ascii="Microsoft YaHei" w:eastAsia="Microsoft YaHei" w:hAnsi="Microsoft YaHei"/>
         </w:rPr>
-        <w:t xml:space="preserve">7.4 使用应用时的认证</w:t>
+        <w:t xml:space="preserve">7.3 多个终端</w:t>
       </w:r>
     </w:p>
     <w:p>
@@ -12789,7 +12855,60 @@
         <w:rPr>
           <w:rFonts w:ascii="Microsoft YaHei" w:eastAsia="Microsoft YaHei" w:hAnsi="Microsoft YaHei"/>
         </w:rPr>
-        <w:t xml:space="preserve">密钥由操作系统的密钥存储通过操作系统使用者的登录加以保护（Windows、Linux的Secret Service在登录状态下可不显示确认窗口而读取。macOS取决于钥匙串的许可。7.5）。不设应用独有的密码（为不增加非技术人员的负担）。仅在创建、导入备份文件时，以及没有Secret Service的Linux（7.5）时要求口令。</w:t>
+        <w:t xml:space="preserve">在其他终端导入备份文件，或链接终端以对齐记录（第8章 5.4“终端之间的同步”），使用相同的个人根证书与签名用证书（第1章 13“终端与人”）。只有终端的密钥（7.1）按终端各自不同。</w:t>
+      </w:r>
+    </w:p>
+    <w:p>
+      <w:pPr>
+        <w:pStyle w:val="Heading2"/>
+      </w:pPr>
+      <w:r>
+        <w:rPr>
+          <w:rFonts w:ascii="Microsoft YaHei" w:eastAsia="Microsoft YaHei" w:hAnsi="Microsoft YaHei"/>
+        </w:rPr>
+        <w:t xml:space="preserve">7.4 使用应用时的认证</w:t>
+      </w:r>
+    </w:p>
+    <w:p>
+      <w:pPr>
+        <w:pStyle w:val="ListParagraph"/>
+        <w:keepNext w:val="false"/>
+        <w:keepLines/>
+        <w:numPr>
+          <w:ilvl w:val="0"/>
+          <w:numId w:val="2"/>
+        </w:numPr>
+        <w:spacing w:after="20" w:before="20" w:line="300"/>
+      </w:pPr>
+      <w:r>
+        <w:rPr>
+          <w:rFonts w:ascii="Microsoft YaHei" w:eastAsia="Microsoft YaHei" w:hAnsi="Microsoft YaHei"/>
+        </w:rPr>
+        <w:t xml:space="preserve">密钥由操作系统的密钥存储通过操作系统使用者的登录保护（Windows与Linux的Secret Service在已登录时无需确认窗口即可读取。macOS取决于钥匙串的许可。7.5）。不设应用独自的密码（不增加非技术者的负担）。取而代之，在C2PA签名、制作文件（5）、导入备份（第8章 5.3）、链接终端与将对方设为已确认（第8章 5.4、5.5）、“清除此终端的记录”（第9章 2.3）之前，要求操作系统的本人确认：macOS为LocalAuthentication的</w:t>
+      </w:r>
+      <w:r>
+        <w:rPr>
+          <w:rFonts w:ascii="Consolas" w:eastAsia="Microsoft YaHei" w:hAnsi="Consolas"/>
+        </w:rPr>
+        <w:t xml:space="preserve">LAContext.evaluatePolicy(.deviceOwnerAuthentication)</w:t>
+      </w:r>
+      <w:r>
+        <w:rPr>
+          <w:rFonts w:ascii="Microsoft YaHei" w:eastAsia="Microsoft YaHei" w:hAnsi="Microsoft YaHei"/>
+        </w:rPr>
+        <w:t xml:space="preserve">（Touch ID，无则登录密码），Windows为</w:t>
+      </w:r>
+      <w:r>
+        <w:rPr>
+          <w:rFonts w:ascii="Consolas" w:eastAsia="Microsoft YaHei" w:hAnsi="Consolas"/>
+        </w:rPr>
+        <w:t xml:space="preserve">IUserConsentVerifierInterop.RequestVerificationForWindowAsync</w:t>
+      </w:r>
+      <w:r>
+        <w:rPr>
+          <w:rFonts w:ascii="Microsoft YaHei" w:eastAsia="Microsoft YaHei" w:hAnsi="Microsoft YaHei"/>
+        </w:rPr>
+        <w:t xml:space="preserve">（Windows Hello的PIN、面容、指纹），Linux为polkit（fprintd的指纹或PAM的密码）。初始值为开，可在G-20“设置”中关闭。批量导出仅在开始时要求1次。操作系统不支持时不要求。自动运行的处理（链末端的时间戳、时间戳的事后附加、“确认当前状态”的追记、自动备份）不要求本人确认，读取由登录保护的操作系统密钥存储（与1Password的自动解锁相同）。与1Password、Bitwarden相同的体验（2026-10-01 NRSD的要求）。仅在创建、导入备份文件时，以及无Secret Service的Linux（7.5）时要求口令。</w:t>
       </w:r>
     </w:p>
     <w:p>
@@ -12816,10 +12935,10 @@
         </w:tblBorders>
       </w:tblPr>
       <w:tblGrid>
-        <w:gridCol w:w="1050"/>
-        <w:gridCol w:w="2476"/>
-        <w:gridCol w:w="2723"/>
-        <w:gridCol w:w="3389"/>
+        <w:gridCol w:w="1030"/>
+        <w:gridCol w:w="3195"/>
+        <w:gridCol w:w="2412"/>
+        <w:gridCol w:w="3001"/>
       </w:tblGrid>
       <w:tr>
         <w:trPr>
@@ -12828,7 +12947,7 @@
         </w:trPr>
         <w:tc>
           <w:tcPr>
-            <w:tcW w:type="dxa" w:w="1050"/>
+            <w:tcW w:type="dxa" w:w="1030"/>
             <w:tcBorders>
               <w:top w:val="single" w:color="A6B8D0" w:sz="4"/>
               <w:left w:val="single" w:color="A6B8D0" w:sz="4"/>
@@ -12863,7 +12982,7 @@
         </w:tc>
         <w:tc>
           <w:tcPr>
-            <w:tcW w:type="dxa" w:w="2476"/>
+            <w:tcW w:type="dxa" w:w="3195"/>
             <w:tcBorders>
               <w:top w:val="single" w:color="A6B8D0" w:sz="4"/>
               <w:left w:val="single" w:color="A6B8D0" w:sz="4"/>
@@ -12898,7 +13017,7 @@
         </w:tc>
         <w:tc>
           <w:tcPr>
-            <w:tcW w:type="dxa" w:w="2723"/>
+            <w:tcW w:type="dxa" w:w="2412"/>
             <w:tcBorders>
               <w:top w:val="single" w:color="A6B8D0" w:sz="4"/>
               <w:left w:val="single" w:color="A6B8D0" w:sz="4"/>
@@ -12933,7 +13052,7 @@
         </w:tc>
         <w:tc>
           <w:tcPr>
-            <w:tcW w:type="dxa" w:w="3389"/>
+            <w:tcW w:type="dxa" w:w="3001"/>
             <w:tcBorders>
               <w:top w:val="single" w:color="A6B8D0" w:sz="4"/>
               <w:left w:val="single" w:color="A6B8D0" w:sz="4"/>
@@ -12974,7 +13093,7 @@
         </w:trPr>
         <w:tc>
           <w:tcPr>
-            <w:tcW w:type="dxa" w:w="1050"/>
+            <w:tcW w:type="dxa" w:w="1030"/>
             <w:tcBorders>
               <w:top w:val="single" w:color="A6B8D0" w:sz="4"/>
               <w:left w:val="single" w:color="A6B8D0" w:sz="4"/>
@@ -13008,7 +13127,7 @@
         </w:tc>
         <w:tc>
           <w:tcPr>
-            <w:tcW w:type="dxa" w:w="2476"/>
+            <w:tcW w:type="dxa" w:w="3195"/>
             <w:tcBorders>
               <w:top w:val="single" w:color="A6B8D0" w:sz="4"/>
               <w:left w:val="single" w:color="A6B8D0" w:sz="4"/>
@@ -13042,7 +13161,7 @@
         </w:tc>
         <w:tc>
           <w:tcPr>
-            <w:tcW w:type="dxa" w:w="2723"/>
+            <w:tcW w:type="dxa" w:w="2412"/>
             <w:tcBorders>
               <w:top w:val="single" w:color="A6B8D0" w:sz="4"/>
               <w:left w:val="single" w:color="A6B8D0" w:sz="4"/>
@@ -13076,7 +13195,7 @@
         </w:tc>
         <w:tc>
           <w:tcPr>
-            <w:tcW w:type="dxa" w:w="3389"/>
+            <w:tcW w:type="dxa" w:w="3001"/>
             <w:tcBorders>
               <w:top w:val="single" w:color="A6B8D0" w:sz="4"/>
               <w:left w:val="single" w:color="A6B8D0" w:sz="4"/>
@@ -13116,7 +13235,7 @@
         </w:trPr>
         <w:tc>
           <w:tcPr>
-            <w:tcW w:type="dxa" w:w="1050"/>
+            <w:tcW w:type="dxa" w:w="1030"/>
             <w:tcBorders>
               <w:top w:val="single" w:color="A6B8D0" w:sz="4"/>
               <w:left w:val="single" w:color="A6B8D0" w:sz="4"/>
@@ -13150,7 +13269,7 @@
         </w:tc>
         <w:tc>
           <w:tcPr>
-            <w:tcW w:type="dxa" w:w="2476"/>
+            <w:tcW w:type="dxa" w:w="3195"/>
             <w:tcBorders>
               <w:top w:val="single" w:color="A6B8D0" w:sz="4"/>
               <w:left w:val="single" w:color="A6B8D0" w:sz="4"/>
@@ -13184,7 +13303,7 @@
         </w:tc>
         <w:tc>
           <w:tcPr>
-            <w:tcW w:type="dxa" w:w="2723"/>
+            <w:tcW w:type="dxa" w:w="2412"/>
             <w:tcBorders>
               <w:top w:val="single" w:color="A6B8D0" w:sz="4"/>
               <w:left w:val="single" w:color="A6B8D0" w:sz="4"/>
@@ -13218,7 +13337,7 @@
         </w:tc>
         <w:tc>
           <w:tcPr>
-            <w:tcW w:type="dxa" w:w="3389"/>
+            <w:tcW w:type="dxa" w:w="3001"/>
             <w:tcBorders>
               <w:top w:val="single" w:color="A6B8D0" w:sz="4"/>
               <w:left w:val="single" w:color="A6B8D0" w:sz="4"/>
@@ -13258,7 +13377,7 @@
         </w:trPr>
         <w:tc>
           <w:tcPr>
-            <w:tcW w:type="dxa" w:w="1050"/>
+            <w:tcW w:type="dxa" w:w="1030"/>
             <w:tcBorders>
               <w:top w:val="single" w:color="A6B8D0" w:sz="4"/>
               <w:left w:val="single" w:color="A6B8D0" w:sz="4"/>
@@ -13292,7 +13411,7 @@
         </w:tc>
         <w:tc>
           <w:tcPr>
-            <w:tcW w:type="dxa" w:w="2476"/>
+            <w:tcW w:type="dxa" w:w="3195"/>
             <w:tcBorders>
               <w:top w:val="single" w:color="A6B8D0" w:sz="4"/>
               <w:left w:val="single" w:color="A6B8D0" w:sz="4"/>
@@ -13326,7 +13445,7 @@
         </w:tc>
         <w:tc>
           <w:tcPr>
-            <w:tcW w:type="dxa" w:w="2723"/>
+            <w:tcW w:type="dxa" w:w="2412"/>
             <w:tcBorders>
               <w:top w:val="single" w:color="A6B8D0" w:sz="4"/>
               <w:left w:val="single" w:color="A6B8D0" w:sz="4"/>
@@ -13360,7 +13479,7 @@
         </w:tc>
         <w:tc>
           <w:tcPr>
-            <w:tcW w:type="dxa" w:w="3389"/>
+            <w:tcW w:type="dxa" w:w="3001"/>
             <w:tcBorders>
               <w:top w:val="single" w:color="A6B8D0" w:sz="4"/>
               <w:left w:val="single" w:color="A6B8D0" w:sz="4"/>
@@ -13400,7 +13519,7 @@
         </w:trPr>
         <w:tc>
           <w:tcPr>
-            <w:tcW w:type="dxa" w:w="1050"/>
+            <w:tcW w:type="dxa" w:w="1030"/>
             <w:tcBorders>
               <w:top w:val="single" w:color="A6B8D0" w:sz="4"/>
               <w:left w:val="single" w:color="A6B8D0" w:sz="4"/>
@@ -13434,7 +13553,7 @@
         </w:tc>
         <w:tc>
           <w:tcPr>
-            <w:tcW w:type="dxa" w:w="2476"/>
+            <w:tcW w:type="dxa" w:w="3195"/>
             <w:tcBorders>
               <w:top w:val="single" w:color="A6B8D0" w:sz="4"/>
               <w:left w:val="single" w:color="A6B8D0" w:sz="4"/>
@@ -13462,13 +13581,13 @@
                 <w:sz w:val="18"/>
                 <w:szCs w:val="18"/>
               </w:rPr>
-              <w:t xml:space="preserve">把以口令加密的密钥文件（age格式，scrypt 2^18）放在应用的数据位置</w:t>
-            </w:r>
-          </w:p>
-        </w:tc>
-        <w:tc>
-          <w:tcPr>
-            <w:tcW w:type="dxa" w:w="2723"/>
+              <w:t xml:space="preserve">把以口令加密的密钥文件（age格式，scrypt 2^18）放在应用的数据位置。口令的接受规则（15个字符以上，拒绝常用的与弱的）与备份的口令（第8章 5.2）相同</w:t>
+            </w:r>
+          </w:p>
+        </w:tc>
+        <w:tc>
+          <w:tcPr>
+            <w:tcW w:type="dxa" w:w="2412"/>
             <w:tcBorders>
               <w:top w:val="single" w:color="A6B8D0" w:sz="4"/>
               <w:left w:val="single" w:color="A6B8D0" w:sz="4"/>
@@ -13502,7 +13621,7 @@
         </w:tc>
         <w:tc>
           <w:tcPr>
-            <w:tcW w:type="dxa" w:w="3389"/>
+            <w:tcW w:type="dxa" w:w="3001"/>
             <w:tcBorders>
               <w:top w:val="single" w:color="A6B8D0" w:sz="4"/>
               <w:left w:val="single" w:color="A6B8D0" w:sz="4"/>
@@ -13556,7 +13675,67 @@
         <w:rPr>
           <w:rFonts w:ascii="Microsoft YaHei" w:eastAsia="Microsoft YaHei" w:hAnsi="Microsoft YaHei"/>
         </w:rPr>
-        <w:t xml:space="preserve">组件为keyring的crate（4.2.0。第11章 DD-11-6“密钥放在操作系统的密钥存储中”）。Windows使用keyring的Windows用保管组件（windows-native-keyring-store 1.1.0，MIT OR Apache-2.0）。该组件所创建凭据的默认保存类型为Enterprise（也迁移到其他电脑），在创建项目时向</w:t>
+        <w:t xml:space="preserve">密钥存储项目的名称：服务为</w:t>
+      </w:r>
+      <w:r>
+        <w:rPr>
+          <w:rFonts w:ascii="Consolas" w:eastAsia="Microsoft YaHei" w:hAnsi="Consolas"/>
+        </w:rPr>
+        <w:t xml:space="preserve">jp.nrsd.c2pa4cosplayer</w:t>
+      </w:r>
+      <w:r>
+        <w:rPr>
+          <w:rFonts w:ascii="Microsoft YaHei" w:eastAsia="Microsoft YaHei" w:hAnsi="Microsoft YaHei"/>
+        </w:rPr>
+        <w:t xml:space="preserve">，项目为</w:t>
+      </w:r>
+      <w:r>
+        <w:rPr>
+          <w:rFonts w:ascii="Consolas" w:eastAsia="Microsoft YaHei" w:hAnsi="Consolas"/>
+        </w:rPr>
+        <w:t xml:space="preserve">root-key</w:t>
+      </w:r>
+      <w:r>
+        <w:rPr>
+          <w:rFonts w:ascii="Microsoft YaHei" w:eastAsia="Microsoft YaHei" w:hAnsi="Microsoft YaHei"/>
+        </w:rPr>
+        <w:t xml:space="preserve">、</w:t>
+      </w:r>
+      <w:r>
+        <w:rPr>
+          <w:rFonts w:ascii="Consolas" w:eastAsia="Microsoft YaHei" w:hAnsi="Consolas"/>
+        </w:rPr>
+        <w:t xml:space="preserve">signing-key</w:t>
+      </w:r>
+      <w:r>
+        <w:rPr>
+          <w:rFonts w:ascii="Microsoft YaHei" w:eastAsia="Microsoft YaHei" w:hAnsi="Microsoft YaHei"/>
+        </w:rPr>
+        <w:t xml:space="preserve">、</w:t>
+      </w:r>
+      <w:r>
+        <w:rPr>
+          <w:rFonts w:ascii="Consolas" w:eastAsia="Microsoft YaHei" w:hAnsi="Consolas"/>
+        </w:rPr>
+        <w:t xml:space="preserve">device-key</w:t>
+      </w:r>
+      <w:r>
+        <w:rPr>
+          <w:rFonts w:ascii="Microsoft YaHei" w:eastAsia="Microsoft YaHei" w:hAnsi="Microsoft YaHei"/>
+        </w:rPr>
+        <w:t xml:space="preserve">、</w:t>
+      </w:r>
+      <w:r>
+        <w:rPr>
+          <w:rFonts w:ascii="Consolas" w:eastAsia="Microsoft YaHei" w:hAnsi="Consolas"/>
+        </w:rPr>
+        <w:t xml:space="preserve">tsa-&lt;服务商编号&gt;</w:t>
+      </w:r>
+      <w:r>
+        <w:rPr>
+          <w:rFonts w:ascii="Microsoft YaHei" w:eastAsia="Microsoft YaHei" w:hAnsi="Microsoft YaHei"/>
+        </w:rPr>
+        <w:t xml:space="preserve">（在Windows凭据名称上限256个字符之内）。组件为keyring的crate（4.2.0。第11章 DD-11-6“密钥放在操作系统的密钥存储中”）。Windows使用keyring的Windows用保管组件（windows-native-keyring-store 1.1.0，MIT OR Apache-2.0）。该组件所创建凭据的默认保存类型为Enterprise（也迁移到其他电脑），在创建项目时向</w:t>
       </w:r>
       <w:r>
         <w:rPr>
@@ -13652,6 +13831,36 @@
           <w:rFonts w:ascii="Microsoft YaHei" w:eastAsia="Microsoft YaHei" w:hAnsi="Microsoft YaHei"/>
         </w:rPr>
         <w:t xml:space="preserve">密钥在签名之前才从密钥存储读取，使用完毕后从内存中清除（zeroize的crate）。批量导出期间保持到导出结束，结束后清除。</w:t>
+      </w:r>
+    </w:p>
+    <w:p>
+      <w:pPr>
+        <w:pStyle w:val="ListParagraph"/>
+        <w:keepNext/>
+        <w:keepLines/>
+        <w:numPr>
+          <w:ilvl w:val="0"/>
+          <w:numId w:val="2"/>
+        </w:numPr>
+        <w:spacing w:after="20" w:before="20" w:line="300"/>
+      </w:pPr>
+      <w:r>
+        <w:rPr>
+          <w:rFonts w:ascii="Microsoft YaHei" w:eastAsia="Microsoft YaHei" w:hAnsi="Microsoft YaHei"/>
+        </w:rPr>
+        <w:t xml:space="preserve">批量导出以开始时读取的签名用证书与密钥持续到最后。中途可从G-19、G-20修正输入并重新制作证书，但对进行中的导出不生效，自下次导出起使用（G-19中以一行说明）。作品数据的</w:t>
+      </w:r>
+      <w:r>
+        <w:rPr>
+          <w:rFonts w:ascii="Consolas" w:eastAsia="Microsoft YaHei" w:hAnsi="Consolas"/>
+        </w:rPr>
+        <w:t xml:space="preserve">signer</w:t>
+      </w:r>
+      <w:r>
+        <w:rPr>
+          <w:rFonts w:ascii="Microsoft YaHei" w:eastAsia="Microsoft YaHei" w:hAnsi="Microsoft YaHei"/>
+        </w:rPr>
+        <w:t xml:space="preserve">（证书序列号）保留以哪个证书签名。</w:t>
       </w:r>
     </w:p>
     <w:p>
@@ -14527,8 +14736,8 @@
         </w:tblBorders>
       </w:tblPr>
       <w:tblGrid>
-        <w:gridCol w:w="3818"/>
-        <w:gridCol w:w="5820"/>
+        <w:gridCol w:w="4129"/>
+        <w:gridCol w:w="5509"/>
       </w:tblGrid>
       <w:tr>
         <w:trPr>
@@ -14537,7 +14746,7 @@
         </w:trPr>
         <w:tc>
           <w:tcPr>
-            <w:tcW w:type="dxa" w:w="3818"/>
+            <w:tcW w:type="dxa" w:w="4129"/>
             <w:tcBorders>
               <w:top w:val="single" w:color="A6B8D0" w:sz="4"/>
               <w:left w:val="single" w:color="A6B8D0" w:sz="4"/>
@@ -14572,7 +14781,7 @@
         </w:tc>
         <w:tc>
           <w:tcPr>
-            <w:tcW w:type="dxa" w:w="5820"/>
+            <w:tcW w:type="dxa" w:w="5509"/>
             <w:tcBorders>
               <w:top w:val="single" w:color="A6B8D0" w:sz="4"/>
               <w:left w:val="single" w:color="A6B8D0" w:sz="4"/>
@@ -14613,7 +14822,7 @@
         </w:trPr>
         <w:tc>
           <w:tcPr>
-            <w:tcW w:type="dxa" w:w="3818"/>
+            <w:tcW w:type="dxa" w:w="4129"/>
             <w:tcBorders>
               <w:top w:val="single" w:color="A6B8D0" w:sz="4"/>
               <w:left w:val="single" w:color="A6B8D0" w:sz="4"/>
@@ -14647,7 +14856,7 @@
         </w:tc>
         <w:tc>
           <w:tcPr>
-            <w:tcW w:type="dxa" w:w="5820"/>
+            <w:tcW w:type="dxa" w:w="5509"/>
             <w:tcBorders>
               <w:top w:val="single" w:color="A6B8D0" w:sz="4"/>
               <w:left w:val="single" w:color="A6B8D0" w:sz="4"/>
@@ -14687,7 +14896,7 @@
         </w:trPr>
         <w:tc>
           <w:tcPr>
-            <w:tcW w:type="dxa" w:w="3818"/>
+            <w:tcW w:type="dxa" w:w="4129"/>
             <w:tcBorders>
               <w:top w:val="single" w:color="A6B8D0" w:sz="4"/>
               <w:left w:val="single" w:color="A6B8D0" w:sz="4"/>
@@ -14721,7 +14930,7 @@
         </w:tc>
         <w:tc>
           <w:tcPr>
-            <w:tcW w:type="dxa" w:w="5820"/>
+            <w:tcW w:type="dxa" w:w="5509"/>
             <w:tcBorders>
               <w:top w:val="single" w:color="A6B8D0" w:sz="4"/>
               <w:left w:val="single" w:color="A6B8D0" w:sz="4"/>
@@ -14761,7 +14970,7 @@
         </w:trPr>
         <w:tc>
           <w:tcPr>
-            <w:tcW w:type="dxa" w:w="3818"/>
+            <w:tcW w:type="dxa" w:w="4129"/>
             <w:tcBorders>
               <w:top w:val="single" w:color="A6B8D0" w:sz="4"/>
               <w:left w:val="single" w:color="A6B8D0" w:sz="4"/>
@@ -14795,7 +15004,7 @@
         </w:tc>
         <w:tc>
           <w:tcPr>
-            <w:tcW w:type="dxa" w:w="5820"/>
+            <w:tcW w:type="dxa" w:w="5509"/>
             <w:tcBorders>
               <w:top w:val="single" w:color="A6B8D0" w:sz="4"/>
               <w:left w:val="single" w:color="A6B8D0" w:sz="4"/>
@@ -14835,7 +15044,7 @@
         </w:trPr>
         <w:tc>
           <w:tcPr>
-            <w:tcW w:type="dxa" w:w="3818"/>
+            <w:tcW w:type="dxa" w:w="4129"/>
             <w:tcBorders>
               <w:top w:val="single" w:color="A6B8D0" w:sz="4"/>
               <w:left w:val="single" w:color="A6B8D0" w:sz="4"/>
@@ -14869,7 +15078,7 @@
         </w:tc>
         <w:tc>
           <w:tcPr>
-            <w:tcW w:type="dxa" w:w="5820"/>
+            <w:tcW w:type="dxa" w:w="5509"/>
             <w:tcBorders>
               <w:top w:val="single" w:color="A6B8D0" w:sz="4"/>
               <w:left w:val="single" w:color="A6B8D0" w:sz="4"/>
@@ -14909,7 +15118,81 @@
         </w:trPr>
         <w:tc>
           <w:tcPr>
-            <w:tcW w:type="dxa" w:w="3818"/>
+            <w:tcW w:type="dxa" w:w="4129"/>
+            <w:tcBorders>
+              <w:top w:val="single" w:color="A6B8D0" w:sz="4"/>
+              <w:left w:val="single" w:color="A6B8D0" w:sz="4"/>
+              <w:bottom w:val="single" w:color="A6B8D0" w:sz="4"/>
+              <w:right w:val="single" w:color="A6B8D0" w:sz="4"/>
+            </w:tcBorders>
+            <w:tcMar>
+              <w:top w:type="dxa" w:w="50"/>
+              <w:left w:type="dxa" w:w="90"/>
+              <w:bottom w:type="dxa" w:w="50"/>
+              <w:right w:type="dxa" w:w="90"/>
+            </w:tcMar>
+          </w:tcPr>
+          <w:p>
+            <w:pPr>
+              <w:keepNext/>
+              <w:keepLines/>
+              <w:spacing w:after="0" w:before="0" w:line="280"/>
+            </w:pPr>
+            <w:r>
+              <w:rPr>
+                <w:rFonts w:ascii="Microsoft YaHei" w:eastAsia="Microsoft YaHei" w:hAnsi="Microsoft YaHei"/>
+                <w:b w:val="false"/>
+                <w:bCs w:val="false"/>
+                <w:sz w:val="18"/>
+                <w:szCs w:val="18"/>
+              </w:rPr>
+              <w:t xml:space="preserve">密钥与声明码、变更的履历（6、7）</w:t>
+            </w:r>
+          </w:p>
+        </w:tc>
+        <w:tc>
+          <w:tcPr>
+            <w:tcW w:type="dxa" w:w="5509"/>
+            <w:tcBorders>
+              <w:top w:val="single" w:color="A6B8D0" w:sz="4"/>
+              <w:left w:val="single" w:color="A6B8D0" w:sz="4"/>
+              <w:bottom w:val="single" w:color="A6B8D0" w:sz="4"/>
+              <w:right w:val="single" w:color="A6B8D0" w:sz="4"/>
+            </w:tcBorders>
+            <w:tcMar>
+              <w:top w:type="dxa" w:w="50"/>
+              <w:left w:type="dxa" w:w="90"/>
+              <w:bottom w:type="dxa" w:w="50"/>
+              <w:right w:type="dxa" w:w="90"/>
+            </w:tcMar>
+          </w:tcPr>
+          <w:p>
+            <w:pPr>
+              <w:keepNext/>
+              <w:keepLines/>
+              <w:spacing w:after="0" w:before="0" w:line="280"/>
+            </w:pPr>
+            <w:r>
+              <w:rPr>
+                <w:rFonts w:ascii="Microsoft YaHei" w:eastAsia="Microsoft YaHei" w:hAnsi="Microsoft YaHei"/>
+                <w:b w:val="false"/>
+                <w:bCs w:val="false"/>
+                <w:sz w:val="18"/>
+                <w:szCs w:val="18"/>
+              </w:rPr>
+              <w:t xml:space="preserve">第10章 G-19“密钥与声明码”</w:t>
+            </w:r>
+          </w:p>
+        </w:tc>
+      </w:tr>
+      <w:tr>
+        <w:trPr>
+          <w:cantSplit/>
+          <w:tblHeader w:val="off"/>
+        </w:trPr>
+        <w:tc>
+          <w:tcPr>
+            <w:tcW w:type="dxa" w:w="4129"/>
             <w:tcBorders>
               <w:top w:val="single" w:color="A6B8D0" w:sz="4"/>
               <w:left w:val="single" w:color="A6B8D0" w:sz="4"/>
@@ -14937,13 +15220,13 @@
                 <w:sz w:val="18"/>
                 <w:szCs w:val="18"/>
               </w:rPr>
-              <w:t xml:space="preserve">密钥与声明码、变更的履历（6、7）</w:t>
-            </w:r>
-          </w:p>
-        </w:tc>
-        <w:tc>
-          <w:tcPr>
-            <w:tcW w:type="dxa" w:w="5820"/>
+              <w:t xml:space="preserve">对方的添加、文书的直接交接（5.5）</w:t>
+            </w:r>
+          </w:p>
+        </w:tc>
+        <w:tc>
+          <w:tcPr>
+            <w:tcW w:type="dxa" w:w="5509"/>
             <w:tcBorders>
               <w:top w:val="single" w:color="A6B8D0" w:sz="4"/>
               <w:left w:val="single" w:color="A6B8D0" w:sz="4"/>
@@ -14971,7 +15254,7 @@
                 <w:sz w:val="18"/>
                 <w:szCs w:val="18"/>
               </w:rPr>
-              <w:t xml:space="preserve">第10章 G-19“密钥与声明码”</w:t>
+              <w:t xml:space="preserve">第10章 G-18“授权与共同权利”</w:t>
             </w:r>
           </w:p>
         </w:tc>
@@ -15006,9 +15289,8 @@
         </w:tblBorders>
       </w:tblPr>
       <w:tblGrid>
-        <w:gridCol w:w="1398"/>
-        <w:gridCol w:w="4742"/>
-        <w:gridCol w:w="3498"/>
+        <w:gridCol w:w="4881"/>
+        <w:gridCol w:w="4757"/>
       </w:tblGrid>
       <w:tr>
         <w:trPr>
@@ -15017,7 +15299,7 @@
         </w:trPr>
         <w:tc>
           <w:tcPr>
-            <w:tcW w:type="dxa" w:w="1398"/>
+            <w:tcW w:type="dxa" w:w="4881"/>
             <w:tcBorders>
               <w:top w:val="single" w:color="A6B8D0" w:sz="4"/>
               <w:left w:val="single" w:color="A6B8D0" w:sz="4"/>
@@ -15046,48 +15328,13 @@
                 <w:sz w:val="18"/>
                 <w:szCs w:val="18"/>
               </w:rPr>
-              <w:t xml:space="preserve">要求的编号</w:t>
-            </w:r>
-          </w:p>
-        </w:tc>
-        <w:tc>
-          <w:tcPr>
-            <w:tcW w:type="dxa" w:w="4742"/>
-            <w:tcBorders>
-              <w:top w:val="single" w:color="A6B8D0" w:sz="4"/>
-              <w:left w:val="single" w:color="A6B8D0" w:sz="4"/>
-              <w:bottom w:val="single" w:color="A6B8D0" w:sz="4"/>
-              <w:right w:val="single" w:color="A6B8D0" w:sz="4"/>
-            </w:tcBorders>
-            <w:shd w:fill="DCE6F2" w:color="auto" w:val="clear"/>
-            <w:tcMar>
-              <w:top w:type="dxa" w:w="50"/>
-              <w:left w:type="dxa" w:w="90"/>
-              <w:bottom w:type="dxa" w:w="50"/>
-              <w:right w:type="dxa" w:w="90"/>
-            </w:tcMar>
-          </w:tcPr>
-          <w:p>
-            <w:pPr>
-              <w:keepNext/>
-              <w:keepLines/>
-              <w:spacing w:after="0" w:before="0" w:line="280"/>
-            </w:pPr>
-            <w:r>
-              <w:rPr>
-                <w:rFonts w:ascii="Microsoft YaHei" w:eastAsia="Microsoft YaHei" w:hAnsi="Microsoft YaHei"/>
-                <w:b/>
-                <w:bCs/>
-                <w:sz w:val="18"/>
-                <w:szCs w:val="18"/>
-              </w:rPr>
-              <w:t xml:space="preserve">要求的内容</w:t>
-            </w:r>
-          </w:p>
-        </w:tc>
-        <w:tc>
-          <w:tcPr>
-            <w:tcW w:type="dxa" w:w="3498"/>
+              <w:t xml:space="preserve">要求的编号（文字见概要设计书）</w:t>
+            </w:r>
+          </w:p>
+        </w:tc>
+        <w:tc>
+          <w:tcPr>
+            <w:tcW w:type="dxa" w:w="4757"/>
             <w:tcBorders>
               <w:top w:val="single" w:color="A6B8D0" w:sz="4"/>
               <w:left w:val="single" w:color="A6B8D0" w:sz="4"/>
@@ -15128,7 +15375,7 @@
         </w:trPr>
         <w:tc>
           <w:tcPr>
-            <w:tcW w:type="dxa" w:w="1398"/>
+            <w:tcW w:type="dxa" w:w="4881"/>
             <w:tcBorders>
               <w:top w:val="single" w:color="A6B8D0" w:sz="4"/>
               <w:left w:val="single" w:color="A6B8D0" w:sz="4"/>
@@ -15162,41 +15409,7 @@
         </w:tc>
         <w:tc>
           <w:tcPr>
-            <w:tcW w:type="dxa" w:w="4742"/>
-            <w:tcBorders>
-              <w:top w:val="single" w:color="A6B8D0" w:sz="4"/>
-              <w:left w:val="single" w:color="A6B8D0" w:sz="4"/>
-              <w:bottom w:val="single" w:color="A6B8D0" w:sz="4"/>
-              <w:right w:val="single" w:color="A6B8D0" w:sz="4"/>
-            </w:tcBorders>
-            <w:tcMar>
-              <w:top w:type="dxa" w:w="50"/>
-              <w:left w:type="dxa" w:w="90"/>
-              <w:bottom w:type="dxa" w:w="50"/>
-              <w:right w:type="dxa" w:w="90"/>
-            </w:tcMar>
-          </w:tcPr>
-          <w:p>
-            <w:pPr>
-              <w:keepNext/>
-              <w:keepLines/>
-              <w:spacing w:after="0" w:before="0" w:line="280"/>
-            </w:pPr>
-            <w:r>
-              <w:rPr>
-                <w:rFonts w:ascii="Microsoft YaHei" w:eastAsia="Microsoft YaHei" w:hAnsi="Microsoft YaHei"/>
-                <w:b w:val="false"/>
-                <w:bCs w:val="false"/>
-                <w:sz w:val="18"/>
-                <w:szCs w:val="18"/>
-              </w:rPr>
-              <w:t xml:space="preserve">能从图片的C2PA签名确认签名者（放入证书的信息）</w:t>
-            </w:r>
-          </w:p>
-        </w:tc>
-        <w:tc>
-          <w:tcPr>
-            <w:tcW w:type="dxa" w:w="3498"/>
+            <w:tcW w:type="dxa" w:w="4757"/>
             <w:tcBorders>
               <w:top w:val="single" w:color="A6B8D0" w:sz="4"/>
               <w:left w:val="single" w:color="A6B8D0" w:sz="4"/>
@@ -15236,7 +15449,7 @@
         </w:trPr>
         <w:tc>
           <w:tcPr>
-            <w:tcW w:type="dxa" w:w="1398"/>
+            <w:tcW w:type="dxa" w:w="4881"/>
             <w:tcBorders>
               <w:top w:val="single" w:color="A6B8D0" w:sz="4"/>
               <w:left w:val="single" w:color="A6B8D0" w:sz="4"/>
@@ -15270,41 +15483,7 @@
         </w:tc>
         <w:tc>
           <w:tcPr>
-            <w:tcW w:type="dxa" w:w="4742"/>
-            <w:tcBorders>
-              <w:top w:val="single" w:color="A6B8D0" w:sz="4"/>
-              <w:left w:val="single" w:color="A6B8D0" w:sz="4"/>
-              <w:bottom w:val="single" w:color="A6B8D0" w:sz="4"/>
-              <w:right w:val="single" w:color="A6B8D0" w:sz="4"/>
-            </w:tcBorders>
-            <w:tcMar>
-              <w:top w:type="dxa" w:w="50"/>
-              <w:left w:type="dxa" w:w="90"/>
-              <w:bottom w:type="dxa" w:w="50"/>
-              <w:right w:type="dxa" w:w="90"/>
-            </w:tcMar>
-          </w:tcPr>
-          <w:p>
-            <w:pPr>
-              <w:keepNext/>
-              <w:keepLines/>
-              <w:spacing w:after="0" w:before="0" w:line="280"/>
-            </w:pPr>
-            <w:r>
-              <w:rPr>
-                <w:rFonts w:ascii="Microsoft YaHei" w:eastAsia="Microsoft YaHei" w:hAnsi="Microsoft YaHei"/>
-                <w:b w:val="false"/>
-                <w:bCs w:val="false"/>
-                <w:sz w:val="18"/>
-                <w:szCs w:val="18"/>
-              </w:rPr>
-              <w:t xml:space="preserve">对证书的期限、更新以及输入的错误有所准备</w:t>
-            </w:r>
-          </w:p>
-        </w:tc>
-        <w:tc>
-          <w:tcPr>
-            <w:tcW w:type="dxa" w:w="3498"/>
+            <w:tcW w:type="dxa" w:w="4757"/>
             <w:tcBorders>
               <w:top w:val="single" w:color="A6B8D0" w:sz="4"/>
               <w:left w:val="single" w:color="A6B8D0" w:sz="4"/>
@@ -15344,7 +15523,7 @@
         </w:trPr>
         <w:tc>
           <w:tcPr>
-            <w:tcW w:type="dxa" w:w="1398"/>
+            <w:tcW w:type="dxa" w:w="4881"/>
             <w:tcBorders>
               <w:top w:val="single" w:color="A6B8D0" w:sz="4"/>
               <w:left w:val="single" w:color="A6B8D0" w:sz="4"/>
@@ -15378,41 +15557,7 @@
         </w:tc>
         <w:tc>
           <w:tcPr>
-            <w:tcW w:type="dxa" w:w="4742"/>
-            <w:tcBorders>
-              <w:top w:val="single" w:color="A6B8D0" w:sz="4"/>
-              <w:left w:val="single" w:color="A6B8D0" w:sz="4"/>
-              <w:bottom w:val="single" w:color="A6B8D0" w:sz="4"/>
-              <w:right w:val="single" w:color="A6B8D0" w:sz="4"/>
-            </w:tcBorders>
-            <w:tcMar>
-              <w:top w:type="dxa" w:w="50"/>
-              <w:left w:type="dxa" w:w="90"/>
-              <w:bottom w:type="dxa" w:w="50"/>
-              <w:right w:type="dxa" w:w="90"/>
-            </w:tcMar>
-          </w:tcPr>
-          <w:p>
-            <w:pPr>
-              <w:keepNext/>
-              <w:keepLines/>
-              <w:spacing w:after="0" w:before="0" w:line="280"/>
-            </w:pPr>
-            <w:r>
-              <w:rPr>
-                <w:rFonts w:ascii="Microsoft YaHei" w:eastAsia="Microsoft YaHei" w:hAnsi="Microsoft YaHei"/>
-                <w:b w:val="false"/>
-                <w:bCs w:val="false"/>
-                <w:sz w:val="18"/>
-                <w:szCs w:val="18"/>
-              </w:rPr>
-              <w:t xml:space="preserve">具有任何人都能通过与声明所在账号的比对，确认签名者与该照片权利人之间联系的手段</w:t>
-            </w:r>
-          </w:p>
-        </w:tc>
-        <w:tc>
-          <w:tcPr>
-            <w:tcW w:type="dxa" w:w="3498"/>
+            <w:tcW w:type="dxa" w:w="4757"/>
             <w:tcBorders>
               <w:top w:val="single" w:color="A6B8D0" w:sz="4"/>
               <w:left w:val="single" w:color="A6B8D0" w:sz="4"/>
@@ -15452,7 +15597,7 @@
         </w:trPr>
         <w:tc>
           <w:tcPr>
-            <w:tcW w:type="dxa" w:w="1398"/>
+            <w:tcW w:type="dxa" w:w="4881"/>
             <w:tcBorders>
               <w:top w:val="single" w:color="A6B8D0" w:sz="4"/>
               <w:left w:val="single" w:color="A6B8D0" w:sz="4"/>
@@ -15486,41 +15631,7 @@
         </w:tc>
         <w:tc>
           <w:tcPr>
-            <w:tcW w:type="dxa" w:w="4742"/>
-            <w:tcBorders>
-              <w:top w:val="single" w:color="A6B8D0" w:sz="4"/>
-              <w:left w:val="single" w:color="A6B8D0" w:sz="4"/>
-              <w:bottom w:val="single" w:color="A6B8D0" w:sz="4"/>
-              <w:right w:val="single" w:color="A6B8D0" w:sz="4"/>
-            </w:tcBorders>
-            <w:tcMar>
-              <w:top w:type="dxa" w:w="50"/>
-              <w:left w:type="dxa" w:w="90"/>
-              <w:bottom w:type="dxa" w:w="50"/>
-              <w:right w:type="dxa" w:w="90"/>
-            </w:tcMar>
-          </w:tcPr>
-          <w:p>
-            <w:pPr>
-              <w:keepNext/>
-              <w:keepLines/>
-              <w:spacing w:after="0" w:before="0" w:line="280"/>
-            </w:pPr>
-            <w:r>
-              <w:rPr>
-                <w:rFonts w:ascii="Microsoft YaHei" w:eastAsia="Microsoft YaHei" w:hAnsi="Microsoft YaHei"/>
-                <w:b w:val="false"/>
-                <w:bCs w:val="false"/>
-                <w:sz w:val="18"/>
-                <w:szCs w:val="18"/>
-              </w:rPr>
-              <w:t xml:space="preserve">能把持有原图用作线索</w:t>
-            </w:r>
-          </w:p>
-        </w:tc>
-        <w:tc>
-          <w:tcPr>
-            <w:tcW w:type="dxa" w:w="3498"/>
+            <w:tcW w:type="dxa" w:w="4757"/>
             <w:tcBorders>
               <w:top w:val="single" w:color="A6B8D0" w:sz="4"/>
               <w:left w:val="single" w:color="A6B8D0" w:sz="4"/>
@@ -15560,7 +15671,7 @@
         </w:trPr>
         <w:tc>
           <w:tcPr>
-            <w:tcW w:type="dxa" w:w="1398"/>
+            <w:tcW w:type="dxa" w:w="4881"/>
             <w:tcBorders>
               <w:top w:val="single" w:color="A6B8D0" w:sz="4"/>
               <w:left w:val="single" w:color="A6B8D0" w:sz="4"/>
@@ -15594,41 +15705,7 @@
         </w:tc>
         <w:tc>
           <w:tcPr>
-            <w:tcW w:type="dxa" w:w="4742"/>
-            <w:tcBorders>
-              <w:top w:val="single" w:color="A6B8D0" w:sz="4"/>
-              <w:left w:val="single" w:color="A6B8D0" w:sz="4"/>
-              <w:bottom w:val="single" w:color="A6B8D0" w:sz="4"/>
-              <w:right w:val="single" w:color="A6B8D0" w:sz="4"/>
-            </w:tcBorders>
-            <w:tcMar>
-              <w:top w:type="dxa" w:w="50"/>
-              <w:left w:type="dxa" w:w="90"/>
-              <w:bottom w:type="dxa" w:w="50"/>
-              <w:right w:type="dxa" w:w="90"/>
-            </w:tcMar>
-          </w:tcPr>
-          <w:p>
-            <w:pPr>
-              <w:keepNext/>
-              <w:keepLines/>
-              <w:spacing w:after="0" w:before="0" w:line="280"/>
-            </w:pPr>
-            <w:r>
-              <w:rPr>
-                <w:rFonts w:ascii="Microsoft YaHei" w:eastAsia="Microsoft YaHei" w:hAnsi="Microsoft YaHei"/>
-                <w:b w:val="false"/>
-                <w:bCs w:val="false"/>
-                <w:sz w:val="18"/>
-                <w:szCs w:val="18"/>
-              </w:rPr>
-              <w:t xml:space="preserve">对声明所在账号被盗用时有所准备</w:t>
-            </w:r>
-          </w:p>
-        </w:tc>
-        <w:tc>
-          <w:tcPr>
-            <w:tcW w:type="dxa" w:w="3498"/>
+            <w:tcW w:type="dxa" w:w="4757"/>
             <w:tcBorders>
               <w:top w:val="single" w:color="A6B8D0" w:sz="4"/>
               <w:left w:val="single" w:color="A6B8D0" w:sz="4"/>
@@ -15668,7 +15745,7 @@
         </w:trPr>
         <w:tc>
           <w:tcPr>
-            <w:tcW w:type="dxa" w:w="1398"/>
+            <w:tcW w:type="dxa" w:w="4881"/>
             <w:tcBorders>
               <w:top w:val="single" w:color="A6B8D0" w:sz="4"/>
               <w:left w:val="single" w:color="A6B8D0" w:sz="4"/>
@@ -15702,41 +15779,7 @@
         </w:tc>
         <w:tc>
           <w:tcPr>
-            <w:tcW w:type="dxa" w:w="4742"/>
-            <w:tcBorders>
-              <w:top w:val="single" w:color="A6B8D0" w:sz="4"/>
-              <w:left w:val="single" w:color="A6B8D0" w:sz="4"/>
-              <w:bottom w:val="single" w:color="A6B8D0" w:sz="4"/>
-              <w:right w:val="single" w:color="A6B8D0" w:sz="4"/>
-            </w:tcBorders>
-            <w:tcMar>
-              <w:top w:type="dxa" w:w="50"/>
-              <w:left w:type="dxa" w:w="90"/>
-              <w:bottom w:type="dxa" w:w="50"/>
-              <w:right w:type="dxa" w:w="90"/>
-            </w:tcMar>
-          </w:tcPr>
-          <w:p>
-            <w:pPr>
-              <w:keepNext/>
-              <w:keepLines/>
-              <w:spacing w:after="0" w:before="0" w:line="280"/>
-            </w:pPr>
-            <w:r>
-              <w:rPr>
-                <w:rFonts w:ascii="Microsoft YaHei" w:eastAsia="Microsoft YaHei" w:hAnsi="Microsoft YaHei"/>
-                <w:b w:val="false"/>
-                <w:bCs w:val="false"/>
-                <w:sz w:val="18"/>
-                <w:szCs w:val="18"/>
-              </w:rPr>
-              <w:t xml:space="preserve">发生抢先签名、签名替换、反向申诉时，能并列显示比对的线索（不作判定）</w:t>
-            </w:r>
-          </w:p>
-        </w:tc>
-        <w:tc>
-          <w:tcPr>
-            <w:tcW w:type="dxa" w:w="3498"/>
+            <w:tcW w:type="dxa" w:w="4757"/>
             <w:tcBorders>
               <w:top w:val="single" w:color="A6B8D0" w:sz="4"/>
               <w:left w:val="single" w:color="A6B8D0" w:sz="4"/>
@@ -15776,7 +15819,7 @@
         </w:trPr>
         <w:tc>
           <w:tcPr>
-            <w:tcW w:type="dxa" w:w="1398"/>
+            <w:tcW w:type="dxa" w:w="4881"/>
             <w:tcBorders>
               <w:top w:val="single" w:color="A6B8D0" w:sz="4"/>
               <w:left w:val="single" w:color="A6B8D0" w:sz="4"/>
@@ -15810,41 +15853,7 @@
         </w:tc>
         <w:tc>
           <w:tcPr>
-            <w:tcW w:type="dxa" w:w="4742"/>
-            <w:tcBorders>
-              <w:top w:val="single" w:color="A6B8D0" w:sz="4"/>
-              <w:left w:val="single" w:color="A6B8D0" w:sz="4"/>
-              <w:bottom w:val="single" w:color="A6B8D0" w:sz="4"/>
-              <w:right w:val="single" w:color="A6B8D0" w:sz="4"/>
-            </w:tcBorders>
-            <w:tcMar>
-              <w:top w:type="dxa" w:w="50"/>
-              <w:left w:type="dxa" w:w="90"/>
-              <w:bottom w:type="dxa" w:w="50"/>
-              <w:right w:type="dxa" w:w="90"/>
-            </w:tcMar>
-          </w:tcPr>
-          <w:p>
-            <w:pPr>
-              <w:keepNext/>
-              <w:keepLines/>
-              <w:spacing w:after="0" w:before="0" w:line="280"/>
-            </w:pPr>
-            <w:r>
-              <w:rPr>
-                <w:rFonts w:ascii="Microsoft YaHei" w:eastAsia="Microsoft YaHei" w:hAnsi="Microsoft YaHei"/>
-                <w:b w:val="false"/>
-                <w:bCs w:val="false"/>
-                <w:sz w:val="18"/>
-                <w:szCs w:val="18"/>
-              </w:rPr>
-              <w:t xml:space="preserve">对导入前的照片，示明能显示的线索与不能显示的范围（不能显示的部分在第13章声明）</w:t>
-            </w:r>
-          </w:p>
-        </w:tc>
-        <w:tc>
-          <w:tcPr>
-            <w:tcW w:type="dxa" w:w="3498"/>
+            <w:tcW w:type="dxa" w:w="4757"/>
             <w:tcBorders>
               <w:top w:val="single" w:color="A6B8D0" w:sz="4"/>
               <w:left w:val="single" w:color="A6B8D0" w:sz="4"/>
@@ -15884,7 +15893,7 @@
         </w:trPr>
         <w:tc>
           <w:tcPr>
-            <w:tcW w:type="dxa" w:w="1398"/>
+            <w:tcW w:type="dxa" w:w="4881"/>
             <w:tcBorders>
               <w:top w:val="single" w:color="A6B8D0" w:sz="4"/>
               <w:left w:val="single" w:color="A6B8D0" w:sz="4"/>
@@ -15918,41 +15927,7 @@
         </w:tc>
         <w:tc>
           <w:tcPr>
-            <w:tcW w:type="dxa" w:w="4742"/>
-            <w:tcBorders>
-              <w:top w:val="single" w:color="A6B8D0" w:sz="4"/>
-              <w:left w:val="single" w:color="A6B8D0" w:sz="4"/>
-              <w:bottom w:val="single" w:color="A6B8D0" w:sz="4"/>
-              <w:right w:val="single" w:color="A6B8D0" w:sz="4"/>
-            </w:tcBorders>
-            <w:tcMar>
-              <w:top w:type="dxa" w:w="50"/>
-              <w:left w:type="dxa" w:w="90"/>
-              <w:bottom w:type="dxa" w:w="50"/>
-              <w:right w:type="dxa" w:w="90"/>
-            </w:tcMar>
-          </w:tcPr>
-          <w:p>
-            <w:pPr>
-              <w:keepNext/>
-              <w:keepLines/>
-              <w:spacing w:after="0" w:before="0" w:line="280"/>
-            </w:pPr>
-            <w:r>
-              <w:rPr>
-                <w:rFonts w:ascii="Microsoft YaHei" w:eastAsia="Microsoft YaHei" w:hAnsi="Microsoft YaHei"/>
-                <w:b w:val="false"/>
-                <w:bCs w:val="false"/>
-                <w:sz w:val="18"/>
-                <w:szCs w:val="18"/>
-              </w:rPr>
-              <w:t xml:space="preserve">能根据线索知道真正的权利人可以采取的手段（第7章）</w:t>
-            </w:r>
-          </w:p>
-        </w:tc>
-        <w:tc>
-          <w:tcPr>
-            <w:tcW w:type="dxa" w:w="3498"/>
+            <w:tcW w:type="dxa" w:w="4757"/>
             <w:tcBorders>
               <w:top w:val="single" w:color="A6B8D0" w:sz="4"/>
               <w:left w:val="single" w:color="A6B8D0" w:sz="4"/>
@@ -15992,7 +15967,7 @@
         </w:trPr>
         <w:tc>
           <w:tcPr>
-            <w:tcW w:type="dxa" w:w="1398"/>
+            <w:tcW w:type="dxa" w:w="4881"/>
             <w:tcBorders>
               <w:top w:val="single" w:color="A6B8D0" w:sz="4"/>
               <w:left w:val="single" w:color="A6B8D0" w:sz="4"/>
@@ -16026,41 +16001,7 @@
         </w:tc>
         <w:tc>
           <w:tcPr>
-            <w:tcW w:type="dxa" w:w="4742"/>
-            <w:tcBorders>
-              <w:top w:val="single" w:color="A6B8D0" w:sz="4"/>
-              <w:left w:val="single" w:color="A6B8D0" w:sz="4"/>
-              <w:bottom w:val="single" w:color="A6B8D0" w:sz="4"/>
-              <w:right w:val="single" w:color="A6B8D0" w:sz="4"/>
-            </w:tcBorders>
-            <w:tcMar>
-              <w:top w:type="dxa" w:w="50"/>
-              <w:left w:type="dxa" w:w="90"/>
-              <w:bottom w:type="dxa" w:w="50"/>
-              <w:right w:type="dxa" w:w="90"/>
-            </w:tcMar>
-          </w:tcPr>
-          <w:p>
-            <w:pPr>
-              <w:keepNext/>
-              <w:keepLines/>
-              <w:spacing w:after="0" w:before="0" w:line="280"/>
-            </w:pPr>
-            <w:r>
-              <w:rPr>
-                <w:rFonts w:ascii="Microsoft YaHei" w:eastAsia="Microsoft YaHei" w:hAnsi="Microsoft YaHei"/>
-                <w:b w:val="false"/>
-                <w:bCs w:val="false"/>
-                <w:sz w:val="18"/>
-                <w:szCs w:val="18"/>
-              </w:rPr>
-              <w:t xml:space="preserve">非技术人员能完成C2PA签名所需信息的输入（判定的标准在基本设计中规定）</w:t>
-            </w:r>
-          </w:p>
-        </w:tc>
-        <w:tc>
-          <w:tcPr>
-            <w:tcW w:type="dxa" w:w="3498"/>
+            <w:tcW w:type="dxa" w:w="4757"/>
             <w:tcBorders>
               <w:top w:val="single" w:color="A6B8D0" w:sz="4"/>
               <w:left w:val="single" w:color="A6B8D0" w:sz="4"/>
@@ -16100,7 +16041,7 @@
         </w:trPr>
         <w:tc>
           <w:tcPr>
-            <w:tcW w:type="dxa" w:w="1398"/>
+            <w:tcW w:type="dxa" w:w="4881"/>
             <w:tcBorders>
               <w:top w:val="single" w:color="A6B8D0" w:sz="4"/>
               <w:left w:val="single" w:color="A6B8D0" w:sz="4"/>
@@ -16134,41 +16075,7 @@
         </w:tc>
         <w:tc>
           <w:tcPr>
-            <w:tcW w:type="dxa" w:w="4742"/>
-            <w:tcBorders>
-              <w:top w:val="single" w:color="A6B8D0" w:sz="4"/>
-              <w:left w:val="single" w:color="A6B8D0" w:sz="4"/>
-              <w:bottom w:val="single" w:color="A6B8D0" w:sz="4"/>
-              <w:right w:val="single" w:color="A6B8D0" w:sz="4"/>
-            </w:tcBorders>
-            <w:tcMar>
-              <w:top w:type="dxa" w:w="50"/>
-              <w:left w:type="dxa" w:w="90"/>
-              <w:bottom w:type="dxa" w:w="50"/>
-              <w:right w:type="dxa" w:w="90"/>
-            </w:tcMar>
-          </w:tcPr>
-          <w:p>
-            <w:pPr>
-              <w:keepNext/>
-              <w:keepLines/>
-              <w:spacing w:after="0" w:before="0" w:line="280"/>
-            </w:pPr>
-            <w:r>
-              <w:rPr>
-                <w:rFonts w:ascii="Microsoft YaHei" w:eastAsia="Microsoft YaHei" w:hAnsi="Microsoft YaHei"/>
-                <w:b w:val="false"/>
-                <w:bCs w:val="false"/>
-                <w:sz w:val="18"/>
-                <w:szCs w:val="18"/>
-              </w:rPr>
-              <w:t xml:space="preserve">能进行授权的授予、范围、期限、撤销</w:t>
-            </w:r>
-          </w:p>
-        </w:tc>
-        <w:tc>
-          <w:tcPr>
-            <w:tcW w:type="dxa" w:w="3498"/>
+            <w:tcW w:type="dxa" w:w="4757"/>
             <w:tcBorders>
               <w:top w:val="single" w:color="A6B8D0" w:sz="4"/>
               <w:left w:val="single" w:color="A6B8D0" w:sz="4"/>
@@ -16208,7 +16115,7 @@
         </w:trPr>
         <w:tc>
           <w:tcPr>
-            <w:tcW w:type="dxa" w:w="1398"/>
+            <w:tcW w:type="dxa" w:w="4881"/>
             <w:tcBorders>
               <w:top w:val="single" w:color="A6B8D0" w:sz="4"/>
               <w:left w:val="single" w:color="A6B8D0" w:sz="4"/>
@@ -16242,41 +16149,7 @@
         </w:tc>
         <w:tc>
           <w:tcPr>
-            <w:tcW w:type="dxa" w:w="4742"/>
-            <w:tcBorders>
-              <w:top w:val="single" w:color="A6B8D0" w:sz="4"/>
-              <w:left w:val="single" w:color="A6B8D0" w:sz="4"/>
-              <w:bottom w:val="single" w:color="A6B8D0" w:sz="4"/>
-              <w:right w:val="single" w:color="A6B8D0" w:sz="4"/>
-            </w:tcBorders>
-            <w:tcMar>
-              <w:top w:type="dxa" w:w="50"/>
-              <w:left w:type="dxa" w:w="90"/>
-              <w:bottom w:type="dxa" w:w="50"/>
-              <w:right w:type="dxa" w:w="90"/>
-            </w:tcMar>
-          </w:tcPr>
-          <w:p>
-            <w:pPr>
-              <w:keepNext/>
-              <w:keepLines/>
-              <w:spacing w:after="0" w:before="0" w:line="280"/>
-            </w:pPr>
-            <w:r>
-              <w:rPr>
-                <w:rFonts w:ascii="Microsoft YaHei" w:eastAsia="Microsoft YaHei" w:hAnsi="Microsoft YaHei"/>
-                <w:b w:val="false"/>
-                <w:bCs w:val="false"/>
-                <w:sz w:val="18"/>
-                <w:szCs w:val="18"/>
-              </w:rPr>
-              <w:t xml:space="preserve">摄影者与Cosplayer能处理同一照片</w:t>
-            </w:r>
-          </w:p>
-        </w:tc>
-        <w:tc>
-          <w:tcPr>
-            <w:tcW w:type="dxa" w:w="3498"/>
+            <w:tcW w:type="dxa" w:w="4757"/>
             <w:tcBorders>
               <w:top w:val="single" w:color="A6B8D0" w:sz="4"/>
               <w:left w:val="single" w:color="A6B8D0" w:sz="4"/>
@@ -16316,7 +16189,7 @@
         </w:trPr>
         <w:tc>
           <w:tcPr>
-            <w:tcW w:type="dxa" w:w="1398"/>
+            <w:tcW w:type="dxa" w:w="4881"/>
             <w:tcBorders>
               <w:top w:val="single" w:color="A6B8D0" w:sz="4"/>
               <w:left w:val="single" w:color="A6B8D0" w:sz="4"/>
@@ -16350,41 +16223,7 @@
         </w:tc>
         <w:tc>
           <w:tcPr>
-            <w:tcW w:type="dxa" w:w="4742"/>
-            <w:tcBorders>
-              <w:top w:val="single" w:color="A6B8D0" w:sz="4"/>
-              <w:left w:val="single" w:color="A6B8D0" w:sz="4"/>
-              <w:bottom w:val="single" w:color="A6B8D0" w:sz="4"/>
-              <w:right w:val="single" w:color="A6B8D0" w:sz="4"/>
-            </w:tcBorders>
-            <w:tcMar>
-              <w:top w:type="dxa" w:w="50"/>
-              <w:left w:type="dxa" w:w="90"/>
-              <w:bottom w:type="dxa" w:w="50"/>
-              <w:right w:type="dxa" w:w="90"/>
-            </w:tcMar>
-          </w:tcPr>
-          <w:p>
-            <w:pPr>
-              <w:keepNext/>
-              <w:keepLines/>
-              <w:spacing w:after="0" w:before="0" w:line="280"/>
-            </w:pPr>
-            <w:r>
-              <w:rPr>
-                <w:rFonts w:ascii="Microsoft YaHei" w:eastAsia="Microsoft YaHei" w:hAnsi="Microsoft YaHei"/>
-                <w:b w:val="false"/>
-                <w:bCs w:val="false"/>
-                <w:sz w:val="18"/>
-                <w:szCs w:val="18"/>
-              </w:rPr>
-              <w:t xml:space="preserve">载于图片上（公开）的范围已确定</w:t>
-            </w:r>
-          </w:p>
-        </w:tc>
-        <w:tc>
-          <w:tcPr>
-            <w:tcW w:type="dxa" w:w="3498"/>
+            <w:tcW w:type="dxa" w:w="4757"/>
             <w:tcBorders>
               <w:top w:val="single" w:color="A6B8D0" w:sz="4"/>
               <w:left w:val="single" w:color="A6B8D0" w:sz="4"/>
@@ -16424,7 +16263,7 @@
         </w:trPr>
         <w:tc>
           <w:tcPr>
-            <w:tcW w:type="dxa" w:w="1398"/>
+            <w:tcW w:type="dxa" w:w="4881"/>
             <w:tcBorders>
               <w:top w:val="single" w:color="A6B8D0" w:sz="4"/>
               <w:left w:val="single" w:color="A6B8D0" w:sz="4"/>
@@ -16458,41 +16297,7 @@
         </w:tc>
         <w:tc>
           <w:tcPr>
-            <w:tcW w:type="dxa" w:w="4742"/>
-            <w:tcBorders>
-              <w:top w:val="single" w:color="A6B8D0" w:sz="4"/>
-              <w:left w:val="single" w:color="A6B8D0" w:sz="4"/>
-              <w:bottom w:val="single" w:color="A6B8D0" w:sz="4"/>
-              <w:right w:val="single" w:color="A6B8D0" w:sz="4"/>
-            </w:tcBorders>
-            <w:tcMar>
-              <w:top w:type="dxa" w:w="50"/>
-              <w:left w:type="dxa" w:w="90"/>
-              <w:bottom w:type="dxa" w:w="50"/>
-              <w:right w:type="dxa" w:w="90"/>
-            </w:tcMar>
-          </w:tcPr>
-          <w:p>
-            <w:pPr>
-              <w:keepNext/>
-              <w:keepLines/>
-              <w:spacing w:after="0" w:before="0" w:line="280"/>
-            </w:pPr>
-            <w:r>
-              <w:rPr>
-                <w:rFonts w:ascii="Microsoft YaHei" w:eastAsia="Microsoft YaHei" w:hAnsi="Microsoft YaHei"/>
-                <w:b w:val="false"/>
-                <w:bCs w:val="false"/>
-                <w:sz w:val="18"/>
-                <w:szCs w:val="18"/>
-              </w:rPr>
-              <w:t xml:space="preserve">真实姓名不会在签名、界面上无意中公开</w:t>
-            </w:r>
-          </w:p>
-        </w:tc>
-        <w:tc>
-          <w:tcPr>
-            <w:tcW w:type="dxa" w:w="3498"/>
+            <w:tcW w:type="dxa" w:w="4757"/>
             <w:tcBorders>
               <w:top w:val="single" w:color="A6B8D0" w:sz="4"/>
               <w:left w:val="single" w:color="A6B8D0" w:sz="4"/>
@@ -16532,7 +16337,7 @@
         </w:trPr>
         <w:tc>
           <w:tcPr>
-            <w:tcW w:type="dxa" w:w="1398"/>
+            <w:tcW w:type="dxa" w:w="4881"/>
             <w:tcBorders>
               <w:top w:val="single" w:color="A6B8D0" w:sz="4"/>
               <w:left w:val="single" w:color="A6B8D0" w:sz="4"/>
@@ -16566,41 +16371,7 @@
         </w:tc>
         <w:tc>
           <w:tcPr>
-            <w:tcW w:type="dxa" w:w="4742"/>
-            <w:tcBorders>
-              <w:top w:val="single" w:color="A6B8D0" w:sz="4"/>
-              <w:left w:val="single" w:color="A6B8D0" w:sz="4"/>
-              <w:bottom w:val="single" w:color="A6B8D0" w:sz="4"/>
-              <w:right w:val="single" w:color="A6B8D0" w:sz="4"/>
-            </w:tcBorders>
-            <w:tcMar>
-              <w:top w:type="dxa" w:w="50"/>
-              <w:left w:type="dxa" w:w="90"/>
-              <w:bottom w:type="dxa" w:w="50"/>
-              <w:right w:type="dxa" w:w="90"/>
-            </w:tcMar>
-          </w:tcPr>
-          <w:p>
-            <w:pPr>
-              <w:keepNext/>
-              <w:keepLines/>
-              <w:spacing w:after="0" w:before="0" w:line="280"/>
-            </w:pPr>
-            <w:r>
-              <w:rPr>
-                <w:rFonts w:ascii="Microsoft YaHei" w:eastAsia="Microsoft YaHei" w:hAnsi="Microsoft YaHei"/>
-                <w:b w:val="false"/>
-                <w:bCs w:val="false"/>
-                <w:sz w:val="18"/>
-                <w:szCs w:val="18"/>
-              </w:rPr>
-              <w:t xml:space="preserve">变更的履历留在终端</w:t>
-            </w:r>
-          </w:p>
-        </w:tc>
-        <w:tc>
-          <w:tcPr>
-            <w:tcW w:type="dxa" w:w="3498"/>
+            <w:tcW w:type="dxa" w:w="4757"/>
             <w:tcBorders>
               <w:top w:val="single" w:color="A6B8D0" w:sz="4"/>
               <w:left w:val="single" w:color="A6B8D0" w:sz="4"/>
@@ -16640,7 +16411,7 @@
         </w:trPr>
         <w:tc>
           <w:tcPr>
-            <w:tcW w:type="dxa" w:w="1398"/>
+            <w:tcW w:type="dxa" w:w="4881"/>
             <w:tcBorders>
               <w:top w:val="single" w:color="A6B8D0" w:sz="4"/>
               <w:left w:val="single" w:color="A6B8D0" w:sz="4"/>
@@ -16674,41 +16445,7 @@
         </w:tc>
         <w:tc>
           <w:tcPr>
-            <w:tcW w:type="dxa" w:w="4742"/>
-            <w:tcBorders>
-              <w:top w:val="single" w:color="A6B8D0" w:sz="4"/>
-              <w:left w:val="single" w:color="A6B8D0" w:sz="4"/>
-              <w:bottom w:val="single" w:color="A6B8D0" w:sz="4"/>
-              <w:right w:val="single" w:color="A6B8D0" w:sz="4"/>
-            </w:tcBorders>
-            <w:tcMar>
-              <w:top w:type="dxa" w:w="50"/>
-              <w:left w:type="dxa" w:w="90"/>
-              <w:bottom w:type="dxa" w:w="50"/>
-              <w:right w:type="dxa" w:w="90"/>
-            </w:tcMar>
-          </w:tcPr>
-          <w:p>
-            <w:pPr>
-              <w:keepNext/>
-              <w:keepLines/>
-              <w:spacing w:after="0" w:before="0" w:line="280"/>
-            </w:pPr>
-            <w:r>
-              <w:rPr>
-                <w:rFonts w:ascii="Microsoft YaHei" w:eastAsia="Microsoft YaHei" w:hAnsi="Microsoft YaHei"/>
-                <w:b w:val="false"/>
-                <w:bCs w:val="false"/>
-                <w:sz w:val="18"/>
-                <w:szCs w:val="18"/>
-              </w:rPr>
-              <w:t xml:space="preserve">被安全地保管，处理中也受到保护</w:t>
-            </w:r>
-          </w:p>
-        </w:tc>
-        <w:tc>
-          <w:tcPr>
-            <w:tcW w:type="dxa" w:w="3498"/>
+            <w:tcW w:type="dxa" w:w="4757"/>
             <w:tcBorders>
               <w:top w:val="single" w:color="A6B8D0" w:sz="4"/>
               <w:left w:val="single" w:color="A6B8D0" w:sz="4"/>
@@ -16748,7 +16485,7 @@
         </w:trPr>
         <w:tc>
           <w:tcPr>
-            <w:tcW w:type="dxa" w:w="1398"/>
+            <w:tcW w:type="dxa" w:w="4881"/>
             <w:tcBorders>
               <w:top w:val="single" w:color="A6B8D0" w:sz="4"/>
               <w:left w:val="single" w:color="A6B8D0" w:sz="4"/>
@@ -16782,41 +16519,7 @@
         </w:tc>
         <w:tc>
           <w:tcPr>
-            <w:tcW w:type="dxa" w:w="4742"/>
-            <w:tcBorders>
-              <w:top w:val="single" w:color="A6B8D0" w:sz="4"/>
-              <w:left w:val="single" w:color="A6B8D0" w:sz="4"/>
-              <w:bottom w:val="single" w:color="A6B8D0" w:sz="4"/>
-              <w:right w:val="single" w:color="A6B8D0" w:sz="4"/>
-            </w:tcBorders>
-            <w:tcMar>
-              <w:top w:type="dxa" w:w="50"/>
-              <w:left w:type="dxa" w:w="90"/>
-              <w:bottom w:type="dxa" w:w="50"/>
-              <w:right w:type="dxa" w:w="90"/>
-            </w:tcMar>
-          </w:tcPr>
-          <w:p>
-            <w:pPr>
-              <w:keepNext/>
-              <w:keepLines/>
-              <w:spacing w:after="0" w:before="0" w:line="280"/>
-            </w:pPr>
-            <w:r>
-              <w:rPr>
-                <w:rFonts w:ascii="Microsoft YaHei" w:eastAsia="Microsoft YaHei" w:hAnsi="Microsoft YaHei"/>
-                <w:b w:val="false"/>
-                <w:bCs w:val="false"/>
-                <w:sz w:val="18"/>
-                <w:szCs w:val="18"/>
-              </w:rPr>
-              <w:t xml:space="preserve">丢失、泄露时能重新生成密钥、重新揭示声明，过去签名的处理已确定</w:t>
-            </w:r>
-          </w:p>
-        </w:tc>
-        <w:tc>
-          <w:tcPr>
-            <w:tcW w:type="dxa" w:w="3498"/>
+            <w:tcW w:type="dxa" w:w="4757"/>
             <w:tcBorders>
               <w:top w:val="single" w:color="A6B8D0" w:sz="4"/>
               <w:left w:val="single" w:color="A6B8D0" w:sz="4"/>
@@ -16856,7 +16559,7 @@
         </w:trPr>
         <w:tc>
           <w:tcPr>
-            <w:tcW w:type="dxa" w:w="1398"/>
+            <w:tcW w:type="dxa" w:w="4881"/>
             <w:tcBorders>
               <w:top w:val="single" w:color="A6B8D0" w:sz="4"/>
               <w:left w:val="single" w:color="A6B8D0" w:sz="4"/>
@@ -16890,41 +16593,7 @@
         </w:tc>
         <w:tc>
           <w:tcPr>
-            <w:tcW w:type="dxa" w:w="4742"/>
-            <w:tcBorders>
-              <w:top w:val="single" w:color="A6B8D0" w:sz="4"/>
-              <w:left w:val="single" w:color="A6B8D0" w:sz="4"/>
-              <w:bottom w:val="single" w:color="A6B8D0" w:sz="4"/>
-              <w:right w:val="single" w:color="A6B8D0" w:sz="4"/>
-            </w:tcBorders>
-            <w:tcMar>
-              <w:top w:type="dxa" w:w="50"/>
-              <w:left w:type="dxa" w:w="90"/>
-              <w:bottom w:type="dxa" w:w="50"/>
-              <w:right w:type="dxa" w:w="90"/>
-            </w:tcMar>
-          </w:tcPr>
-          <w:p>
-            <w:pPr>
-              <w:keepNext w:val="false"/>
-              <w:keepLines/>
-              <w:spacing w:after="0" w:before="0" w:line="280"/>
-            </w:pPr>
-            <w:r>
-              <w:rPr>
-                <w:rFonts w:ascii="Microsoft YaHei" w:eastAsia="Microsoft YaHei" w:hAnsi="Microsoft YaHei"/>
-                <w:b w:val="false"/>
-                <w:bCs w:val="false"/>
-                <w:sz w:val="18"/>
-                <w:szCs w:val="18"/>
-              </w:rPr>
-              <w:t xml:space="preserve">能在多个终端使用</w:t>
-            </w:r>
-          </w:p>
-        </w:tc>
-        <w:tc>
-          <w:tcPr>
-            <w:tcW w:type="dxa" w:w="3498"/>
+            <w:tcW w:type="dxa" w:w="4757"/>
             <w:tcBorders>
               <w:top w:val="single" w:color="A6B8D0" w:sz="4"/>
               <w:left w:val="single" w:color="A6B8D0" w:sz="4"/>
@@ -16972,6 +16641,35 @@
           <w:rFonts w:ascii="Microsoft YaHei" w:eastAsia="Microsoft YaHei" w:hAnsi="Microsoft YaHei"/>
         </w:rPr>
         <w:t xml:space="preserve">11. 本章声明的缺口</w:t>
+      </w:r>
+    </w:p>
+    <w:p>
+      <w:pPr>
+        <w:pStyle w:val="ListParagraph"/>
+        <w:keepNext w:val="false"/>
+        <w:keepLines/>
+        <w:numPr>
+          <w:ilvl w:val="0"/>
+          <w:numId w:val="2"/>
+        </w:numPr>
+        <w:spacing w:after="20" w:before="20" w:line="300"/>
+      </w:pPr>
+      <w:r>
+        <w:rPr>
+          <w:rFonts w:ascii="Microsoft YaHei" w:eastAsia="Microsoft YaHei" w:hAnsi="Microsoft YaHei"/>
+        </w:rPr>
+        <w:t xml:space="preserve">本章的缺口依第13章 4.1“机制的缺口”的表（章的栏为本章的行。附为何无法堵上、尽力的范围、剩余的风险、承担者）（本章不转载）。</w:t>
+      </w:r>
+    </w:p>
+    <w:p>
+      <w:pPr>
+        <w:pStyle w:val="Heading1"/>
+      </w:pPr>
+      <w:r>
+        <w:rPr>
+          <w:rFonts w:ascii="Microsoft YaHei" w:eastAsia="Microsoft YaHei" w:hAnsi="Microsoft YaHei"/>
+        </w:rPr>
+        <w:t xml:space="preserve">12. 对其他章、概要设计书的订正</w:t>
       </w:r>
     </w:p>
     <w:p>
@@ -16989,7 +16687,7 @@
         <w:rPr>
           <w:rFonts w:ascii="Microsoft YaHei" w:eastAsia="Microsoft YaHei" w:hAnsi="Microsoft YaHei"/>
         </w:rPr>
-        <w:t xml:space="preserve">冒充权利人者抢先的C2PA签名、替换、反向申诉无法防止。应用仅限于显示线索，不作判定（D-5-3“冒充权利人者的行为（抢先签名、替换签名及反向申请）视为无法防止，提示比对的线索。不作判定”）。</w:t>
+        <w:t xml:space="preserve">第1章 8.2“标识符的体系”：写明声明码的字符集为Crockford Base32（DD-2-7“声明码与识别编号统一使用Crockford Base32”）。</w:t>
       </w:r>
     </w:p>
     <w:p>
@@ -17007,127 +16705,7 @@
         <w:rPr>
           <w:rFonts w:ascii="Microsoft YaHei" w:eastAsia="Microsoft YaHei" w:hAnsi="Microsoft YaHei"/>
         </w:rPr>
-        <w:t xml:space="preserve">由于不确认使用者，输入的网名、声明所在账号是否属于本人，由进行声明码比对者确认。不进行比对的浏览者无法识别虚假的签名者。</w:t>
-      </w:r>
-    </w:p>
-    <w:p>
-      <w:pPr>
-        <w:pStyle w:val="ListParagraph"/>
-        <w:keepNext/>
-        <w:keepLines/>
-        <w:numPr>
-          <w:ilvl w:val="0"/>
-          <w:numId w:val="2"/>
-        </w:numPr>
-        <w:spacing w:after="20" w:before="20" w:line="300"/>
-      </w:pPr>
-      <w:r>
-        <w:rPr>
-          <w:rFonts w:ascii="Microsoft YaHei" w:eastAsia="Microsoft YaHei" w:hAnsi="Microsoft YaHei"/>
-        </w:rPr>
-        <w:t xml:space="preserve">对导入前公开的照片能显示的线索，限于原图与公开的事实。</w:t>
-      </w:r>
-    </w:p>
-    <w:p>
-      <w:pPr>
-        <w:pStyle w:val="ListParagraph"/>
-        <w:keepNext/>
-        <w:keepLines/>
-        <w:numPr>
-          <w:ilvl w:val="0"/>
-          <w:numId w:val="2"/>
-        </w:numPr>
-        <w:spacing w:after="20" w:before="20" w:line="300"/>
-      </w:pPr>
-      <w:r>
-        <w:rPr>
-          <w:rFonts w:ascii="Microsoft YaHei" w:eastAsia="Microsoft YaHei" w:hAnsi="Microsoft YaHei"/>
-        </w:rPr>
-        <w:t xml:space="preserve">没有把授权的撤销告知第三方的中央机制。</w:t>
-      </w:r>
-    </w:p>
-    <w:p>
-      <w:pPr>
-        <w:pStyle w:val="ListParagraph"/>
-        <w:keepNext/>
-        <w:keepLines/>
-        <w:numPr>
-          <w:ilvl w:val="0"/>
-          <w:numId w:val="2"/>
-        </w:numPr>
-        <w:spacing w:after="20" w:before="20" w:line="300"/>
-      </w:pPr>
-      <w:r>
-        <w:rPr>
-          <w:rFonts w:ascii="Microsoft YaHei" w:eastAsia="Microsoft YaHei" w:hAnsi="Microsoft YaHei"/>
-        </w:rPr>
-        <w:t xml:space="preserve">由于本系统的构成（在终端生成，不使用认证机构。设计计划书 D-5-2“C2PA签名的证书，根据使用者输入的信息在客户端应用内生成。不需要认证机构”），个人根证书不在C2PA Trust List中。在一般的验证网站上仅止于“Valid（没有篡改）”而不会成为“Trusted”，签名者不获保证。</w:t>
-      </w:r>
-    </w:p>
-    <w:p>
-      <w:pPr>
-        <w:pStyle w:val="ListParagraph"/>
-        <w:keepNext/>
-        <w:keepLines/>
-        <w:numPr>
-          <w:ilvl w:val="0"/>
-          <w:numId w:val="2"/>
-        </w:numPr>
-        <w:spacing w:after="20" w:before="20" w:line="300"/>
-      </w:pPr>
-      <w:r>
-        <w:rPr>
-          <w:rFonts w:ascii="Microsoft YaHei" w:eastAsia="Microsoft YaHei" w:hAnsi="Microsoft YaHei"/>
-        </w:rPr>
-        <w:t xml:space="preserve">把个人根证书放入</w:t>
-      </w:r>
-      <w:r>
-        <w:rPr>
-          <w:rFonts w:ascii="Consolas" w:eastAsia="Microsoft YaHei" w:hAnsi="Consolas"/>
-        </w:rPr>
-        <w:t xml:space="preserve">x5chain</w:t>
-      </w:r>
-      <w:r>
-        <w:rPr>
-          <w:rFonts w:ascii="Microsoft YaHei" w:eastAsia="Microsoft YaHei" w:hAnsi="Microsoft YaHei"/>
-        </w:rPr>
-        <w:t xml:space="preserve">，不遵循C2PA 2.4的“不宜放入”（第13章 H-42“将个人根证书放入C2PA签名的证书链（x5chain），不符合C2PA 2.4的“不宜放入””。DD-2-9“在x5chain中放入个人根证书”）。［需实测］c2pa-rs与一般的验证网站把此证书链的图片显示为Valid。</w:t>
-      </w:r>
-    </w:p>
-    <w:p>
-      <w:pPr>
-        <w:pStyle w:val="ListParagraph"/>
-        <w:keepNext/>
-        <w:keepLines/>
-        <w:numPr>
-          <w:ilvl w:val="0"/>
-          <w:numId w:val="2"/>
-        </w:numPr>
-        <w:spacing w:after="20" w:before="20" w:line="300"/>
-      </w:pPr>
-      <w:r>
-        <w:rPr>
-          <w:rFonts w:ascii="Microsoft YaHei" w:eastAsia="Microsoft YaHei" w:hAnsi="Microsoft YaHei"/>
-        </w:rPr>
-        <w:t xml:space="preserve">在没有备份的情况下丢失终端并重新揭示声明码，旧作品的声明比对将不再一致（第13章 H-43“更换声明码后（每20年的重新生成、无备份的丢失、泄露嫌疑），如声明中不保留旧码，旧作品的声明码比对就不再一致”）。提示在声明中把旧码作为“旧码（至某日）”保留（7.2）。</w:t>
-      </w:r>
-    </w:p>
-    <w:p>
-      <w:pPr>
-        <w:pStyle w:val="ListParagraph"/>
-        <w:keepNext/>
-        <w:keepLines/>
-        <w:numPr>
-          <w:ilvl w:val="0"/>
-          <w:numId w:val="2"/>
-        </w:numPr>
-        <w:spacing w:after="20" w:before="20" w:line="300"/>
-      </w:pPr>
-      <w:r>
-        <w:rPr>
-          <w:rFonts w:ascii="Microsoft YaHei" w:eastAsia="Microsoft YaHei" w:hAnsi="Microsoft YaHei"/>
-        </w:rPr>
-        <w:t xml:space="preserve">在没有Secret Service的Linux上，每次启动都需要口令。</w:t>
+        <w:t xml:space="preserve">第8章 5“备份文件”：备份文件的格式为age（第8章 DD-8-3“更换终端与故障的准备通过备份文件（age格式）进行”）。改正第1稿的Argon2id与AES-256-GCM的组合。</w:t>
       </w:r>
     </w:p>
     <w:p>
@@ -17145,72 +16723,7 @@
         <w:rPr>
           <w:rFonts w:ascii="Microsoft YaHei" w:eastAsia="Microsoft YaHei" w:hAnsi="Microsoft YaHei"/>
         </w:rPr>
-        <w:t xml:space="preserve">超过旧的个人根证书期限（生成后40年）的图片，在一般的验证器中显示为不合格。以泄露的密钥做的C2PA签名，在旧的个人根证书到期前显示为有效（3.4、7.2）。</w:t>
-      </w:r>
-    </w:p>
-    <w:p>
-      <w:pPr>
-        <w:pStyle w:val="Heading1"/>
-      </w:pPr>
-      <w:r>
-        <w:rPr>
-          <w:rFonts w:ascii="Microsoft YaHei" w:eastAsia="Microsoft YaHei" w:hAnsi="Microsoft YaHei"/>
-        </w:rPr>
-        <w:t xml:space="preserve">12. 对其他章、概要设计书的订正</w:t>
-      </w:r>
-    </w:p>
-    <w:p>
-      <w:pPr>
-        <w:pStyle w:val="ListParagraph"/>
-        <w:keepNext/>
-        <w:keepLines/>
-        <w:numPr>
-          <w:ilvl w:val="0"/>
-          <w:numId w:val="2"/>
-        </w:numPr>
-        <w:spacing w:after="20" w:before="20" w:line="300"/>
-      </w:pPr>
-      <w:r>
-        <w:rPr>
-          <w:rFonts w:ascii="Microsoft YaHei" w:eastAsia="Microsoft YaHei" w:hAnsi="Microsoft YaHei"/>
-        </w:rPr>
-        <w:t xml:space="preserve">第1章 8.2“标识符的体系”：写明声明码的字符集为Crockford Base32（DD-2-7“声明码与识别编号统一使用Crockford Base32”）。</w:t>
-      </w:r>
-    </w:p>
-    <w:p>
-      <w:pPr>
-        <w:pStyle w:val="ListParagraph"/>
-        <w:keepNext/>
-        <w:keepLines/>
-        <w:numPr>
-          <w:ilvl w:val="0"/>
-          <w:numId w:val="2"/>
-        </w:numPr>
-        <w:spacing w:after="20" w:before="20" w:line="300"/>
-      </w:pPr>
-      <w:r>
-        <w:rPr>
-          <w:rFonts w:ascii="Microsoft YaHei" w:eastAsia="Microsoft YaHei" w:hAnsi="Microsoft YaHei"/>
-        </w:rPr>
-        <w:t xml:space="preserve">第8章 5“备份文件”：备份文件的格式为age（第8章 DD-8-3“更换终端与故障的准备通过备份文件（age格式）进行”）。改正第1稿的Argon2id与AES-256-GCM的组合。</w:t>
-      </w:r>
-    </w:p>
-    <w:p>
-      <w:pPr>
-        <w:pStyle w:val="ListParagraph"/>
-        <w:keepNext w:val="false"/>
-        <w:keepLines/>
-        <w:numPr>
-          <w:ilvl w:val="0"/>
-          <w:numId w:val="2"/>
-        </w:numPr>
-        <w:spacing w:after="20" w:before="20" w:line="300"/>
-      </w:pPr>
-      <w:r>
-        <w:rPr>
-          <w:rFonts w:ascii="Microsoft YaHei" w:eastAsia="Microsoft YaHei" w:hAnsi="Microsoft YaHei"/>
-        </w:rPr>
-        <w:t xml:space="preserve">第11章 4.1“Rust的组件”：把argon2、aes-gcm改为age，并加上zeroize。</w:t>
+        <w:t xml:space="preserve">第11章 4.1“Rust的组件”：把argon2、aes-gcm改为age，并加上zeroize（2026-10-01：argon2仅为从口令导出DHT的密钥的用途再次加入。第8章 5.4。不用于密钥的保管）。</w:t>
       </w:r>
     </w:p>
     <w:sectPr>
